--- a/AtvProj(2)_Endpoint_API_SpringBoot.docx
+++ b/AtvProj(2)_Endpoint_API_SpringBoot.docx
@@ -276,13 +276,7 @@
         <w:rPr>
           <w:lang w:val="pt-BR"/>
         </w:rPr>
-        <w:t xml:space="preserve">Entender a evolução da camada de </w:t>
-      </w:r>
-      <w:r>
-        <w:rPr>
-          <w:lang w:val="pt-BR"/>
-        </w:rPr>
-        <w:t>domínio</w:t>
+        <w:t>Entender a evolução da camada de domínio</w:t>
       </w:r>
       <w:r>
         <w:rPr>
@@ -418,13 +412,7 @@
         <w:rPr>
           <w:lang w:val="pt-BR"/>
         </w:rPr>
-        <w:t>Referência: pr</w:t>
-      </w:r>
-      <w:r>
-        <w:rPr>
-          <w:lang w:val="pt-BR"/>
-        </w:rPr>
-        <w:t>ojeto-base “projeto-</w:t>
+        <w:t>Referência: projeto-base “projeto-</w:t>
       </w:r>
       <w:proofErr w:type="spellStart"/>
       <w:r>
@@ -542,20 +530,14 @@
         <w:rPr>
           <w:lang w:val="pt-BR"/>
         </w:rPr>
-        <w:t>pull-request</w:t>
+        <w:t>pull</w:t>
       </w:r>
       <w:proofErr w:type="spellEnd"/>
       <w:r>
         <w:rPr>
           <w:lang w:val="pt-BR"/>
         </w:rPr>
-        <w:t xml:space="preserve"> para me</w:t>
-      </w:r>
-      <w:r>
-        <w:rPr>
-          <w:lang w:val="pt-BR"/>
-        </w:rPr>
-        <w:t xml:space="preserve">rge para </w:t>
+        <w:t xml:space="preserve">-request para merge para </w:t>
       </w:r>
       <w:proofErr w:type="spellStart"/>
       <w:r>
@@ -610,13 +592,7 @@
         <w:rPr>
           <w:lang w:val="pt-BR"/>
         </w:rPr>
-        <w:t xml:space="preserve"> REST com Spring Boot e os alunos constroem as classes correspondentes do projeto em grupo, conforme estudo de caso abaixo. Nesta ativid</w:t>
-      </w:r>
-      <w:r>
-        <w:rPr>
-          <w:lang w:val="pt-BR"/>
-        </w:rPr>
-        <w:t xml:space="preserve">ade, será usada a </w:t>
+        <w:t xml:space="preserve"> REST com Spring Boot e os alunos constroem as classes correspondentes do projeto em grupo, conforme estudo de caso abaixo. Nesta atividade, será usada a </w:t>
       </w:r>
       <w:proofErr w:type="spellStart"/>
       <w:r>
@@ -733,25 +709,7 @@
         <w:rPr>
           <w:lang w:val="pt-BR"/>
         </w:rPr>
-        <w:t xml:space="preserve">Uma determinada </w:t>
-      </w:r>
-      <w:r>
-        <w:rPr>
-          <w:lang w:val="pt-BR"/>
-        </w:rPr>
-        <w:t>plataforma vende cursos online e EAD no modelo de assinaturas. O aluno paga um valor mensal e tem acesso a um conjunto de cursos para assinatura básica. A cada curso terminado e com média acima de 7,0, o aluno tem direito à realização de mais 3 cursos. O a</w:t>
-      </w:r>
-      <w:r>
-        <w:rPr>
-          <w:lang w:val="pt-BR"/>
-        </w:rPr>
-        <w:t>luno que escrever mais tópicos no fórum e ajudar outros participantes com seus comentários ganha um curso no final do mês. Quando o aluno conquistar 12 cursos, seu plano de assinatura passa a ser “Premium” e ele passa a receber voucher para participar de p</w:t>
-      </w:r>
-      <w:r>
-        <w:rPr>
-          <w:lang w:val="pt-BR"/>
-        </w:rPr>
-        <w:t xml:space="preserve">rojetos reais durante os cursos e receber 3 moedas, que podem ser convertidas em conhecimento (novos cursos), acumular ou receber por </w:t>
+        <w:t xml:space="preserve">Uma determinada plataforma vende cursos online e EAD no modelo de assinaturas. O aluno paga um valor mensal e tem acesso a um conjunto de cursos para assinatura básica. A cada curso terminado e com média acima de 7,0, o aluno tem direito à realização de mais 3 cursos. O aluno que escrever mais tópicos no fórum e ajudar outros participantes com seus comentários ganha um curso no final do mês. Quando o aluno conquistar 12 cursos, seu plano de assinatura passa a ser “Premium” e ele passa a receber voucher para participar de projetos reais durante os cursos e receber 3 moedas, que podem ser convertidas em conhecimento (novos cursos), acumular ou receber por </w:t>
       </w:r>
       <w:proofErr w:type="spellStart"/>
       <w:r>
@@ -887,6 +845,7 @@
       </w:pPr>
       <w:r>
         <w:rPr>
+          <w:noProof/>
           <w:lang w:val="pt-BR"/>
         </w:rPr>
         <w:drawing>
@@ -936,13 +895,7 @@
         <w:rPr>
           <w:lang w:val="pt-BR"/>
         </w:rPr>
-        <w:t>2</w:t>
-      </w:r>
-      <w:r>
-        <w:rPr>
-          <w:lang w:val="pt-BR"/>
-        </w:rPr>
-        <w:t>) Manter as dependências Spring Web, Spring Data JPA e H2 do projeto-base e adicionar a dependência do Swagger/</w:t>
+        <w:t>2) Manter as dependências Spring Web, Spring Data JPA e H2 do projeto-base e adicionar a dependência do Swagger/</w:t>
       </w:r>
       <w:proofErr w:type="spellStart"/>
       <w:r>
@@ -1188,6 +1141,7 @@
       </w:pPr>
       <w:r>
         <w:rPr>
+          <w:noProof/>
           <w:lang w:val="pt-BR"/>
         </w:rPr>
         <w:drawing>
@@ -1344,6 +1298,7 @@
       </w:pPr>
       <w:r>
         <w:rPr>
+          <w:noProof/>
           <w:lang w:val="pt-BR"/>
         </w:rPr>
         <w:drawing>
@@ -1391,6 +1346,7 @@
       </w:pPr>
       <w:r>
         <w:rPr>
+          <w:noProof/>
           <w:lang w:val="pt-BR"/>
         </w:rPr>
         <w:lastRenderedPageBreak/>
@@ -1430,8 +1386,6 @@
           </wp:inline>
         </w:drawing>
       </w:r>
-      <w:bookmarkStart w:id="0" w:name="_GoBack"/>
-      <w:bookmarkEnd w:id="0"/>
     </w:p>
     <w:p>
       <w:pPr>
@@ -1465,7 +1419,21 @@
             <w:rStyle w:val="Hyperlink"/>
             <w:lang w:val="pt-BR"/>
           </w:rPr>
-          <w:t>http://localhost:8081/swagger-ui/index.html</w:t>
+          <w:t>http://localhost:8081/swagger-u</w:t>
+        </w:r>
+        <w:r>
+          <w:rPr>
+            <w:rStyle w:val="Hyperlink"/>
+            <w:lang w:val="pt-BR"/>
+          </w:rPr>
+          <w:t>i</w:t>
+        </w:r>
+        <w:r>
+          <w:rPr>
+            <w:rStyle w:val="Hyperlink"/>
+            <w:lang w:val="pt-BR"/>
+          </w:rPr>
+          <w:t>/index.html</w:t>
         </w:r>
       </w:hyperlink>
     </w:p>
@@ -1876,13 +1844,7 @@
         <w:rPr>
           <w:lang w:val="pt-BR"/>
         </w:rPr>
-        <w:t xml:space="preserve">1) Dependência do </w:t>
-      </w:r>
-      <w:r>
-        <w:rPr>
-          <w:lang w:val="pt-BR"/>
-        </w:rPr>
-        <w:t>Swagger no pom.xml &lt;&lt;print aqui&gt;&gt;</w:t>
+        <w:t xml:space="preserve">1) Dependência do Swagger no pom.xml </w:t>
       </w:r>
     </w:p>
     <w:p>
@@ -1893,23 +1855,45 @@
       </w:pPr>
       <w:r>
         <w:rPr>
-          <w:lang w:val="pt-BR"/>
-        </w:rPr>
-        <w:t xml:space="preserve">2) Interface </w:t>
-      </w:r>
-      <w:proofErr w:type="spellStart"/>
-      <w:r>
-        <w:rPr>
-          <w:lang w:val="pt-BR"/>
-        </w:rPr>
-        <w:t>UsuarioRepository</w:t>
-      </w:r>
-      <w:proofErr w:type="spellEnd"/>
-      <w:r>
-        <w:rPr>
-          <w:lang w:val="pt-BR"/>
-        </w:rPr>
-        <w:t xml:space="preserve"> &lt;&lt;print aqui&gt;&gt;</w:t>
+          <w:noProof/>
+          <w:lang w:val="pt-BR"/>
+        </w:rPr>
+        <w:lastRenderedPageBreak/>
+        <w:drawing>
+          <wp:inline distT="0" distB="0" distL="0" distR="0" wp14:anchorId="6AB693E0" wp14:editId="7953D941">
+            <wp:extent cx="5677692" cy="1181265"/>
+            <wp:effectExtent l="0" t="0" r="0" b="0"/>
+            <wp:docPr id="6" name="Imagem 6"/>
+            <wp:cNvGraphicFramePr>
+              <a:graphicFrameLocks xmlns:a="http://schemas.openxmlformats.org/drawingml/2006/main" noChangeAspect="1"/>
+            </wp:cNvGraphicFramePr>
+            <a:graphic xmlns:a="http://schemas.openxmlformats.org/drawingml/2006/main">
+              <a:graphicData uri="http://schemas.openxmlformats.org/drawingml/2006/picture">
+                <pic:pic xmlns:pic="http://schemas.openxmlformats.org/drawingml/2006/picture">
+                  <pic:nvPicPr>
+                    <pic:cNvPr id="1" name=""/>
+                    <pic:cNvPicPr/>
+                  </pic:nvPicPr>
+                  <pic:blipFill>
+                    <a:blip r:embed="rId12"/>
+                    <a:stretch>
+                      <a:fillRect/>
+                    </a:stretch>
+                  </pic:blipFill>
+                  <pic:spPr>
+                    <a:xfrm>
+                      <a:off x="0" y="0"/>
+                      <a:ext cx="5677692" cy="1181265"/>
+                    </a:xfrm>
+                    <a:prstGeom prst="rect">
+                      <a:avLst/>
+                    </a:prstGeom>
+                  </pic:spPr>
+                </pic:pic>
+              </a:graphicData>
+            </a:graphic>
+          </wp:inline>
+        </w:drawing>
       </w:r>
     </w:p>
     <w:p>
@@ -1922,14 +1906,14 @@
         <w:rPr>
           <w:lang w:val="pt-BR"/>
         </w:rPr>
-        <w:t xml:space="preserve">3) Classe </w:t>
+        <w:t xml:space="preserve">2) Interface </w:t>
       </w:r>
       <w:proofErr w:type="spellStart"/>
       <w:r>
         <w:rPr>
           <w:lang w:val="pt-BR"/>
         </w:rPr>
-        <w:t>UsuarioService</w:t>
+        <w:t>UsuarioRepository</w:t>
       </w:r>
       <w:proofErr w:type="spellEnd"/>
       <w:r>
@@ -1947,6 +1931,129 @@
       </w:pPr>
       <w:r>
         <w:rPr>
+          <w:noProof/>
+          <w:lang w:val="pt-BR"/>
+        </w:rPr>
+        <w:drawing>
+          <wp:inline distT="0" distB="0" distL="0" distR="0" wp14:anchorId="6887E268" wp14:editId="03C03E7E">
+            <wp:extent cx="6152515" cy="1316355"/>
+            <wp:effectExtent l="0" t="0" r="635" b="0"/>
+            <wp:docPr id="7" name="Imagem 7"/>
+            <wp:cNvGraphicFramePr>
+              <a:graphicFrameLocks xmlns:a="http://schemas.openxmlformats.org/drawingml/2006/main" noChangeAspect="1"/>
+            </wp:cNvGraphicFramePr>
+            <a:graphic xmlns:a="http://schemas.openxmlformats.org/drawingml/2006/main">
+              <a:graphicData uri="http://schemas.openxmlformats.org/drawingml/2006/picture">
+                <pic:pic xmlns:pic="http://schemas.openxmlformats.org/drawingml/2006/picture">
+                  <pic:nvPicPr>
+                    <pic:cNvPr id="1" name=""/>
+                    <pic:cNvPicPr/>
+                  </pic:nvPicPr>
+                  <pic:blipFill>
+                    <a:blip r:embed="rId13"/>
+                    <a:stretch>
+                      <a:fillRect/>
+                    </a:stretch>
+                  </pic:blipFill>
+                  <pic:spPr>
+                    <a:xfrm>
+                      <a:off x="0" y="0"/>
+                      <a:ext cx="6152515" cy="1316355"/>
+                    </a:xfrm>
+                    <a:prstGeom prst="rect">
+                      <a:avLst/>
+                    </a:prstGeom>
+                  </pic:spPr>
+                </pic:pic>
+              </a:graphicData>
+            </a:graphic>
+          </wp:inline>
+        </w:drawing>
+      </w:r>
+    </w:p>
+    <w:p>
+      <w:pPr>
+        <w:rPr>
+          <w:lang w:val="pt-BR"/>
+        </w:rPr>
+      </w:pPr>
+      <w:r>
+        <w:rPr>
+          <w:lang w:val="pt-BR"/>
+        </w:rPr>
+        <w:t xml:space="preserve">3) Classe </w:t>
+      </w:r>
+      <w:proofErr w:type="spellStart"/>
+      <w:r>
+        <w:rPr>
+          <w:lang w:val="pt-BR"/>
+        </w:rPr>
+        <w:t>UsuarioService</w:t>
+      </w:r>
+      <w:proofErr w:type="spellEnd"/>
+      <w:r>
+        <w:rPr>
+          <w:lang w:val="pt-BR"/>
+        </w:rPr>
+        <w:t xml:space="preserve"> &lt;&lt;print aqui&gt;&gt;</w:t>
+      </w:r>
+    </w:p>
+    <w:p>
+      <w:pPr>
+        <w:rPr>
+          <w:lang w:val="pt-BR"/>
+        </w:rPr>
+      </w:pPr>
+      <w:r>
+        <w:rPr>
+          <w:noProof/>
+          <w:lang w:val="pt-BR"/>
+        </w:rPr>
+        <w:drawing>
+          <wp:inline distT="0" distB="0" distL="0" distR="0" wp14:anchorId="612FCD67" wp14:editId="74B6F176">
+            <wp:extent cx="5605587" cy="4866199"/>
+            <wp:effectExtent l="0" t="0" r="0" b="0"/>
+            <wp:docPr id="8" name="Imagem 8"/>
+            <wp:cNvGraphicFramePr>
+              <a:graphicFrameLocks xmlns:a="http://schemas.openxmlformats.org/drawingml/2006/main" noChangeAspect="1"/>
+            </wp:cNvGraphicFramePr>
+            <a:graphic xmlns:a="http://schemas.openxmlformats.org/drawingml/2006/main">
+              <a:graphicData uri="http://schemas.openxmlformats.org/drawingml/2006/picture">
+                <pic:pic xmlns:pic="http://schemas.openxmlformats.org/drawingml/2006/picture">
+                  <pic:nvPicPr>
+                    <pic:cNvPr id="1" name=""/>
+                    <pic:cNvPicPr/>
+                  </pic:nvPicPr>
+                  <pic:blipFill>
+                    <a:blip r:embed="rId14"/>
+                    <a:stretch>
+                      <a:fillRect/>
+                    </a:stretch>
+                  </pic:blipFill>
+                  <pic:spPr>
+                    <a:xfrm>
+                      <a:off x="0" y="0"/>
+                      <a:ext cx="5654810" cy="4908929"/>
+                    </a:xfrm>
+                    <a:prstGeom prst="rect">
+                      <a:avLst/>
+                    </a:prstGeom>
+                  </pic:spPr>
+                </pic:pic>
+              </a:graphicData>
+            </a:graphic>
+          </wp:inline>
+        </w:drawing>
+      </w:r>
+    </w:p>
+    <w:p>
+      <w:pPr>
+        <w:rPr>
+          <w:lang w:val="pt-BR"/>
+        </w:rPr>
+      </w:pPr>
+      <w:r>
+        <w:rPr>
           <w:lang w:val="pt-BR"/>
         </w:rPr>
         <w:lastRenderedPageBreak/>
@@ -1975,23 +2082,44 @@
       </w:pPr>
       <w:r>
         <w:rPr>
-          <w:lang w:val="pt-BR"/>
-        </w:rPr>
-        <w:t xml:space="preserve">5) Execução da classe </w:t>
-      </w:r>
-      <w:proofErr w:type="spellStart"/>
-      <w:r>
-        <w:rPr>
-          <w:lang w:val="pt-BR"/>
-        </w:rPr>
-        <w:t>SpringApplication</w:t>
-      </w:r>
-      <w:proofErr w:type="spellEnd"/>
-      <w:r>
-        <w:rPr>
-          <w:lang w:val="pt-BR"/>
-        </w:rPr>
-        <w:t xml:space="preserve"> &lt;&lt;print aqui&gt;&gt;</w:t>
+          <w:noProof/>
+          <w:lang w:val="pt-BR"/>
+        </w:rPr>
+        <w:drawing>
+          <wp:inline distT="0" distB="0" distL="0" distR="0" wp14:anchorId="482CF5D7" wp14:editId="44422378">
+            <wp:extent cx="3996515" cy="3942893"/>
+            <wp:effectExtent l="0" t="0" r="4445" b="635"/>
+            <wp:docPr id="9" name="Imagem 9"/>
+            <wp:cNvGraphicFramePr>
+              <a:graphicFrameLocks xmlns:a="http://schemas.openxmlformats.org/drawingml/2006/main" noChangeAspect="1"/>
+            </wp:cNvGraphicFramePr>
+            <a:graphic xmlns:a="http://schemas.openxmlformats.org/drawingml/2006/main">
+              <a:graphicData uri="http://schemas.openxmlformats.org/drawingml/2006/picture">
+                <pic:pic xmlns:pic="http://schemas.openxmlformats.org/drawingml/2006/picture">
+                  <pic:nvPicPr>
+                    <pic:cNvPr id="1" name=""/>
+                    <pic:cNvPicPr/>
+                  </pic:nvPicPr>
+                  <pic:blipFill>
+                    <a:blip r:embed="rId15"/>
+                    <a:stretch>
+                      <a:fillRect/>
+                    </a:stretch>
+                  </pic:blipFill>
+                  <pic:spPr>
+                    <a:xfrm>
+                      <a:off x="0" y="0"/>
+                      <a:ext cx="3999037" cy="3945381"/>
+                    </a:xfrm>
+                    <a:prstGeom prst="rect">
+                      <a:avLst/>
+                    </a:prstGeom>
+                  </pic:spPr>
+                </pic:pic>
+              </a:graphicData>
+            </a:graphic>
+          </wp:inline>
+        </w:drawing>
       </w:r>
     </w:p>
     <w:p>
@@ -2002,10 +2130,23 @@
       </w:pPr>
       <w:r>
         <w:rPr>
-          <w:b/>
-          <w:lang w:val="pt-BR"/>
-        </w:rPr>
-        <w:t>Parte C – Evidências de funcionamento</w:t>
+          <w:lang w:val="pt-BR"/>
+        </w:rPr>
+        <w:t xml:space="preserve">5) Execução da classe </w:t>
+      </w:r>
+      <w:proofErr w:type="spellStart"/>
+      <w:r>
+        <w:rPr>
+          <w:lang w:val="pt-BR"/>
+        </w:rPr>
+        <w:t>SpringApplication</w:t>
+      </w:r>
+      <w:proofErr w:type="spellEnd"/>
+      <w:r>
+        <w:rPr>
+          <w:lang w:val="pt-BR"/>
+        </w:rPr>
+        <w:t xml:space="preserve"> &lt;&lt;print aqui&gt;&gt;</w:t>
       </w:r>
     </w:p>
     <w:p>
@@ -2016,9 +2157,10 @@
       </w:pPr>
       <w:r>
         <w:rPr>
-          <w:lang w:val="pt-BR"/>
-        </w:rPr>
-        <w:t>Caminho do Swagger UI: http://localhost:8081/swagger-ui/index.html</w:t>
+          <w:b/>
+          <w:lang w:val="pt-BR"/>
+        </w:rPr>
+        <w:t>Parte C – Evidências de funcionamento</w:t>
       </w:r>
     </w:p>
     <w:p>
@@ -2031,7 +2173,7 @@
         <w:rPr>
           <w:lang w:val="pt-BR"/>
         </w:rPr>
-        <w:t>Caminho do H2 Console: http://localhost:8081/h2-console</w:t>
+        <w:t>Caminho do Swagger UI: http://localhost:8081/swagger-ui/index.html</w:t>
       </w:r>
     </w:p>
     <w:p>
@@ -2044,7 +2186,7 @@
         <w:rPr>
           <w:lang w:val="pt-BR"/>
         </w:rPr>
-        <w:t>8.1) Servidor e projeto Java ativo &lt;&lt;print aqui&gt;&gt;</w:t>
+        <w:t>Caminho do H2 Console: http://localhost:8081/h2-console</w:t>
       </w:r>
     </w:p>
     <w:p>
@@ -2057,7 +2199,7 @@
         <w:rPr>
           <w:lang w:val="pt-BR"/>
         </w:rPr>
-        <w:t>8.2) Aplicação rodando na porta 8081 &lt;&lt;print aqui&gt;&gt;</w:t>
+        <w:t>8.1) Servidor e projeto Java ativo &lt;&lt;print aqui&gt;&gt;</w:t>
       </w:r>
     </w:p>
     <w:p>
@@ -2066,150 +2208,67 @@
           <w:lang w:val="pt-BR"/>
         </w:rPr>
       </w:pPr>
-      <w:r>
-        <w:rPr>
-          <w:lang w:val="pt-BR"/>
-        </w:rPr>
-        <w:t xml:space="preserve">8.3) Swagger </w:t>
-      </w:r>
-      <w:proofErr w:type="spellStart"/>
-      <w:r>
-        <w:rPr>
-          <w:lang w:val="pt-BR"/>
-        </w:rPr>
-        <w:t>renderizado</w:t>
-      </w:r>
-      <w:proofErr w:type="spellEnd"/>
-      <w:r>
-        <w:rPr>
-          <w:lang w:val="pt-BR"/>
-        </w:rPr>
-        <w:t xml:space="preserve"> no nav</w:t>
-      </w:r>
-      <w:r>
-        <w:rPr>
-          <w:lang w:val="pt-BR"/>
-        </w:rPr>
-        <w:t>egador &lt;&lt;print aqui&gt;&gt;</w:t>
-      </w:r>
     </w:p>
     <w:p>
-      <w:r>
-        <w:t>8.4) Endpoint POST /</w:t>
-      </w:r>
-      <w:proofErr w:type="spellStart"/>
-      <w:r>
-        <w:t>usuarios</w:t>
-      </w:r>
-      <w:proofErr w:type="spellEnd"/>
-      <w:r>
-        <w:t xml:space="preserve"> </w:t>
-      </w:r>
-      <w:proofErr w:type="spellStart"/>
-      <w:r>
-        <w:t>testado</w:t>
-      </w:r>
-      <w:proofErr w:type="spellEnd"/>
-      <w:r>
-        <w:t xml:space="preserve"> no Swagger &lt;&lt;print </w:t>
-      </w:r>
-      <w:proofErr w:type="spellStart"/>
-      <w:r>
-        <w:t>aqui</w:t>
-      </w:r>
-      <w:proofErr w:type="spellEnd"/>
-      <w:r>
-        <w:t>&gt;&gt;</w:t>
-      </w:r>
+      <w:pPr>
+        <w:rPr>
+          <w:u w:val="single"/>
+          <w:lang w:val="pt-BR"/>
+        </w:rPr>
+      </w:pPr>
     </w:p>
     <w:p>
-      <w:r>
-        <w:t>8.5) Endpoint GET /</w:t>
-      </w:r>
-      <w:proofErr w:type="spellStart"/>
-      <w:r>
-        <w:t>usuarios</w:t>
-      </w:r>
-      <w:proofErr w:type="spellEnd"/>
-      <w:r>
-        <w:t xml:space="preserve"> </w:t>
-      </w:r>
-      <w:proofErr w:type="spellStart"/>
-      <w:r>
-        <w:t>testado</w:t>
-      </w:r>
-      <w:proofErr w:type="spellEnd"/>
-      <w:r>
-        <w:t xml:space="preserve"> no Swagger &lt;&lt;print </w:t>
-      </w:r>
-      <w:proofErr w:type="spellStart"/>
-      <w:r>
-        <w:t>aqui</w:t>
-      </w:r>
-      <w:proofErr w:type="spellEnd"/>
-      <w:r>
-        <w:t>&gt;&gt;</w:t>
+      <w:pPr>
+        <w:rPr>
+          <w:lang w:val="pt-BR"/>
+        </w:rPr>
+      </w:pPr>
+      <w:r>
+        <w:rPr>
+          <w:lang w:val="pt-BR"/>
+        </w:rPr>
+        <w:t>8.2) Aplicação rodando na porta 8081 &lt;&lt;print aqui&gt;&gt;</w:t>
       </w:r>
     </w:p>
     <w:p>
-      <w:r>
-        <w:t>8.6) Endpoint GET /</w:t>
-      </w:r>
-      <w:proofErr w:type="spellStart"/>
-      <w:r>
-        <w:t>usuarios</w:t>
-      </w:r>
-      <w:proofErr w:type="spellEnd"/>
-      <w:r>
-        <w:t xml:space="preserve">/{id} </w:t>
-      </w:r>
-      <w:proofErr w:type="spellStart"/>
-      <w:r>
-        <w:t>testado</w:t>
-      </w:r>
-      <w:proofErr w:type="spellEnd"/>
-      <w:r>
-        <w:t xml:space="preserve"> no Swagger &lt;&lt;print </w:t>
-      </w:r>
-      <w:proofErr w:type="spellStart"/>
-      <w:r>
-        <w:t>aqui</w:t>
-      </w:r>
-      <w:proofErr w:type="spellEnd"/>
-      <w:r>
-        <w:t>&gt;&gt;</w:t>
+      <w:pPr>
+        <w:rPr>
+          <w:lang w:val="pt-BR"/>
+        </w:rPr>
+      </w:pPr>
+      <w:r>
+        <w:rPr>
+          <w:lang w:val="pt-BR"/>
+        </w:rPr>
+        <w:br w:type="page"/>
       </w:r>
     </w:p>
     <w:p>
-      <w:r>
-        <w:t>8.7) Endpoint PUT /</w:t>
+      <w:pPr>
+        <w:rPr>
+          <w:lang w:val="pt-BR"/>
+        </w:rPr>
+      </w:pPr>
+      <w:r>
+        <w:rPr>
+          <w:lang w:val="pt-BR"/>
+        </w:rPr>
+        <w:lastRenderedPageBreak/>
+        <w:t xml:space="preserve">8.3) Swagger </w:t>
       </w:r>
       <w:proofErr w:type="spellStart"/>
       <w:r>
-        <w:t>usuarios</w:t>
+        <w:rPr>
+          <w:lang w:val="pt-BR"/>
+        </w:rPr>
+        <w:t>renderizado</w:t>
       </w:r>
       <w:proofErr w:type="spellEnd"/>
       <w:r>
-        <w:t xml:space="preserve">/{id} </w:t>
-      </w:r>
-      <w:proofErr w:type="spellStart"/>
-      <w:r>
-        <w:t>testado</w:t>
-      </w:r>
-      <w:proofErr w:type="spellEnd"/>
-      <w:r>
-        <w:t xml:space="preserve"> n</w:t>
-      </w:r>
-      <w:r>
-        <w:t xml:space="preserve">o Swagger &lt;&lt;print </w:t>
-      </w:r>
-      <w:proofErr w:type="spellStart"/>
-      <w:r>
-        <w:t>aqui</w:t>
-      </w:r>
-      <w:proofErr w:type="spellEnd"/>
-      <w:r>
-        <w:t>&gt;&gt;</w:t>
+        <w:rPr>
+          <w:lang w:val="pt-BR"/>
+        </w:rPr>
+        <w:t xml:space="preserve"> no navegador &lt;&lt;print aqui&gt;&gt;</w:t>
       </w:r>
     </w:p>
     <w:p>
@@ -2218,85 +2277,546 @@
           <w:lang w:val="pt-BR"/>
         </w:rPr>
       </w:pPr>
-      <w:r>
-        <w:rPr>
-          <w:lang w:val="pt-BR"/>
-        </w:rPr>
-        <w:t xml:space="preserve">8.8) </w:t>
-      </w:r>
-      <w:proofErr w:type="spellStart"/>
-      <w:r>
-        <w:rPr>
-          <w:lang w:val="pt-BR"/>
-        </w:rPr>
-        <w:t>Endpoint</w:t>
-      </w:r>
-      <w:proofErr w:type="spellEnd"/>
-      <w:r>
-        <w:rPr>
-          <w:lang w:val="pt-BR"/>
-        </w:rPr>
-        <w:t xml:space="preserve"> DELETE /</w:t>
-      </w:r>
-      <w:proofErr w:type="spellStart"/>
-      <w:r>
-        <w:rPr>
-          <w:lang w:val="pt-BR"/>
-        </w:rPr>
-        <w:t>usuarios</w:t>
-      </w:r>
-      <w:proofErr w:type="spellEnd"/>
-      <w:r>
-        <w:rPr>
-          <w:lang w:val="pt-BR"/>
-        </w:rPr>
-        <w:t>/{id} testado no Swagger &lt;&lt;print aqui&gt;&gt;</w:t>
-      </w:r>
     </w:p>
     <w:p>
-      <w:pPr>
-        <w:rPr>
-          <w:lang w:val="pt-BR"/>
-        </w:rPr>
-      </w:pPr>
-      <w:r>
-        <w:rPr>
-          <w:lang w:val="pt-BR"/>
-        </w:rPr>
-        <w:t>8.9) Console do H2 após uso da API &lt;&lt;print aqui&gt;&gt;</w:t>
+      <w:r>
+        <w:t>8.4) Endpoint POST /</w:t>
+      </w:r>
+      <w:proofErr w:type="spellStart"/>
+      <w:r>
+        <w:t>usuarios</w:t>
+      </w:r>
+      <w:proofErr w:type="spellEnd"/>
+      <w:r>
+        <w:t xml:space="preserve"> </w:t>
+      </w:r>
+      <w:proofErr w:type="spellStart"/>
+      <w:r>
+        <w:t>testado</w:t>
+      </w:r>
+      <w:proofErr w:type="spellEnd"/>
+      <w:r>
+        <w:t xml:space="preserve"> no Swagger &lt;&lt;print </w:t>
+      </w:r>
+      <w:proofErr w:type="spellStart"/>
+      <w:r>
+        <w:t>aqui</w:t>
+      </w:r>
+      <w:proofErr w:type="spellEnd"/>
+      <w:r>
+        <w:t>&gt;&gt;</w:t>
       </w:r>
     </w:p>
     <w:p>
-      <w:pPr>
-        <w:rPr>
-          <w:lang w:val="pt-BR"/>
-        </w:rPr>
-      </w:pPr>
-      <w:r>
-        <w:rPr>
-          <w:b/>
-          <w:lang w:val="pt-BR"/>
-        </w:rPr>
-        <w:t>Parte D – Testes no banco de dados</w:t>
+      <w:r>
+        <w:rPr>
+          <w:noProof/>
+          <w:lang w:val="pt-BR"/>
+        </w:rPr>
+        <w:drawing>
+          <wp:inline distT="0" distB="0" distL="0" distR="0" wp14:anchorId="79D1DD6A" wp14:editId="6555A5EC">
+            <wp:extent cx="4516341" cy="3509037"/>
+            <wp:effectExtent l="0" t="0" r="0" b="0"/>
+            <wp:docPr id="14" name="Imagem 14"/>
+            <wp:cNvGraphicFramePr>
+              <a:graphicFrameLocks xmlns:a="http://schemas.openxmlformats.org/drawingml/2006/main" noChangeAspect="1"/>
+            </wp:cNvGraphicFramePr>
+            <a:graphic xmlns:a="http://schemas.openxmlformats.org/drawingml/2006/main">
+              <a:graphicData uri="http://schemas.openxmlformats.org/drawingml/2006/picture">
+                <pic:pic xmlns:pic="http://schemas.openxmlformats.org/drawingml/2006/picture">
+                  <pic:nvPicPr>
+                    <pic:cNvPr id="1" name=""/>
+                    <pic:cNvPicPr/>
+                  </pic:nvPicPr>
+                  <pic:blipFill>
+                    <a:blip r:embed="rId16"/>
+                    <a:stretch>
+                      <a:fillRect/>
+                    </a:stretch>
+                  </pic:blipFill>
+                  <pic:spPr>
+                    <a:xfrm>
+                      <a:off x="0" y="0"/>
+                      <a:ext cx="4562699" cy="3545056"/>
+                    </a:xfrm>
+                    <a:prstGeom prst="rect">
+                      <a:avLst/>
+                    </a:prstGeom>
+                  </pic:spPr>
+                </pic:pic>
+              </a:graphicData>
+            </a:graphic>
+          </wp:inline>
+        </w:drawing>
       </w:r>
     </w:p>
     <w:p>
       <w:pPr>
-        <w:rPr>
-          <w:lang w:val="pt-BR"/>
-        </w:rPr>
-      </w:pPr>
-      <w:r>
-        <w:rPr>
-          <w:lang w:val="pt-BR"/>
-        </w:rPr>
-        <w:t xml:space="preserve">Executar os seguintes comandos SQL no H2 Console e registrar os prints </w:t>
-      </w:r>
-      <w:r>
-        <w:rPr>
-          <w:lang w:val="pt-BR"/>
-        </w:rPr>
-        <w:t>correspondentes:</w:t>
+        <w:tabs>
+          <w:tab w:val="left" w:pos="7037"/>
+        </w:tabs>
+      </w:pPr>
+      <w:r>
+        <w:t>8.5) Endpoint GET /</w:t>
+      </w:r>
+      <w:proofErr w:type="spellStart"/>
+      <w:r>
+        <w:t>usuarios</w:t>
+      </w:r>
+      <w:proofErr w:type="spellEnd"/>
+      <w:r>
+        <w:t xml:space="preserve"> </w:t>
+      </w:r>
+      <w:proofErr w:type="spellStart"/>
+      <w:r>
+        <w:t>testado</w:t>
+      </w:r>
+      <w:proofErr w:type="spellEnd"/>
+      <w:r>
+        <w:t xml:space="preserve"> no Swagger &lt;&lt;print </w:t>
+      </w:r>
+      <w:proofErr w:type="spellStart"/>
+      <w:r>
+        <w:t>aqui</w:t>
+      </w:r>
+      <w:proofErr w:type="spellEnd"/>
+      <w:r>
+        <w:t>&gt;&gt;</w:t>
+      </w:r>
+      <w:r>
+        <w:tab/>
+      </w:r>
+    </w:p>
+    <w:p>
+      <w:pPr>
+        <w:tabs>
+          <w:tab w:val="left" w:pos="7037"/>
+        </w:tabs>
+      </w:pPr>
+      <w:r>
+        <w:drawing>
+          <wp:inline distT="0" distB="0" distL="0" distR="0" wp14:anchorId="1DBDB45C" wp14:editId="27716040">
+            <wp:extent cx="4619708" cy="2620966"/>
+            <wp:effectExtent l="0" t="0" r="0" b="8255"/>
+            <wp:docPr id="3" name="Imagem 3"/>
+            <wp:cNvGraphicFramePr>
+              <a:graphicFrameLocks xmlns:a="http://schemas.openxmlformats.org/drawingml/2006/main" noChangeAspect="1"/>
+            </wp:cNvGraphicFramePr>
+            <a:graphic xmlns:a="http://schemas.openxmlformats.org/drawingml/2006/main">
+              <a:graphicData uri="http://schemas.openxmlformats.org/drawingml/2006/picture">
+                <pic:pic xmlns:pic="http://schemas.openxmlformats.org/drawingml/2006/picture">
+                  <pic:nvPicPr>
+                    <pic:cNvPr id="1" name=""/>
+                    <pic:cNvPicPr/>
+                  </pic:nvPicPr>
+                  <pic:blipFill>
+                    <a:blip r:embed="rId17"/>
+                    <a:stretch>
+                      <a:fillRect/>
+                    </a:stretch>
+                  </pic:blipFill>
+                  <pic:spPr>
+                    <a:xfrm>
+                      <a:off x="0" y="0"/>
+                      <a:ext cx="4620073" cy="2621173"/>
+                    </a:xfrm>
+                    <a:prstGeom prst="rect">
+                      <a:avLst/>
+                    </a:prstGeom>
+                  </pic:spPr>
+                </pic:pic>
+              </a:graphicData>
+            </a:graphic>
+          </wp:inline>
+        </w:drawing>
+      </w:r>
+    </w:p>
+    <w:p>
+      <w:r>
+        <w:br w:type="page"/>
+      </w:r>
+    </w:p>
+    <w:p>
+      <w:r>
+        <w:lastRenderedPageBreak/>
+        <w:t>8.6) Endpoint GET /</w:t>
+      </w:r>
+      <w:proofErr w:type="spellStart"/>
+      <w:r>
+        <w:t>usuarios</w:t>
+      </w:r>
+      <w:proofErr w:type="spellEnd"/>
+      <w:r>
+        <w:t xml:space="preserve">/{id} </w:t>
+      </w:r>
+      <w:proofErr w:type="spellStart"/>
+      <w:r>
+        <w:t>testado</w:t>
+      </w:r>
+      <w:proofErr w:type="spellEnd"/>
+      <w:r>
+        <w:t xml:space="preserve"> no Swagger &lt;&lt;print </w:t>
+      </w:r>
+      <w:proofErr w:type="spellStart"/>
+      <w:r>
+        <w:t>aqui</w:t>
+      </w:r>
+      <w:proofErr w:type="spellEnd"/>
+      <w:r>
+        <w:t>&gt;&gt;</w:t>
+      </w:r>
+    </w:p>
+    <w:p>
+      <w:r>
+        <w:drawing>
+          <wp:inline distT="0" distB="0" distL="0" distR="0" wp14:anchorId="281F9D61" wp14:editId="62F54F83">
+            <wp:extent cx="6152515" cy="3970020"/>
+            <wp:effectExtent l="0" t="0" r="635" b="0"/>
+            <wp:docPr id="10" name="Imagem 10"/>
+            <wp:cNvGraphicFramePr>
+              <a:graphicFrameLocks xmlns:a="http://schemas.openxmlformats.org/drawingml/2006/main" noChangeAspect="1"/>
+            </wp:cNvGraphicFramePr>
+            <a:graphic xmlns:a="http://schemas.openxmlformats.org/drawingml/2006/main">
+              <a:graphicData uri="http://schemas.openxmlformats.org/drawingml/2006/picture">
+                <pic:pic xmlns:pic="http://schemas.openxmlformats.org/drawingml/2006/picture">
+                  <pic:nvPicPr>
+                    <pic:cNvPr id="1" name=""/>
+                    <pic:cNvPicPr/>
+                  </pic:nvPicPr>
+                  <pic:blipFill>
+                    <a:blip r:embed="rId18"/>
+                    <a:stretch>
+                      <a:fillRect/>
+                    </a:stretch>
+                  </pic:blipFill>
+                  <pic:spPr>
+                    <a:xfrm>
+                      <a:off x="0" y="0"/>
+                      <a:ext cx="6152515" cy="3970020"/>
+                    </a:xfrm>
+                    <a:prstGeom prst="rect">
+                      <a:avLst/>
+                    </a:prstGeom>
+                  </pic:spPr>
+                </pic:pic>
+              </a:graphicData>
+            </a:graphic>
+          </wp:inline>
+        </w:drawing>
+      </w:r>
+    </w:p>
+    <w:p>
+      <w:r>
+        <w:t>8.7) Endpoint PUT /</w:t>
+      </w:r>
+      <w:proofErr w:type="spellStart"/>
+      <w:r>
+        <w:t>usuarios</w:t>
+      </w:r>
+      <w:proofErr w:type="spellEnd"/>
+      <w:r>
+        <w:t xml:space="preserve">/{id} </w:t>
+      </w:r>
+      <w:proofErr w:type="spellStart"/>
+      <w:r>
+        <w:t>testado</w:t>
+      </w:r>
+      <w:proofErr w:type="spellEnd"/>
+      <w:r>
+        <w:t xml:space="preserve"> no Swagger &lt;&lt;print </w:t>
+      </w:r>
+      <w:proofErr w:type="spellStart"/>
+      <w:r>
+        <w:t>aqui</w:t>
+      </w:r>
+      <w:proofErr w:type="spellEnd"/>
+      <w:r>
+        <w:t>&gt;&gt;</w:t>
+      </w:r>
+    </w:p>
+    <w:p>
+      <w:r>
+        <w:drawing>
+          <wp:inline distT="0" distB="0" distL="0" distR="0" wp14:anchorId="368A8EDA" wp14:editId="57A9D6B0">
+            <wp:extent cx="2657532" cy="2415614"/>
+            <wp:effectExtent l="0" t="0" r="0" b="3810"/>
+            <wp:docPr id="11" name="Imagem 11"/>
+            <wp:cNvGraphicFramePr>
+              <a:graphicFrameLocks xmlns:a="http://schemas.openxmlformats.org/drawingml/2006/main" noChangeAspect="1"/>
+            </wp:cNvGraphicFramePr>
+            <a:graphic xmlns:a="http://schemas.openxmlformats.org/drawingml/2006/main">
+              <a:graphicData uri="http://schemas.openxmlformats.org/drawingml/2006/picture">
+                <pic:pic xmlns:pic="http://schemas.openxmlformats.org/drawingml/2006/picture">
+                  <pic:nvPicPr>
+                    <pic:cNvPr id="1" name=""/>
+                    <pic:cNvPicPr/>
+                  </pic:nvPicPr>
+                  <pic:blipFill>
+                    <a:blip r:embed="rId19"/>
+                    <a:stretch>
+                      <a:fillRect/>
+                    </a:stretch>
+                  </pic:blipFill>
+                  <pic:spPr>
+                    <a:xfrm>
+                      <a:off x="0" y="0"/>
+                      <a:ext cx="2660194" cy="2418034"/>
+                    </a:xfrm>
+                    <a:prstGeom prst="rect">
+                      <a:avLst/>
+                    </a:prstGeom>
+                  </pic:spPr>
+                </pic:pic>
+              </a:graphicData>
+            </a:graphic>
+          </wp:inline>
+        </w:drawing>
+      </w:r>
+    </w:p>
+    <w:p>
+      <w:pPr>
+        <w:rPr>
+          <w:lang w:val="pt-BR"/>
+        </w:rPr>
+      </w:pPr>
+      <w:r>
+        <w:rPr>
+          <w:lang w:val="pt-BR"/>
+        </w:rPr>
+        <w:t xml:space="preserve">8.8) </w:t>
+      </w:r>
+      <w:proofErr w:type="spellStart"/>
+      <w:r>
+        <w:rPr>
+          <w:lang w:val="pt-BR"/>
+        </w:rPr>
+        <w:t>Endpoint</w:t>
+      </w:r>
+      <w:proofErr w:type="spellEnd"/>
+      <w:r>
+        <w:rPr>
+          <w:lang w:val="pt-BR"/>
+        </w:rPr>
+        <w:t xml:space="preserve"> DELETE /</w:t>
+      </w:r>
+      <w:proofErr w:type="spellStart"/>
+      <w:r>
+        <w:rPr>
+          <w:lang w:val="pt-BR"/>
+        </w:rPr>
+        <w:t>usuarios</w:t>
+      </w:r>
+      <w:proofErr w:type="spellEnd"/>
+      <w:r>
+        <w:rPr>
+          <w:lang w:val="pt-BR"/>
+        </w:rPr>
+        <w:t>/{id} testado no Swagger &lt;&lt;print aqui&gt;&gt;</w:t>
+      </w:r>
+    </w:p>
+    <w:p>
+      <w:pPr>
+        <w:rPr>
+          <w:lang w:val="pt-BR"/>
+        </w:rPr>
+      </w:pPr>
+      <w:r>
+        <w:rPr>
+          <w:lang w:val="pt-BR"/>
+        </w:rPr>
+        <w:lastRenderedPageBreak/>
+        <w:drawing>
+          <wp:inline distT="0" distB="0" distL="0" distR="0" wp14:anchorId="6212C09D" wp14:editId="284AE68A">
+            <wp:extent cx="6152515" cy="3235325"/>
+            <wp:effectExtent l="0" t="0" r="635" b="3175"/>
+            <wp:docPr id="12" name="Imagem 12"/>
+            <wp:cNvGraphicFramePr>
+              <a:graphicFrameLocks xmlns:a="http://schemas.openxmlformats.org/drawingml/2006/main" noChangeAspect="1"/>
+            </wp:cNvGraphicFramePr>
+            <a:graphic xmlns:a="http://schemas.openxmlformats.org/drawingml/2006/main">
+              <a:graphicData uri="http://schemas.openxmlformats.org/drawingml/2006/picture">
+                <pic:pic xmlns:pic="http://schemas.openxmlformats.org/drawingml/2006/picture">
+                  <pic:nvPicPr>
+                    <pic:cNvPr id="1" name=""/>
+                    <pic:cNvPicPr/>
+                  </pic:nvPicPr>
+                  <pic:blipFill>
+                    <a:blip r:embed="rId20"/>
+                    <a:stretch>
+                      <a:fillRect/>
+                    </a:stretch>
+                  </pic:blipFill>
+                  <pic:spPr>
+                    <a:xfrm>
+                      <a:off x="0" y="0"/>
+                      <a:ext cx="6152515" cy="3235325"/>
+                    </a:xfrm>
+                    <a:prstGeom prst="rect">
+                      <a:avLst/>
+                    </a:prstGeom>
+                  </pic:spPr>
+                </pic:pic>
+              </a:graphicData>
+            </a:graphic>
+          </wp:inline>
+        </w:drawing>
+      </w:r>
+    </w:p>
+    <w:p>
+      <w:pPr>
+        <w:rPr>
+          <w:lang w:val="pt-BR"/>
+        </w:rPr>
+      </w:pPr>
+      <w:r>
+        <w:rPr>
+          <w:lang w:val="pt-BR"/>
+        </w:rPr>
+        <w:br w:type="page"/>
+      </w:r>
+    </w:p>
+    <w:p>
+      <w:pPr>
+        <w:rPr>
+          <w:lang w:val="pt-BR"/>
+        </w:rPr>
+      </w:pPr>
+      <w:r>
+        <w:rPr>
+          <w:lang w:val="pt-BR"/>
+        </w:rPr>
+        <w:lastRenderedPageBreak/>
+        <w:t>8.9) Console do H2 após uso da API &lt;&lt;print aqui&gt;&gt;</w:t>
+      </w:r>
+    </w:p>
+    <w:p>
+      <w:pPr>
+        <w:rPr>
+          <w:lang w:val="pt-BR"/>
+        </w:rPr>
+      </w:pPr>
+      <w:r>
+        <w:rPr>
+          <w:lang w:val="pt-BR"/>
+        </w:rPr>
+        <w:drawing>
+          <wp:inline distT="0" distB="0" distL="0" distR="0" wp14:anchorId="1763DB95" wp14:editId="6CC39ED7">
+            <wp:extent cx="2719304" cy="4229318"/>
+            <wp:effectExtent l="0" t="0" r="5080" b="0"/>
+            <wp:docPr id="15" name="Imagem 15"/>
+            <wp:cNvGraphicFramePr>
+              <a:graphicFrameLocks xmlns:a="http://schemas.openxmlformats.org/drawingml/2006/main" noChangeAspect="1"/>
+            </wp:cNvGraphicFramePr>
+            <a:graphic xmlns:a="http://schemas.openxmlformats.org/drawingml/2006/main">
+              <a:graphicData uri="http://schemas.openxmlformats.org/drawingml/2006/picture">
+                <pic:pic xmlns:pic="http://schemas.openxmlformats.org/drawingml/2006/picture">
+                  <pic:nvPicPr>
+                    <pic:cNvPr id="1" name=""/>
+                    <pic:cNvPicPr/>
+                  </pic:nvPicPr>
+                  <pic:blipFill>
+                    <a:blip r:embed="rId21"/>
+                    <a:stretch>
+                      <a:fillRect/>
+                    </a:stretch>
+                  </pic:blipFill>
+                  <pic:spPr>
+                    <a:xfrm>
+                      <a:off x="0" y="0"/>
+                      <a:ext cx="2743035" cy="4266227"/>
+                    </a:xfrm>
+                    <a:prstGeom prst="rect">
+                      <a:avLst/>
+                    </a:prstGeom>
+                  </pic:spPr>
+                </pic:pic>
+              </a:graphicData>
+            </a:graphic>
+          </wp:inline>
+        </w:drawing>
+      </w:r>
+      <w:r>
+        <w:rPr>
+          <w:lang w:val="pt-BR"/>
+        </w:rPr>
+        <w:drawing>
+          <wp:inline distT="0" distB="0" distL="0" distR="0" wp14:anchorId="55884F30" wp14:editId="6952BEB9">
+            <wp:extent cx="2495898" cy="6706536"/>
+            <wp:effectExtent l="0" t="0" r="0" b="0"/>
+            <wp:docPr id="16" name="Imagem 16"/>
+            <wp:cNvGraphicFramePr>
+              <a:graphicFrameLocks xmlns:a="http://schemas.openxmlformats.org/drawingml/2006/main" noChangeAspect="1"/>
+            </wp:cNvGraphicFramePr>
+            <a:graphic xmlns:a="http://schemas.openxmlformats.org/drawingml/2006/main">
+              <a:graphicData uri="http://schemas.openxmlformats.org/drawingml/2006/picture">
+                <pic:pic xmlns:pic="http://schemas.openxmlformats.org/drawingml/2006/picture">
+                  <pic:nvPicPr>
+                    <pic:cNvPr id="1" name=""/>
+                    <pic:cNvPicPr/>
+                  </pic:nvPicPr>
+                  <pic:blipFill>
+                    <a:blip r:embed="rId22"/>
+                    <a:stretch>
+                      <a:fillRect/>
+                    </a:stretch>
+                  </pic:blipFill>
+                  <pic:spPr>
+                    <a:xfrm>
+                      <a:off x="0" y="0"/>
+                      <a:ext cx="2495898" cy="6706536"/>
+                    </a:xfrm>
+                    <a:prstGeom prst="rect">
+                      <a:avLst/>
+                    </a:prstGeom>
+                  </pic:spPr>
+                </pic:pic>
+              </a:graphicData>
+            </a:graphic>
+          </wp:inline>
+        </w:drawing>
+      </w:r>
+    </w:p>
+    <w:p>
+      <w:pPr>
+        <w:rPr>
+          <w:b/>
+          <w:lang w:val="pt-BR"/>
+        </w:rPr>
+      </w:pPr>
+      <w:r>
+        <w:rPr>
+          <w:b/>
+          <w:lang w:val="pt-BR"/>
+        </w:rPr>
+        <w:br w:type="page"/>
+      </w:r>
+    </w:p>
+    <w:p>
+      <w:pPr>
+        <w:rPr>
+          <w:lang w:val="pt-BR"/>
+        </w:rPr>
+      </w:pPr>
+      <w:r>
+        <w:rPr>
+          <w:b/>
+          <w:lang w:val="pt-BR"/>
+        </w:rPr>
+        <w:lastRenderedPageBreak/>
+        <w:t>Parte D – Testes no banco de dados</w:t>
+      </w:r>
+    </w:p>
+    <w:p>
+      <w:pPr>
+        <w:rPr>
+          <w:lang w:val="pt-BR"/>
+        </w:rPr>
+      </w:pPr>
+      <w:r>
+        <w:rPr>
+          <w:lang w:val="pt-BR"/>
+        </w:rPr>
+        <w:t>Executar os seguintes comandos SQL no H2 Console e registrar os prints correspondentes:</w:t>
       </w:r>
     </w:p>
     <w:p>
@@ -2436,7 +2956,6 @@
         <w:rPr>
           <w:lang w:val="pt-BR"/>
         </w:rPr>
-        <w:lastRenderedPageBreak/>
         <w:t>UsuarioApplication</w:t>
       </w:r>
       <w:proofErr w:type="spellEnd"/>
@@ -2739,6 +3258,7 @@
         <w:rPr>
           <w:lang w:val="pt-BR"/>
         </w:rPr>
+        <w:lastRenderedPageBreak/>
         <w:t xml:space="preserve">Clique em </w:t>
       </w:r>
       <w:r>
@@ -2842,6 +3362,47 @@
         </w:rPr>
         <w:t>&lt;&lt;print aqui&gt;&gt;</w:t>
       </w:r>
+      <w:r>
+        <w:rPr>
+          <w:noProof/>
+          <w:lang w:val="pt-BR"/>
+        </w:rPr>
+        <w:drawing>
+          <wp:inline distT="0" distB="0" distL="0" distR="0" wp14:anchorId="6F337B77" wp14:editId="7E32FEE6">
+            <wp:extent cx="6152515" cy="4780280"/>
+            <wp:effectExtent l="0" t="0" r="635" b="1270"/>
+            <wp:docPr id="13" name="Imagem 13"/>
+            <wp:cNvGraphicFramePr>
+              <a:graphicFrameLocks xmlns:a="http://schemas.openxmlformats.org/drawingml/2006/main" noChangeAspect="1"/>
+            </wp:cNvGraphicFramePr>
+            <a:graphic xmlns:a="http://schemas.openxmlformats.org/drawingml/2006/main">
+              <a:graphicData uri="http://schemas.openxmlformats.org/drawingml/2006/picture">
+                <pic:pic xmlns:pic="http://schemas.openxmlformats.org/drawingml/2006/picture">
+                  <pic:nvPicPr>
+                    <pic:cNvPr id="1" name=""/>
+                    <pic:cNvPicPr/>
+                  </pic:nvPicPr>
+                  <pic:blipFill>
+                    <a:blip r:embed="rId16"/>
+                    <a:stretch>
+                      <a:fillRect/>
+                    </a:stretch>
+                  </pic:blipFill>
+                  <pic:spPr>
+                    <a:xfrm>
+                      <a:off x="0" y="0"/>
+                      <a:ext cx="6152515" cy="4780280"/>
+                    </a:xfrm>
+                    <a:prstGeom prst="rect">
+                      <a:avLst/>
+                    </a:prstGeom>
+                  </pic:spPr>
+                </pic:pic>
+              </a:graphicData>
+            </a:graphic>
+          </wp:inline>
+        </w:drawing>
+      </w:r>
     </w:p>
     <w:p>
       <w:pPr>
@@ -2964,6 +3525,7 @@
         <w:rPr>
           <w:lang w:val="pt-BR"/>
         </w:rPr>
+        <w:lastRenderedPageBreak/>
         <w:t>A API deverá retornar a lista de usuários cadastrados.</w:t>
       </w:r>
     </w:p>
@@ -2987,10 +3549,53 @@
         </w:rPr>
       </w:pPr>
       <w:r>
-        <w:rPr>
-          <w:lang w:val="pt-BR"/>
-        </w:rPr>
-        <w:lastRenderedPageBreak/>
+        <w:drawing>
+          <wp:inline distT="0" distB="0" distL="0" distR="0" wp14:anchorId="635FDF8F" wp14:editId="701057E6">
+            <wp:extent cx="4619708" cy="2620966"/>
+            <wp:effectExtent l="0" t="0" r="0" b="8255"/>
+            <wp:docPr id="17" name="Imagem 17"/>
+            <wp:cNvGraphicFramePr>
+              <a:graphicFrameLocks xmlns:a="http://schemas.openxmlformats.org/drawingml/2006/main" noChangeAspect="1"/>
+            </wp:cNvGraphicFramePr>
+            <a:graphic xmlns:a="http://schemas.openxmlformats.org/drawingml/2006/main">
+              <a:graphicData uri="http://schemas.openxmlformats.org/drawingml/2006/picture">
+                <pic:pic xmlns:pic="http://schemas.openxmlformats.org/drawingml/2006/picture">
+                  <pic:nvPicPr>
+                    <pic:cNvPr id="1" name=""/>
+                    <pic:cNvPicPr/>
+                  </pic:nvPicPr>
+                  <pic:blipFill>
+                    <a:blip r:embed="rId17"/>
+                    <a:stretch>
+                      <a:fillRect/>
+                    </a:stretch>
+                  </pic:blipFill>
+                  <pic:spPr>
+                    <a:xfrm>
+                      <a:off x="0" y="0"/>
+                      <a:ext cx="4620073" cy="2621173"/>
+                    </a:xfrm>
+                    <a:prstGeom prst="rect">
+                      <a:avLst/>
+                    </a:prstGeom>
+                  </pic:spPr>
+                </pic:pic>
+              </a:graphicData>
+            </a:graphic>
+          </wp:inline>
+        </w:drawing>
+      </w:r>
+    </w:p>
+    <w:p>
+      <w:pPr>
+        <w:rPr>
+          <w:lang w:val="pt-BR"/>
+        </w:rPr>
+      </w:pPr>
+      <w:r>
+        <w:rPr>
+          <w:lang w:val="pt-BR"/>
+        </w:rPr>
         <w:pict w14:anchorId="5A00B88D">
           <v:rect id="_x0000_i1026" style="width:0;height:1.5pt" o:hralign="center" o:hrstd="t" o:hr="t" fillcolor="#a0a0a0" stroked="f"/>
         </w:pict>
@@ -3132,6 +3737,52 @@
           <w:lang w:val="pt-BR"/>
         </w:rPr>
       </w:pPr>
+      <w:bookmarkStart w:id="0" w:name="_GoBack"/>
+      <w:r>
+        <w:drawing>
+          <wp:inline distT="0" distB="0" distL="0" distR="0" wp14:anchorId="4D60BA2C" wp14:editId="38B9342B">
+            <wp:extent cx="3832529" cy="2473008"/>
+            <wp:effectExtent l="0" t="0" r="0" b="3810"/>
+            <wp:docPr id="19" name="Imagem 19"/>
+            <wp:cNvGraphicFramePr>
+              <a:graphicFrameLocks xmlns:a="http://schemas.openxmlformats.org/drawingml/2006/main" noChangeAspect="1"/>
+            </wp:cNvGraphicFramePr>
+            <a:graphic xmlns:a="http://schemas.openxmlformats.org/drawingml/2006/main">
+              <a:graphicData uri="http://schemas.openxmlformats.org/drawingml/2006/picture">
+                <pic:pic xmlns:pic="http://schemas.openxmlformats.org/drawingml/2006/picture">
+                  <pic:nvPicPr>
+                    <pic:cNvPr id="1" name=""/>
+                    <pic:cNvPicPr/>
+                  </pic:nvPicPr>
+                  <pic:blipFill>
+                    <a:blip r:embed="rId18"/>
+                    <a:stretch>
+                      <a:fillRect/>
+                    </a:stretch>
+                  </pic:blipFill>
+                  <pic:spPr>
+                    <a:xfrm>
+                      <a:off x="0" y="0"/>
+                      <a:ext cx="3835640" cy="2475015"/>
+                    </a:xfrm>
+                    <a:prstGeom prst="rect">
+                      <a:avLst/>
+                    </a:prstGeom>
+                  </pic:spPr>
+                </pic:pic>
+              </a:graphicData>
+            </a:graphic>
+          </wp:inline>
+        </w:drawing>
+      </w:r>
+      <w:bookmarkEnd w:id="0"/>
+    </w:p>
+    <w:p>
+      <w:pPr>
+        <w:rPr>
+          <w:lang w:val="pt-BR"/>
+        </w:rPr>
+      </w:pPr>
       <w:r>
         <w:rPr>
           <w:lang w:val="pt-BR"/>
@@ -3155,6 +3806,7 @@
           <w:bCs/>
           <w:lang w:val="pt-BR"/>
         </w:rPr>
+        <w:lastRenderedPageBreak/>
         <w:t>6) Validar no banco H2</w:t>
       </w:r>
     </w:p>
@@ -3614,7 +4266,6 @@
         <w:rPr>
           <w:lang w:val="pt-BR"/>
         </w:rPr>
-        <w:lastRenderedPageBreak/>
         <w:t>Código-fonte no GitHub do grupo.</w:t>
       </w:r>
     </w:p>
@@ -3680,13 +4331,7 @@
         <w:rPr>
           <w:lang w:val="pt-BR"/>
         </w:rPr>
-        <w:t>Nesta atividade,</w:t>
-      </w:r>
-      <w:r>
-        <w:rPr>
-          <w:lang w:val="pt-BR"/>
-        </w:rPr>
-        <w:t xml:space="preserve"> o objetivo é consolidar o </w:t>
+        <w:t xml:space="preserve">Nesta atividade, o objetivo é consolidar o </w:t>
       </w:r>
       <w:proofErr w:type="spellStart"/>
       <w:r>
@@ -3807,13 +4452,7 @@
         <w:rPr>
           <w:lang w:val="pt-BR"/>
         </w:rPr>
-        <w:t xml:space="preserve"> e </w:t>
-      </w:r>
-      <w:r>
-        <w:rPr>
-          <w:lang w:val="pt-BR"/>
-        </w:rPr>
-        <w:t>relacionamentos JPA.</w:t>
+        <w:t xml:space="preserve"> e relacionamentos JPA.</w:t>
       </w:r>
     </w:p>
     <w:sectPr>
@@ -15526,6 +16165,18 @@
       <w:shd w:val="clear" w:color="auto" w:fill="E1DFDD"/>
     </w:rPr>
   </w:style>
+  <w:style w:type="character" w:styleId="HiperlinkVisitado">
+    <w:name w:val="FollowedHyperlink"/>
+    <w:basedOn w:val="Fontepargpadro"/>
+    <w:uiPriority w:val="99"/>
+    <w:semiHidden/>
+    <w:unhideWhenUsed/>
+    <w:rsid w:val="00BC3940"/>
+    <w:rPr>
+      <w:color w:val="800080" w:themeColor="followedHyperlink"/>
+      <w:u w:val="single"/>
+    </w:rPr>
+  </w:style>
 </w:styles>
 </file>
 
@@ -15854,7 +16505,7 @@
 </file>
 
 <file path=customXml/itemProps1.xml><?xml version="1.0" encoding="utf-8"?>
-<ds:datastoreItem xmlns:ds="http://schemas.openxmlformats.org/officeDocument/2006/customXml" ds:itemID="{BC21D4D1-AFA2-4A44-9B8F-34C23313E3E3}">
+<ds:datastoreItem xmlns:ds="http://schemas.openxmlformats.org/officeDocument/2006/customXml" ds:itemID="{B28BF5E1-FC8E-4353-B962-CDB65C47C17C}">
   <ds:schemaRefs>
     <ds:schemaRef ds:uri="http://schemas.openxmlformats.org/officeDocument/2006/bibliography"/>
   </ds:schemaRefs>

--- a/AtvProj(2)_Endpoint_API_SpringBoot.docx
+++ b/AtvProj(2)_Endpoint_API_SpringBoot.docx
@@ -1419,21 +1419,7 @@
             <w:rStyle w:val="Hyperlink"/>
             <w:lang w:val="pt-BR"/>
           </w:rPr>
-          <w:t>http://localhost:8081/swagger-u</w:t>
-        </w:r>
-        <w:r>
-          <w:rPr>
-            <w:rStyle w:val="Hyperlink"/>
-            <w:lang w:val="pt-BR"/>
-          </w:rPr>
-          <w:t>i</w:t>
-        </w:r>
-        <w:r>
-          <w:rPr>
-            <w:rStyle w:val="Hyperlink"/>
-            <w:lang w:val="pt-BR"/>
-          </w:rPr>
-          <w:t>/index.html</w:t>
+          <w:t>http://localhost:8081/swagger-ui/index.html</w:t>
         </w:r>
       </w:hyperlink>
     </w:p>
@@ -1801,24 +1787,6 @@
           <w:lang w:val="pt-BR"/>
         </w:rPr>
       </w:pPr>
-      <w:r>
-        <w:rPr>
-          <w:lang w:val="pt-BR"/>
-        </w:rPr>
-        <w:t>8)</w:t>
-      </w:r>
-      <w:r>
-        <w:rPr>
-          <w:lang w:val="pt-BR"/>
-        </w:rPr>
-        <w:t xml:space="preserve"> Validar no H2 Console que os registros criados pela API estão sendo persistidos na tabela USUARIOS.</w:t>
-      </w:r>
-      <w:r>
-        <w:rPr>
-          <w:lang w:val="pt-BR"/>
-        </w:rPr>
-        <w:t xml:space="preserve"> &lt;&lt;print aqui&gt;&gt;</w:t>
-      </w:r>
     </w:p>
     <w:p>
       <w:pPr>
@@ -1826,13 +1794,6 @@
           <w:lang w:val="pt-BR"/>
         </w:rPr>
       </w:pPr>
-      <w:r>
-        <w:rPr>
-          <w:b/>
-          <w:lang w:val="pt-BR"/>
-        </w:rPr>
-        <w:t>Parte B – Código mínimo esperado</w:t>
-      </w:r>
     </w:p>
     <w:p>
       <w:pPr>
@@ -1840,12 +1801,6 @@
           <w:lang w:val="pt-BR"/>
         </w:rPr>
       </w:pPr>
-      <w:r>
-        <w:rPr>
-          <w:lang w:val="pt-BR"/>
-        </w:rPr>
-        <w:t xml:space="preserve">1) Dependência do Swagger no pom.xml </w:t>
-      </w:r>
     </w:p>
     <w:p>
       <w:pPr>
@@ -1853,17 +1808,69 @@
           <w:lang w:val="pt-BR"/>
         </w:rPr>
       </w:pPr>
-      <w:r>
-        <w:rPr>
-          <w:noProof/>
+    </w:p>
+    <w:p>
+      <w:pPr>
+        <w:rPr>
+          <w:lang w:val="pt-BR"/>
+        </w:rPr>
+      </w:pPr>
+    </w:p>
+    <w:p>
+      <w:pPr>
+        <w:rPr>
+          <w:lang w:val="pt-BR"/>
+        </w:rPr>
+      </w:pPr>
+      <w:r>
+        <w:rPr>
           <w:lang w:val="pt-BR"/>
         </w:rPr>
         <w:lastRenderedPageBreak/>
+        <w:t>8)</w:t>
+      </w:r>
+      <w:r>
+        <w:rPr>
+          <w:lang w:val="pt-BR"/>
+        </w:rPr>
+        <w:t xml:space="preserve"> Validar no H2 Console que os registros criados pela API estão sendo persistidos na tabela USUARIOS.</w:t>
+      </w:r>
+      <w:r>
+        <w:rPr>
+          <w:lang w:val="pt-BR"/>
+        </w:rPr>
+        <w:t xml:space="preserve"> &lt;&lt;</w:t>
+      </w:r>
+      <w:bookmarkStart w:id="0" w:name="_GoBack"/>
+      <w:r>
+        <w:rPr>
+          <w:lang w:val="pt-BR"/>
+        </w:rPr>
+        <w:t xml:space="preserve">print </w:t>
+      </w:r>
+      <w:bookmarkEnd w:id="0"/>
+      <w:r>
+        <w:rPr>
+          <w:lang w:val="pt-BR"/>
+        </w:rPr>
+        <w:t>aqui&gt;&gt;</w:t>
+      </w:r>
+    </w:p>
+    <w:p>
+      <w:pPr>
+        <w:rPr>
+          <w:lang w:val="pt-BR"/>
+        </w:rPr>
+      </w:pPr>
+      <w:r>
+        <w:rPr>
+          <w:lang w:val="pt-BR"/>
+        </w:rPr>
         <w:drawing>
-          <wp:inline distT="0" distB="0" distL="0" distR="0" wp14:anchorId="6AB693E0" wp14:editId="7953D941">
-            <wp:extent cx="5677692" cy="1181265"/>
-            <wp:effectExtent l="0" t="0" r="0" b="0"/>
-            <wp:docPr id="6" name="Imagem 6"/>
+          <wp:inline distT="0" distB="0" distL="0" distR="0" wp14:anchorId="65A27C9D" wp14:editId="7705634A">
+            <wp:extent cx="6152515" cy="3418840"/>
+            <wp:effectExtent l="0" t="0" r="635" b="0"/>
+            <wp:docPr id="32" name="Imagem 32"/>
             <wp:cNvGraphicFramePr>
               <a:graphicFrameLocks xmlns:a="http://schemas.openxmlformats.org/drawingml/2006/main" noChangeAspect="1"/>
             </wp:cNvGraphicFramePr>
@@ -1883,7 +1890,7 @@
                   <pic:spPr>
                     <a:xfrm>
                       <a:off x="0" y="0"/>
-                      <a:ext cx="5677692" cy="1181265"/>
+                      <a:ext cx="6152515" cy="3418840"/>
                     </a:xfrm>
                     <a:prstGeom prst="rect">
                       <a:avLst/>
@@ -1904,23 +1911,10 @@
       </w:pPr>
       <w:r>
         <w:rPr>
-          <w:lang w:val="pt-BR"/>
-        </w:rPr>
-        <w:t xml:space="preserve">2) Interface </w:t>
-      </w:r>
-      <w:proofErr w:type="spellStart"/>
-      <w:r>
-        <w:rPr>
-          <w:lang w:val="pt-BR"/>
-        </w:rPr>
-        <w:t>UsuarioRepository</w:t>
-      </w:r>
-      <w:proofErr w:type="spellEnd"/>
-      <w:r>
-        <w:rPr>
-          <w:lang w:val="pt-BR"/>
-        </w:rPr>
-        <w:t xml:space="preserve"> &lt;&lt;print aqui&gt;&gt;</w:t>
+          <w:b/>
+          <w:lang w:val="pt-BR"/>
+        </w:rPr>
+        <w:t>Parte B – Código mínimo esperado</w:t>
       </w:r>
     </w:p>
     <w:p>
@@ -1931,14 +1925,27 @@
       </w:pPr>
       <w:r>
         <w:rPr>
+          <w:lang w:val="pt-BR"/>
+        </w:rPr>
+        <w:t xml:space="preserve">1) Dependência do Swagger no pom.xml </w:t>
+      </w:r>
+    </w:p>
+    <w:p>
+      <w:pPr>
+        <w:rPr>
+          <w:lang w:val="pt-BR"/>
+        </w:rPr>
+      </w:pPr>
+      <w:r>
+        <w:rPr>
           <w:noProof/>
           <w:lang w:val="pt-BR"/>
         </w:rPr>
         <w:drawing>
-          <wp:inline distT="0" distB="0" distL="0" distR="0" wp14:anchorId="6887E268" wp14:editId="03C03E7E">
-            <wp:extent cx="6152515" cy="1316355"/>
-            <wp:effectExtent l="0" t="0" r="635" b="0"/>
-            <wp:docPr id="7" name="Imagem 7"/>
+          <wp:inline distT="0" distB="0" distL="0" distR="0" wp14:anchorId="6AB693E0" wp14:editId="7953D941">
+            <wp:extent cx="5677692" cy="1181265"/>
+            <wp:effectExtent l="0" t="0" r="0" b="0"/>
+            <wp:docPr id="6" name="Imagem 6"/>
             <wp:cNvGraphicFramePr>
               <a:graphicFrameLocks xmlns:a="http://schemas.openxmlformats.org/drawingml/2006/main" noChangeAspect="1"/>
             </wp:cNvGraphicFramePr>
@@ -1958,7 +1965,7 @@
                   <pic:spPr>
                     <a:xfrm>
                       <a:off x="0" y="0"/>
-                      <a:ext cx="6152515" cy="1316355"/>
+                      <a:ext cx="5677692" cy="1181265"/>
                     </a:xfrm>
                     <a:prstGeom prst="rect">
                       <a:avLst/>
@@ -1981,14 +1988,14 @@
         <w:rPr>
           <w:lang w:val="pt-BR"/>
         </w:rPr>
-        <w:t xml:space="preserve">3) Classe </w:t>
+        <w:t xml:space="preserve">2) Interface </w:t>
       </w:r>
       <w:proofErr w:type="spellStart"/>
       <w:r>
         <w:rPr>
           <w:lang w:val="pt-BR"/>
         </w:rPr>
-        <w:t>UsuarioService</w:t>
+        <w:t>UsuarioRepository</w:t>
       </w:r>
       <w:proofErr w:type="spellEnd"/>
       <w:r>
@@ -2010,10 +2017,10 @@
           <w:lang w:val="pt-BR"/>
         </w:rPr>
         <w:drawing>
-          <wp:inline distT="0" distB="0" distL="0" distR="0" wp14:anchorId="612FCD67" wp14:editId="74B6F176">
-            <wp:extent cx="5605587" cy="4866199"/>
-            <wp:effectExtent l="0" t="0" r="0" b="0"/>
-            <wp:docPr id="8" name="Imagem 8"/>
+          <wp:inline distT="0" distB="0" distL="0" distR="0" wp14:anchorId="6887E268" wp14:editId="03C03E7E">
+            <wp:extent cx="6152515" cy="1316355"/>
+            <wp:effectExtent l="0" t="0" r="635" b="0"/>
+            <wp:docPr id="7" name="Imagem 7"/>
             <wp:cNvGraphicFramePr>
               <a:graphicFrameLocks xmlns:a="http://schemas.openxmlformats.org/drawingml/2006/main" noChangeAspect="1"/>
             </wp:cNvGraphicFramePr>
@@ -2033,7 +2040,7 @@
                   <pic:spPr>
                     <a:xfrm>
                       <a:off x="0" y="0"/>
-                      <a:ext cx="5654810" cy="4908929"/>
+                      <a:ext cx="6152515" cy="1316355"/>
                     </a:xfrm>
                     <a:prstGeom prst="rect">
                       <a:avLst/>
@@ -2056,15 +2063,14 @@
         <w:rPr>
           <w:lang w:val="pt-BR"/>
         </w:rPr>
-        <w:lastRenderedPageBreak/>
-        <w:t xml:space="preserve">4) Classe </w:t>
+        <w:t xml:space="preserve">3) Classe </w:t>
       </w:r>
       <w:proofErr w:type="spellStart"/>
       <w:r>
         <w:rPr>
           <w:lang w:val="pt-BR"/>
         </w:rPr>
-        <w:t>UsuarioController</w:t>
+        <w:t>UsuarioService</w:t>
       </w:r>
       <w:proofErr w:type="spellEnd"/>
       <w:r>
@@ -2085,11 +2091,12 @@
           <w:noProof/>
           <w:lang w:val="pt-BR"/>
         </w:rPr>
+        <w:lastRenderedPageBreak/>
         <w:drawing>
-          <wp:inline distT="0" distB="0" distL="0" distR="0" wp14:anchorId="482CF5D7" wp14:editId="44422378">
-            <wp:extent cx="3996515" cy="3942893"/>
-            <wp:effectExtent l="0" t="0" r="4445" b="635"/>
-            <wp:docPr id="9" name="Imagem 9"/>
+          <wp:inline distT="0" distB="0" distL="0" distR="0" wp14:anchorId="612FCD67" wp14:editId="74B6F176">
+            <wp:extent cx="5605587" cy="4866199"/>
+            <wp:effectExtent l="0" t="0" r="0" b="0"/>
+            <wp:docPr id="8" name="Imagem 8"/>
             <wp:cNvGraphicFramePr>
               <a:graphicFrameLocks xmlns:a="http://schemas.openxmlformats.org/drawingml/2006/main" noChangeAspect="1"/>
             </wp:cNvGraphicFramePr>
@@ -2109,7 +2116,7 @@
                   <pic:spPr>
                     <a:xfrm>
                       <a:off x="0" y="0"/>
-                      <a:ext cx="3999037" cy="3945381"/>
+                      <a:ext cx="5654810" cy="4908929"/>
                     </a:xfrm>
                     <a:prstGeom prst="rect">
                       <a:avLst/>
@@ -2132,14 +2139,14 @@
         <w:rPr>
           <w:lang w:val="pt-BR"/>
         </w:rPr>
-        <w:t xml:space="preserve">5) Execução da classe </w:t>
+        <w:t xml:space="preserve">4) Classe </w:t>
       </w:r>
       <w:proofErr w:type="spellStart"/>
       <w:r>
         <w:rPr>
           <w:lang w:val="pt-BR"/>
         </w:rPr>
-        <w:t>SpringApplication</w:t>
+        <w:t>UsuarioController</w:t>
       </w:r>
       <w:proofErr w:type="spellEnd"/>
       <w:r>
@@ -2157,167 +2164,15 @@
       </w:pPr>
       <w:r>
         <w:rPr>
-          <w:b/>
-          <w:lang w:val="pt-BR"/>
-        </w:rPr>
-        <w:t>Parte C – Evidências de funcionamento</w:t>
-      </w:r>
-    </w:p>
-    <w:p>
-      <w:pPr>
-        <w:rPr>
-          <w:lang w:val="pt-BR"/>
-        </w:rPr>
-      </w:pPr>
-      <w:r>
-        <w:rPr>
-          <w:lang w:val="pt-BR"/>
-        </w:rPr>
-        <w:t>Caminho do Swagger UI: http://localhost:8081/swagger-ui/index.html</w:t>
-      </w:r>
-    </w:p>
-    <w:p>
-      <w:pPr>
-        <w:rPr>
-          <w:lang w:val="pt-BR"/>
-        </w:rPr>
-      </w:pPr>
-      <w:r>
-        <w:rPr>
-          <w:lang w:val="pt-BR"/>
-        </w:rPr>
-        <w:t>Caminho do H2 Console: http://localhost:8081/h2-console</w:t>
-      </w:r>
-    </w:p>
-    <w:p>
-      <w:pPr>
-        <w:rPr>
-          <w:lang w:val="pt-BR"/>
-        </w:rPr>
-      </w:pPr>
-      <w:r>
-        <w:rPr>
-          <w:lang w:val="pt-BR"/>
-        </w:rPr>
-        <w:t>8.1) Servidor e projeto Java ativo &lt;&lt;print aqui&gt;&gt;</w:t>
-      </w:r>
-    </w:p>
-    <w:p>
-      <w:pPr>
-        <w:rPr>
-          <w:lang w:val="pt-BR"/>
-        </w:rPr>
-      </w:pPr>
-    </w:p>
-    <w:p>
-      <w:pPr>
-        <w:rPr>
-          <w:u w:val="single"/>
-          <w:lang w:val="pt-BR"/>
-        </w:rPr>
-      </w:pPr>
-    </w:p>
-    <w:p>
-      <w:pPr>
-        <w:rPr>
-          <w:lang w:val="pt-BR"/>
-        </w:rPr>
-      </w:pPr>
-      <w:r>
-        <w:rPr>
-          <w:lang w:val="pt-BR"/>
-        </w:rPr>
-        <w:t>8.2) Aplicação rodando na porta 8081 &lt;&lt;print aqui&gt;&gt;</w:t>
-      </w:r>
-    </w:p>
-    <w:p>
-      <w:pPr>
-        <w:rPr>
-          <w:lang w:val="pt-BR"/>
-        </w:rPr>
-      </w:pPr>
-      <w:r>
-        <w:rPr>
-          <w:lang w:val="pt-BR"/>
-        </w:rPr>
-        <w:br w:type="page"/>
-      </w:r>
-    </w:p>
-    <w:p>
-      <w:pPr>
-        <w:rPr>
-          <w:lang w:val="pt-BR"/>
-        </w:rPr>
-      </w:pPr>
-      <w:r>
-        <w:rPr>
+          <w:noProof/>
           <w:lang w:val="pt-BR"/>
         </w:rPr>
         <w:lastRenderedPageBreak/>
-        <w:t xml:space="preserve">8.3) Swagger </w:t>
-      </w:r>
-      <w:proofErr w:type="spellStart"/>
-      <w:r>
-        <w:rPr>
-          <w:lang w:val="pt-BR"/>
-        </w:rPr>
-        <w:t>renderizado</w:t>
-      </w:r>
-      <w:proofErr w:type="spellEnd"/>
-      <w:r>
-        <w:rPr>
-          <w:lang w:val="pt-BR"/>
-        </w:rPr>
-        <w:t xml:space="preserve"> no navegador &lt;&lt;print aqui&gt;&gt;</w:t>
-      </w:r>
-    </w:p>
-    <w:p>
-      <w:pPr>
-        <w:rPr>
-          <w:lang w:val="pt-BR"/>
-        </w:rPr>
-      </w:pPr>
-    </w:p>
-    <w:p>
-      <w:r>
-        <w:t>8.4) Endpoint POST /</w:t>
-      </w:r>
-      <w:proofErr w:type="spellStart"/>
-      <w:r>
-        <w:t>usuarios</w:t>
-      </w:r>
-      <w:proofErr w:type="spellEnd"/>
-      <w:r>
-        <w:t xml:space="preserve"> </w:t>
-      </w:r>
-      <w:proofErr w:type="spellStart"/>
-      <w:r>
-        <w:t>testado</w:t>
-      </w:r>
-      <w:proofErr w:type="spellEnd"/>
-      <w:r>
-        <w:t xml:space="preserve"> no Swagger &lt;&lt;print </w:t>
-      </w:r>
-      <w:proofErr w:type="spellStart"/>
-      <w:r>
-        <w:t>aqui</w:t>
-      </w:r>
-      <w:proofErr w:type="spellEnd"/>
-      <w:r>
-        <w:t>&gt;&gt;</w:t>
-      </w:r>
-    </w:p>
-    <w:p>
-      <w:r>
-        <w:rPr>
-          <w:noProof/>
-          <w:lang w:val="pt-BR"/>
-        </w:rPr>
         <w:drawing>
-          <wp:inline distT="0" distB="0" distL="0" distR="0" wp14:anchorId="79D1DD6A" wp14:editId="6555A5EC">
-            <wp:extent cx="4516341" cy="3509037"/>
-            <wp:effectExtent l="0" t="0" r="0" b="0"/>
-            <wp:docPr id="14" name="Imagem 14"/>
+          <wp:inline distT="0" distB="0" distL="0" distR="0" wp14:anchorId="482CF5D7" wp14:editId="44422378">
+            <wp:extent cx="3996515" cy="3942893"/>
+            <wp:effectExtent l="0" t="0" r="4445" b="635"/>
+            <wp:docPr id="9" name="Imagem 9"/>
             <wp:cNvGraphicFramePr>
               <a:graphicFrameLocks xmlns:a="http://schemas.openxmlformats.org/drawingml/2006/main" noChangeAspect="1"/>
             </wp:cNvGraphicFramePr>
@@ -2337,7 +2192,7 @@
                   <pic:spPr>
                     <a:xfrm>
                       <a:off x="0" y="0"/>
-                      <a:ext cx="4562699" cy="3545056"/>
+                      <a:ext cx="3999037" cy="3945381"/>
                     </a:xfrm>
                     <a:prstGeom prst="rect">
                       <a:avLst/>
@@ -2352,53 +2207,101 @@
     </w:p>
     <w:p>
       <w:pPr>
-        <w:tabs>
-          <w:tab w:val="left" w:pos="7037"/>
-        </w:tabs>
-      </w:pPr>
-      <w:r>
-        <w:t>8.5) Endpoint GET /</w:t>
+        <w:rPr>
+          <w:lang w:val="pt-BR"/>
+        </w:rPr>
+      </w:pPr>
+      <w:r>
+        <w:rPr>
+          <w:lang w:val="pt-BR"/>
+        </w:rPr>
+        <w:t xml:space="preserve">5) Execução da classe </w:t>
       </w:r>
       <w:proofErr w:type="spellStart"/>
       <w:r>
-        <w:t>usuarios</w:t>
+        <w:rPr>
+          <w:lang w:val="pt-BR"/>
+        </w:rPr>
+        <w:t>SpringApplication</w:t>
       </w:r>
       <w:proofErr w:type="spellEnd"/>
       <w:r>
-        <w:t xml:space="preserve"> </w:t>
-      </w:r>
-      <w:proofErr w:type="spellStart"/>
-      <w:r>
-        <w:t>testado</w:t>
-      </w:r>
-      <w:proofErr w:type="spellEnd"/>
-      <w:r>
-        <w:t xml:space="preserve"> no Swagger &lt;&lt;print </w:t>
-      </w:r>
-      <w:proofErr w:type="spellStart"/>
-      <w:r>
-        <w:t>aqui</w:t>
-      </w:r>
-      <w:proofErr w:type="spellEnd"/>
-      <w:r>
-        <w:t>&gt;&gt;</w:t>
-      </w:r>
-      <w:r>
-        <w:tab/>
+        <w:rPr>
+          <w:lang w:val="pt-BR"/>
+        </w:rPr>
+        <w:t xml:space="preserve"> &lt;&lt;print aqui&gt;&gt;</w:t>
       </w:r>
     </w:p>
     <w:p>
       <w:pPr>
-        <w:tabs>
-          <w:tab w:val="left" w:pos="7037"/>
-        </w:tabs>
-      </w:pPr>
-      <w:r>
+        <w:rPr>
+          <w:lang w:val="pt-BR"/>
+        </w:rPr>
+      </w:pPr>
+      <w:r>
+        <w:rPr>
+          <w:b/>
+          <w:lang w:val="pt-BR"/>
+        </w:rPr>
+        <w:t>Parte C – Evidências de funcionamento</w:t>
+      </w:r>
+    </w:p>
+    <w:p>
+      <w:pPr>
+        <w:rPr>
+          <w:lang w:val="pt-BR"/>
+        </w:rPr>
+      </w:pPr>
+      <w:r>
+        <w:rPr>
+          <w:lang w:val="pt-BR"/>
+        </w:rPr>
+        <w:t>Caminho do Swagger UI: http://localhost:8081/swagger-ui/index.html</w:t>
+      </w:r>
+    </w:p>
+    <w:p>
+      <w:pPr>
+        <w:rPr>
+          <w:lang w:val="pt-BR"/>
+        </w:rPr>
+      </w:pPr>
+      <w:r>
+        <w:rPr>
+          <w:lang w:val="pt-BR"/>
+        </w:rPr>
+        <w:t>Caminho do H2 Console: http://localhost:8081/h2-console</w:t>
+      </w:r>
+    </w:p>
+    <w:p>
+      <w:pPr>
+        <w:rPr>
+          <w:lang w:val="pt-BR"/>
+        </w:rPr>
+      </w:pPr>
+      <w:r>
+        <w:rPr>
+          <w:lang w:val="pt-BR"/>
+        </w:rPr>
+        <w:t>8.1) Servidor e projeto Java ativo &lt;&lt;print aqui&gt;&gt;</w:t>
+      </w:r>
+    </w:p>
+    <w:p>
+      <w:pPr>
+        <w:rPr>
+          <w:u w:val="single"/>
+          <w:lang w:val="pt-BR"/>
+        </w:rPr>
+      </w:pPr>
+      <w:r>
+        <w:rPr>
+          <w:u w:val="single"/>
+          <w:lang w:val="pt-BR"/>
+        </w:rPr>
         <w:drawing>
-          <wp:inline distT="0" distB="0" distL="0" distR="0" wp14:anchorId="1DBDB45C" wp14:editId="27716040">
-            <wp:extent cx="4619708" cy="2620966"/>
-            <wp:effectExtent l="0" t="0" r="0" b="8255"/>
-            <wp:docPr id="3" name="Imagem 3"/>
+          <wp:inline distT="0" distB="0" distL="0" distR="0" wp14:anchorId="313DDD53" wp14:editId="7030C68A">
+            <wp:extent cx="6152515" cy="1830705"/>
+            <wp:effectExtent l="0" t="0" r="635" b="0"/>
+            <wp:docPr id="23" name="Imagem 23"/>
             <wp:cNvGraphicFramePr>
               <a:graphicFrameLocks xmlns:a="http://schemas.openxmlformats.org/drawingml/2006/main" noChangeAspect="1"/>
             </wp:cNvGraphicFramePr>
@@ -2418,7 +2321,7 @@
                   <pic:spPr>
                     <a:xfrm>
                       <a:off x="0" y="0"/>
-                      <a:ext cx="4620073" cy="2621173"/>
+                      <a:ext cx="6152515" cy="1830705"/>
                     </a:xfrm>
                     <a:prstGeom prst="rect">
                       <a:avLst/>
@@ -2432,47 +2335,27 @@
       </w:r>
     </w:p>
     <w:p>
-      <w:r>
-        <w:br w:type="page"/>
-      </w:r>
-    </w:p>
-    <w:p>
-      <w:r>
+      <w:pPr>
+        <w:rPr>
+          <w:lang w:val="pt-BR"/>
+        </w:rPr>
+      </w:pPr>
+      <w:r>
+        <w:rPr>
+          <w:lang w:val="pt-BR"/>
+        </w:rPr>
         <w:lastRenderedPageBreak/>
-        <w:t>8.6) Endpoint GET /</w:t>
-      </w:r>
-      <w:proofErr w:type="spellStart"/>
-      <w:r>
-        <w:t>usuarios</w:t>
-      </w:r>
-      <w:proofErr w:type="spellEnd"/>
-      <w:r>
-        <w:t xml:space="preserve">/{id} </w:t>
-      </w:r>
-      <w:proofErr w:type="spellStart"/>
-      <w:r>
-        <w:t>testado</w:t>
-      </w:r>
-      <w:proofErr w:type="spellEnd"/>
-      <w:r>
-        <w:t xml:space="preserve"> no Swagger &lt;&lt;print </w:t>
-      </w:r>
-      <w:proofErr w:type="spellStart"/>
-      <w:r>
-        <w:t>aqui</w:t>
-      </w:r>
-      <w:proofErr w:type="spellEnd"/>
-      <w:r>
-        <w:t>&gt;&gt;</w:t>
-      </w:r>
-    </w:p>
-    <w:p>
-      <w:r>
+        <w:t>8.2) Aplicação rodando na porta 8081 &lt;&lt;print aqui&gt;&gt;</w:t>
+      </w:r>
+      <w:r>
+        <w:rPr>
+          <w:lang w:val="pt-BR"/>
+        </w:rPr>
         <w:drawing>
-          <wp:inline distT="0" distB="0" distL="0" distR="0" wp14:anchorId="281F9D61" wp14:editId="62F54F83">
-            <wp:extent cx="6152515" cy="3970020"/>
+          <wp:inline distT="0" distB="0" distL="0" distR="0" wp14:anchorId="4164B0DA" wp14:editId="303DE10E">
+            <wp:extent cx="6152515" cy="2637790"/>
             <wp:effectExtent l="0" t="0" r="635" b="0"/>
-            <wp:docPr id="10" name="Imagem 10"/>
+            <wp:docPr id="20" name="Imagem 20"/>
             <wp:cNvGraphicFramePr>
               <a:graphicFrameLocks xmlns:a="http://schemas.openxmlformats.org/drawingml/2006/main" noChangeAspect="1"/>
             </wp:cNvGraphicFramePr>
@@ -2492,7 +2375,7 @@
                   <pic:spPr>
                     <a:xfrm>
                       <a:off x="0" y="0"/>
-                      <a:ext cx="6152515" cy="3970020"/>
+                      <a:ext cx="6152515" cy="2637790"/>
                     </a:xfrm>
                     <a:prstGeom prst="rect">
                       <a:avLst/>
@@ -2504,43 +2387,15 @@
           </wp:inline>
         </w:drawing>
       </w:r>
-    </w:p>
-    <w:p>
-      <w:r>
-        <w:t>8.7) Endpoint PUT /</w:t>
-      </w:r>
-      <w:proofErr w:type="spellStart"/>
-      <w:r>
-        <w:t>usuarios</w:t>
-      </w:r>
-      <w:proofErr w:type="spellEnd"/>
-      <w:r>
-        <w:t xml:space="preserve">/{id} </w:t>
-      </w:r>
-      <w:proofErr w:type="spellStart"/>
-      <w:r>
-        <w:t>testado</w:t>
-      </w:r>
-      <w:proofErr w:type="spellEnd"/>
-      <w:r>
-        <w:t xml:space="preserve"> no Swagger &lt;&lt;print </w:t>
-      </w:r>
-      <w:proofErr w:type="spellStart"/>
-      <w:r>
-        <w:t>aqui</w:t>
-      </w:r>
-      <w:proofErr w:type="spellEnd"/>
-      <w:r>
-        <w:t>&gt;&gt;</w:t>
-      </w:r>
-    </w:p>
-    <w:p>
-      <w:r>
+      <w:r>
+        <w:rPr>
+          <w:lang w:val="pt-BR"/>
+        </w:rPr>
         <w:drawing>
-          <wp:inline distT="0" distB="0" distL="0" distR="0" wp14:anchorId="368A8EDA" wp14:editId="57A9D6B0">
-            <wp:extent cx="2657532" cy="2415614"/>
-            <wp:effectExtent l="0" t="0" r="0" b="3810"/>
-            <wp:docPr id="11" name="Imagem 11"/>
+          <wp:inline distT="0" distB="0" distL="0" distR="0" wp14:anchorId="11234E49" wp14:editId="3DF9B201">
+            <wp:extent cx="6152515" cy="3634740"/>
+            <wp:effectExtent l="0" t="0" r="635" b="3810"/>
+            <wp:docPr id="21" name="Imagem 21"/>
             <wp:cNvGraphicFramePr>
               <a:graphicFrameLocks xmlns:a="http://schemas.openxmlformats.org/drawingml/2006/main" noChangeAspect="1"/>
             </wp:cNvGraphicFramePr>
@@ -2560,7 +2415,7 @@
                   <pic:spPr>
                     <a:xfrm>
                       <a:off x="0" y="0"/>
-                      <a:ext cx="2660194" cy="2418034"/>
+                      <a:ext cx="6152515" cy="3634740"/>
                     </a:xfrm>
                     <a:prstGeom prst="rect">
                       <a:avLst/>
@@ -2583,35 +2438,7 @@
         <w:rPr>
           <w:lang w:val="pt-BR"/>
         </w:rPr>
-        <w:t xml:space="preserve">8.8) </w:t>
-      </w:r>
-      <w:proofErr w:type="spellStart"/>
-      <w:r>
-        <w:rPr>
-          <w:lang w:val="pt-BR"/>
-        </w:rPr>
-        <w:t>Endpoint</w:t>
-      </w:r>
-      <w:proofErr w:type="spellEnd"/>
-      <w:r>
-        <w:rPr>
-          <w:lang w:val="pt-BR"/>
-        </w:rPr>
-        <w:t xml:space="preserve"> DELETE /</w:t>
-      </w:r>
-      <w:proofErr w:type="spellStart"/>
-      <w:r>
-        <w:rPr>
-          <w:lang w:val="pt-BR"/>
-        </w:rPr>
-        <w:t>usuarios</w:t>
-      </w:r>
-      <w:proofErr w:type="spellEnd"/>
-      <w:r>
-        <w:rPr>
-          <w:lang w:val="pt-BR"/>
-        </w:rPr>
-        <w:t>/{id} testado no Swagger &lt;&lt;print aqui&gt;&gt;</w:t>
+        <w:br w:type="page"/>
       </w:r>
     </w:p>
     <w:p>
@@ -2625,11 +2452,110 @@
           <w:lang w:val="pt-BR"/>
         </w:rPr>
         <w:lastRenderedPageBreak/>
+        <w:t xml:space="preserve">8.3) Swagger </w:t>
+      </w:r>
+      <w:proofErr w:type="spellStart"/>
+      <w:r>
+        <w:rPr>
+          <w:lang w:val="pt-BR"/>
+        </w:rPr>
+        <w:t>renderizado</w:t>
+      </w:r>
+      <w:proofErr w:type="spellEnd"/>
+      <w:r>
+        <w:rPr>
+          <w:lang w:val="pt-BR"/>
+        </w:rPr>
+        <w:t xml:space="preserve"> no navegador &lt;&lt;print aqui&gt;&gt;</w:t>
+      </w:r>
+    </w:p>
+    <w:p>
+      <w:pPr>
+        <w:rPr>
+          <w:lang w:val="pt-BR"/>
+        </w:rPr>
+      </w:pPr>
+      <w:r>
+        <w:rPr>
+          <w:lang w:val="pt-BR"/>
+        </w:rPr>
         <w:drawing>
-          <wp:inline distT="0" distB="0" distL="0" distR="0" wp14:anchorId="6212C09D" wp14:editId="284AE68A">
-            <wp:extent cx="6152515" cy="3235325"/>
-            <wp:effectExtent l="0" t="0" r="635" b="3175"/>
-            <wp:docPr id="12" name="Imagem 12"/>
+          <wp:inline distT="0" distB="0" distL="0" distR="0" wp14:anchorId="121BBE6B" wp14:editId="0480F7EA">
+            <wp:extent cx="6152515" cy="3634740"/>
+            <wp:effectExtent l="0" t="0" r="635" b="3810"/>
+            <wp:docPr id="22" name="Imagem 22"/>
+            <wp:cNvGraphicFramePr>
+              <a:graphicFrameLocks xmlns:a="http://schemas.openxmlformats.org/drawingml/2006/main" noChangeAspect="1"/>
+            </wp:cNvGraphicFramePr>
+            <a:graphic xmlns:a="http://schemas.openxmlformats.org/drawingml/2006/main">
+              <a:graphicData uri="http://schemas.openxmlformats.org/drawingml/2006/picture">
+                <pic:pic xmlns:pic="http://schemas.openxmlformats.org/drawingml/2006/picture">
+                  <pic:nvPicPr>
+                    <pic:cNvPr id="1" name=""/>
+                    <pic:cNvPicPr/>
+                  </pic:nvPicPr>
+                  <pic:blipFill>
+                    <a:blip r:embed="rId19"/>
+                    <a:stretch>
+                      <a:fillRect/>
+                    </a:stretch>
+                  </pic:blipFill>
+                  <pic:spPr>
+                    <a:xfrm>
+                      <a:off x="0" y="0"/>
+                      <a:ext cx="6152515" cy="3634740"/>
+                    </a:xfrm>
+                    <a:prstGeom prst="rect">
+                      <a:avLst/>
+                    </a:prstGeom>
+                  </pic:spPr>
+                </pic:pic>
+              </a:graphicData>
+            </a:graphic>
+          </wp:inline>
+        </w:drawing>
+      </w:r>
+    </w:p>
+    <w:p>
+      <w:r>
+        <w:t>8.4) Endpoint POST /</w:t>
+      </w:r>
+      <w:proofErr w:type="spellStart"/>
+      <w:r>
+        <w:t>usuarios</w:t>
+      </w:r>
+      <w:proofErr w:type="spellEnd"/>
+      <w:r>
+        <w:t xml:space="preserve"> </w:t>
+      </w:r>
+      <w:proofErr w:type="spellStart"/>
+      <w:r>
+        <w:t>testado</w:t>
+      </w:r>
+      <w:proofErr w:type="spellEnd"/>
+      <w:r>
+        <w:t xml:space="preserve"> no Swagger &lt;&lt;print </w:t>
+      </w:r>
+      <w:proofErr w:type="spellStart"/>
+      <w:r>
+        <w:t>aqui</w:t>
+      </w:r>
+      <w:proofErr w:type="spellEnd"/>
+      <w:r>
+        <w:t>&gt;&gt;</w:t>
+      </w:r>
+    </w:p>
+    <w:p>
+      <w:r>
+        <w:rPr>
+          <w:noProof/>
+          <w:lang w:val="pt-BR"/>
+        </w:rPr>
+        <w:drawing>
+          <wp:inline distT="0" distB="0" distL="0" distR="0" wp14:anchorId="79D1DD6A" wp14:editId="6555A5EC">
+            <wp:extent cx="4516341" cy="3509037"/>
+            <wp:effectExtent l="0" t="0" r="0" b="0"/>
+            <wp:docPr id="14" name="Imagem 14"/>
             <wp:cNvGraphicFramePr>
               <a:graphicFrameLocks xmlns:a="http://schemas.openxmlformats.org/drawingml/2006/main" noChangeAspect="1"/>
             </wp:cNvGraphicFramePr>
@@ -2649,7 +2575,7 @@
                   <pic:spPr>
                     <a:xfrm>
                       <a:off x="0" y="0"/>
-                      <a:ext cx="6152515" cy="3235325"/>
+                      <a:ext cx="4562699" cy="3545056"/>
                     </a:xfrm>
                     <a:prstGeom prst="rect">
                       <a:avLst/>
@@ -2664,46 +2590,57 @@
     </w:p>
     <w:p>
       <w:pPr>
-        <w:rPr>
-          <w:lang w:val="pt-BR"/>
-        </w:rPr>
-      </w:pPr>
-      <w:r>
-        <w:rPr>
-          <w:lang w:val="pt-BR"/>
-        </w:rPr>
-        <w:br w:type="page"/>
+        <w:tabs>
+          <w:tab w:val="left" w:pos="7037"/>
+        </w:tabs>
+      </w:pPr>
+      <w:r>
+        <w:t>8.5) Endpoint GET /</w:t>
+      </w:r>
+      <w:proofErr w:type="spellStart"/>
+      <w:r>
+        <w:t>usuarios</w:t>
+      </w:r>
+      <w:proofErr w:type="spellEnd"/>
+      <w:r>
+        <w:t xml:space="preserve"> </w:t>
+      </w:r>
+      <w:proofErr w:type="spellStart"/>
+      <w:r>
+        <w:t>testado</w:t>
+      </w:r>
+      <w:proofErr w:type="spellEnd"/>
+      <w:r>
+        <w:t xml:space="preserve"> no Swagger &lt;&lt;print </w:t>
+      </w:r>
+      <w:proofErr w:type="spellStart"/>
+      <w:r>
+        <w:t>aqui</w:t>
+      </w:r>
+      <w:proofErr w:type="spellEnd"/>
+      <w:r>
+        <w:t>&gt;&gt;</w:t>
+      </w:r>
+      <w:r>
+        <w:tab/>
       </w:r>
     </w:p>
     <w:p>
       <w:pPr>
-        <w:rPr>
-          <w:lang w:val="pt-BR"/>
-        </w:rPr>
-      </w:pPr>
-      <w:r>
-        <w:rPr>
-          <w:lang w:val="pt-BR"/>
+        <w:tabs>
+          <w:tab w:val="left" w:pos="7037"/>
+        </w:tabs>
+      </w:pPr>
+      <w:r>
+        <w:rPr>
+          <w:noProof/>
         </w:rPr>
         <w:lastRenderedPageBreak/>
-        <w:t>8.9) Console do H2 após uso da API &lt;&lt;print aqui&gt;&gt;</w:t>
-      </w:r>
-    </w:p>
-    <w:p>
-      <w:pPr>
-        <w:rPr>
-          <w:lang w:val="pt-BR"/>
-        </w:rPr>
-      </w:pPr>
-      <w:r>
-        <w:rPr>
-          <w:lang w:val="pt-BR"/>
-        </w:rPr>
         <w:drawing>
-          <wp:inline distT="0" distB="0" distL="0" distR="0" wp14:anchorId="1763DB95" wp14:editId="6CC39ED7">
-            <wp:extent cx="2719304" cy="4229318"/>
-            <wp:effectExtent l="0" t="0" r="5080" b="0"/>
-            <wp:docPr id="15" name="Imagem 15"/>
+          <wp:inline distT="0" distB="0" distL="0" distR="0" wp14:anchorId="1DBDB45C" wp14:editId="27716040">
+            <wp:extent cx="4619708" cy="2620966"/>
+            <wp:effectExtent l="0" t="0" r="0" b="8255"/>
+            <wp:docPr id="3" name="Imagem 3"/>
             <wp:cNvGraphicFramePr>
               <a:graphicFrameLocks xmlns:a="http://schemas.openxmlformats.org/drawingml/2006/main" noChangeAspect="1"/>
             </wp:cNvGraphicFramePr>
@@ -2723,7 +2660,7 @@
                   <pic:spPr>
                     <a:xfrm>
                       <a:off x="0" y="0"/>
-                      <a:ext cx="2743035" cy="4266227"/>
+                      <a:ext cx="4620073" cy="2621173"/>
                     </a:xfrm>
                     <a:prstGeom prst="rect">
                       <a:avLst/>
@@ -2735,15 +2672,46 @@
           </wp:inline>
         </w:drawing>
       </w:r>
-      <w:r>
-        <w:rPr>
-          <w:lang w:val="pt-BR"/>
+    </w:p>
+    <w:p>
+      <w:r>
+        <w:t>8.6) Endpoint GET /</w:t>
+      </w:r>
+      <w:proofErr w:type="spellStart"/>
+      <w:r>
+        <w:t>usuarios</w:t>
+      </w:r>
+      <w:proofErr w:type="spellEnd"/>
+      <w:r>
+        <w:t xml:space="preserve">/{id} </w:t>
+      </w:r>
+      <w:proofErr w:type="spellStart"/>
+      <w:r>
+        <w:t>testado</w:t>
+      </w:r>
+      <w:proofErr w:type="spellEnd"/>
+      <w:r>
+        <w:t xml:space="preserve"> no Swagger &lt;&lt;print </w:t>
+      </w:r>
+      <w:proofErr w:type="spellStart"/>
+      <w:r>
+        <w:t>aqui</w:t>
+      </w:r>
+      <w:proofErr w:type="spellEnd"/>
+      <w:r>
+        <w:t>&gt;&gt;</w:t>
+      </w:r>
+    </w:p>
+    <w:p>
+      <w:r>
+        <w:rPr>
+          <w:noProof/>
         </w:rPr>
         <w:drawing>
-          <wp:inline distT="0" distB="0" distL="0" distR="0" wp14:anchorId="55884F30" wp14:editId="6952BEB9">
-            <wp:extent cx="2495898" cy="6706536"/>
-            <wp:effectExtent l="0" t="0" r="0" b="0"/>
-            <wp:docPr id="16" name="Imagem 16"/>
+          <wp:inline distT="0" distB="0" distL="0" distR="0" wp14:anchorId="281F9D61" wp14:editId="62F54F83">
+            <wp:extent cx="6152515" cy="3970020"/>
+            <wp:effectExtent l="0" t="0" r="635" b="0"/>
+            <wp:docPr id="10" name="Imagem 10"/>
             <wp:cNvGraphicFramePr>
               <a:graphicFrameLocks xmlns:a="http://schemas.openxmlformats.org/drawingml/2006/main" noChangeAspect="1"/>
             </wp:cNvGraphicFramePr>
@@ -2763,6 +2731,288 @@
                   <pic:spPr>
                     <a:xfrm>
                       <a:off x="0" y="0"/>
+                      <a:ext cx="6152515" cy="3970020"/>
+                    </a:xfrm>
+                    <a:prstGeom prst="rect">
+                      <a:avLst/>
+                    </a:prstGeom>
+                  </pic:spPr>
+                </pic:pic>
+              </a:graphicData>
+            </a:graphic>
+          </wp:inline>
+        </w:drawing>
+      </w:r>
+    </w:p>
+    <w:p>
+      <w:r>
+        <w:br w:type="page"/>
+      </w:r>
+    </w:p>
+    <w:p>
+      <w:r>
+        <w:lastRenderedPageBreak/>
+        <w:t>8.7) Endpoint PUT /</w:t>
+      </w:r>
+      <w:proofErr w:type="spellStart"/>
+      <w:r>
+        <w:t>usuarios</w:t>
+      </w:r>
+      <w:proofErr w:type="spellEnd"/>
+      <w:r>
+        <w:t xml:space="preserve">/{id} </w:t>
+      </w:r>
+      <w:proofErr w:type="spellStart"/>
+      <w:r>
+        <w:t>testado</w:t>
+      </w:r>
+      <w:proofErr w:type="spellEnd"/>
+      <w:r>
+        <w:t xml:space="preserve"> no Swagger &lt;&lt;print </w:t>
+      </w:r>
+      <w:proofErr w:type="spellStart"/>
+      <w:r>
+        <w:t>aqui</w:t>
+      </w:r>
+      <w:proofErr w:type="spellEnd"/>
+      <w:r>
+        <w:t>&gt;&gt;</w:t>
+      </w:r>
+    </w:p>
+    <w:p>
+      <w:r>
+        <w:rPr>
+          <w:noProof/>
+        </w:rPr>
+        <w:drawing>
+          <wp:inline distT="0" distB="0" distL="0" distR="0" wp14:anchorId="368A8EDA" wp14:editId="57A9D6B0">
+            <wp:extent cx="2657532" cy="2415614"/>
+            <wp:effectExtent l="0" t="0" r="0" b="3810"/>
+            <wp:docPr id="11" name="Imagem 11"/>
+            <wp:cNvGraphicFramePr>
+              <a:graphicFrameLocks xmlns:a="http://schemas.openxmlformats.org/drawingml/2006/main" noChangeAspect="1"/>
+            </wp:cNvGraphicFramePr>
+            <a:graphic xmlns:a="http://schemas.openxmlformats.org/drawingml/2006/main">
+              <a:graphicData uri="http://schemas.openxmlformats.org/drawingml/2006/picture">
+                <pic:pic xmlns:pic="http://schemas.openxmlformats.org/drawingml/2006/picture">
+                  <pic:nvPicPr>
+                    <pic:cNvPr id="1" name=""/>
+                    <pic:cNvPicPr/>
+                  </pic:nvPicPr>
+                  <pic:blipFill>
+                    <a:blip r:embed="rId23"/>
+                    <a:stretch>
+                      <a:fillRect/>
+                    </a:stretch>
+                  </pic:blipFill>
+                  <pic:spPr>
+                    <a:xfrm>
+                      <a:off x="0" y="0"/>
+                      <a:ext cx="2660194" cy="2418034"/>
+                    </a:xfrm>
+                    <a:prstGeom prst="rect">
+                      <a:avLst/>
+                    </a:prstGeom>
+                  </pic:spPr>
+                </pic:pic>
+              </a:graphicData>
+            </a:graphic>
+          </wp:inline>
+        </w:drawing>
+      </w:r>
+    </w:p>
+    <w:p>
+      <w:pPr>
+        <w:rPr>
+          <w:lang w:val="pt-BR"/>
+        </w:rPr>
+      </w:pPr>
+      <w:r>
+        <w:rPr>
+          <w:lang w:val="pt-BR"/>
+        </w:rPr>
+        <w:t xml:space="preserve">8.8) </w:t>
+      </w:r>
+      <w:proofErr w:type="spellStart"/>
+      <w:r>
+        <w:rPr>
+          <w:lang w:val="pt-BR"/>
+        </w:rPr>
+        <w:t>Endpoint</w:t>
+      </w:r>
+      <w:proofErr w:type="spellEnd"/>
+      <w:r>
+        <w:rPr>
+          <w:lang w:val="pt-BR"/>
+        </w:rPr>
+        <w:t xml:space="preserve"> DELETE /</w:t>
+      </w:r>
+      <w:proofErr w:type="spellStart"/>
+      <w:r>
+        <w:rPr>
+          <w:lang w:val="pt-BR"/>
+        </w:rPr>
+        <w:t>usuarios</w:t>
+      </w:r>
+      <w:proofErr w:type="spellEnd"/>
+      <w:r>
+        <w:rPr>
+          <w:lang w:val="pt-BR"/>
+        </w:rPr>
+        <w:t>/{id} testado no Swagger &lt;&lt;print aqui&gt;&gt;</w:t>
+      </w:r>
+    </w:p>
+    <w:p>
+      <w:pPr>
+        <w:rPr>
+          <w:lang w:val="pt-BR"/>
+        </w:rPr>
+      </w:pPr>
+      <w:r>
+        <w:rPr>
+          <w:noProof/>
+          <w:lang w:val="pt-BR"/>
+        </w:rPr>
+        <w:drawing>
+          <wp:inline distT="0" distB="0" distL="0" distR="0" wp14:anchorId="6212C09D" wp14:editId="284AE68A">
+            <wp:extent cx="6152515" cy="3235325"/>
+            <wp:effectExtent l="0" t="0" r="635" b="3175"/>
+            <wp:docPr id="12" name="Imagem 12"/>
+            <wp:cNvGraphicFramePr>
+              <a:graphicFrameLocks xmlns:a="http://schemas.openxmlformats.org/drawingml/2006/main" noChangeAspect="1"/>
+            </wp:cNvGraphicFramePr>
+            <a:graphic xmlns:a="http://schemas.openxmlformats.org/drawingml/2006/main">
+              <a:graphicData uri="http://schemas.openxmlformats.org/drawingml/2006/picture">
+                <pic:pic xmlns:pic="http://schemas.openxmlformats.org/drawingml/2006/picture">
+                  <pic:nvPicPr>
+                    <pic:cNvPr id="1" name=""/>
+                    <pic:cNvPicPr/>
+                  </pic:nvPicPr>
+                  <pic:blipFill>
+                    <a:blip r:embed="rId24"/>
+                    <a:stretch>
+                      <a:fillRect/>
+                    </a:stretch>
+                  </pic:blipFill>
+                  <pic:spPr>
+                    <a:xfrm>
+                      <a:off x="0" y="0"/>
+                      <a:ext cx="6152515" cy="3235325"/>
+                    </a:xfrm>
+                    <a:prstGeom prst="rect">
+                      <a:avLst/>
+                    </a:prstGeom>
+                  </pic:spPr>
+                </pic:pic>
+              </a:graphicData>
+            </a:graphic>
+          </wp:inline>
+        </w:drawing>
+      </w:r>
+    </w:p>
+    <w:p>
+      <w:pPr>
+        <w:rPr>
+          <w:lang w:val="pt-BR"/>
+        </w:rPr>
+      </w:pPr>
+      <w:r>
+        <w:rPr>
+          <w:lang w:val="pt-BR"/>
+        </w:rPr>
+        <w:br w:type="page"/>
+      </w:r>
+    </w:p>
+    <w:p>
+      <w:pPr>
+        <w:rPr>
+          <w:lang w:val="pt-BR"/>
+        </w:rPr>
+      </w:pPr>
+      <w:r>
+        <w:rPr>
+          <w:lang w:val="pt-BR"/>
+        </w:rPr>
+        <w:lastRenderedPageBreak/>
+        <w:t>8.9) Console do H2 após uso da API &lt;&lt;print aqui&gt;&gt;</w:t>
+      </w:r>
+    </w:p>
+    <w:p>
+      <w:pPr>
+        <w:rPr>
+          <w:lang w:val="pt-BR"/>
+        </w:rPr>
+      </w:pPr>
+      <w:r>
+        <w:rPr>
+          <w:noProof/>
+          <w:lang w:val="pt-BR"/>
+        </w:rPr>
+        <w:drawing>
+          <wp:inline distT="0" distB="0" distL="0" distR="0" wp14:anchorId="1763DB95" wp14:editId="6CC39ED7">
+            <wp:extent cx="2719304" cy="4229318"/>
+            <wp:effectExtent l="0" t="0" r="5080" b="0"/>
+            <wp:docPr id="15" name="Imagem 15"/>
+            <wp:cNvGraphicFramePr>
+              <a:graphicFrameLocks xmlns:a="http://schemas.openxmlformats.org/drawingml/2006/main" noChangeAspect="1"/>
+            </wp:cNvGraphicFramePr>
+            <a:graphic xmlns:a="http://schemas.openxmlformats.org/drawingml/2006/main">
+              <a:graphicData uri="http://schemas.openxmlformats.org/drawingml/2006/picture">
+                <pic:pic xmlns:pic="http://schemas.openxmlformats.org/drawingml/2006/picture">
+                  <pic:nvPicPr>
+                    <pic:cNvPr id="1" name=""/>
+                    <pic:cNvPicPr/>
+                  </pic:nvPicPr>
+                  <pic:blipFill>
+                    <a:blip r:embed="rId25"/>
+                    <a:stretch>
+                      <a:fillRect/>
+                    </a:stretch>
+                  </pic:blipFill>
+                  <pic:spPr>
+                    <a:xfrm>
+                      <a:off x="0" y="0"/>
+                      <a:ext cx="2743035" cy="4266227"/>
+                    </a:xfrm>
+                    <a:prstGeom prst="rect">
+                      <a:avLst/>
+                    </a:prstGeom>
+                  </pic:spPr>
+                </pic:pic>
+              </a:graphicData>
+            </a:graphic>
+          </wp:inline>
+        </w:drawing>
+      </w:r>
+      <w:r>
+        <w:rPr>
+          <w:noProof/>
+          <w:lang w:val="pt-BR"/>
+        </w:rPr>
+        <w:drawing>
+          <wp:inline distT="0" distB="0" distL="0" distR="0" wp14:anchorId="55884F30" wp14:editId="6952BEB9">
+            <wp:extent cx="2495898" cy="6706536"/>
+            <wp:effectExtent l="0" t="0" r="0" b="0"/>
+            <wp:docPr id="16" name="Imagem 16"/>
+            <wp:cNvGraphicFramePr>
+              <a:graphicFrameLocks xmlns:a="http://schemas.openxmlformats.org/drawingml/2006/main" noChangeAspect="1"/>
+            </wp:cNvGraphicFramePr>
+            <a:graphic xmlns:a="http://schemas.openxmlformats.org/drawingml/2006/main">
+              <a:graphicData uri="http://schemas.openxmlformats.org/drawingml/2006/picture">
+                <pic:pic xmlns:pic="http://schemas.openxmlformats.org/drawingml/2006/picture">
+                  <pic:nvPicPr>
+                    <pic:cNvPr id="1" name=""/>
+                    <pic:cNvPicPr/>
+                  </pic:nvPicPr>
+                  <pic:blipFill>
+                    <a:blip r:embed="rId26"/>
+                    <a:stretch>
+                      <a:fillRect/>
+                    </a:stretch>
+                  </pic:blipFill>
+                  <pic:spPr>
+                    <a:xfrm>
+                      <a:off x="0" y="0"/>
                       <a:ext cx="2495898" cy="6706536"/>
                     </a:xfrm>
                     <a:prstGeom prst="rect">
@@ -2821,36 +3071,108 @@
     </w:p>
     <w:p>
       <w:r>
-        <w:t xml:space="preserve">1) &lt;&lt;print </w:t>
-      </w:r>
-      <w:proofErr w:type="spellStart"/>
-      <w:r>
-        <w:t>aqui</w:t>
-      </w:r>
-      <w:proofErr w:type="spellEnd"/>
-      <w:r>
-        <w:t>&gt;&gt;</w:t>
+        <w:t>1)</w:t>
       </w:r>
     </w:p>
     <w:p>
       <w:r>
-        <w:t>SHOW TABLES;</w:t>
+        <w:drawing>
+          <wp:inline distT="0" distB="0" distL="0" distR="0" wp14:anchorId="65EA1EC9" wp14:editId="61ABFCAE">
+            <wp:extent cx="2248214" cy="1648055"/>
+            <wp:effectExtent l="0" t="0" r="0" b="9525"/>
+            <wp:docPr id="27" name="Imagem 27"/>
+            <wp:cNvGraphicFramePr>
+              <a:graphicFrameLocks xmlns:a="http://schemas.openxmlformats.org/drawingml/2006/main" noChangeAspect="1"/>
+            </wp:cNvGraphicFramePr>
+            <a:graphic xmlns:a="http://schemas.openxmlformats.org/drawingml/2006/main">
+              <a:graphicData uri="http://schemas.openxmlformats.org/drawingml/2006/picture">
+                <pic:pic xmlns:pic="http://schemas.openxmlformats.org/drawingml/2006/picture">
+                  <pic:nvPicPr>
+                    <pic:cNvPr id="1" name=""/>
+                    <pic:cNvPicPr/>
+                  </pic:nvPicPr>
+                  <pic:blipFill>
+                    <a:blip r:embed="rId27"/>
+                    <a:stretch>
+                      <a:fillRect/>
+                    </a:stretch>
+                  </pic:blipFill>
+                  <pic:spPr>
+                    <a:xfrm>
+                      <a:off x="0" y="0"/>
+                      <a:ext cx="2248214" cy="1648055"/>
+                    </a:xfrm>
+                    <a:prstGeom prst="rect">
+                      <a:avLst/>
+                    </a:prstGeom>
+                  </pic:spPr>
+                </pic:pic>
+              </a:graphicData>
+            </a:graphic>
+          </wp:inline>
+        </w:drawing>
       </w:r>
     </w:p>
     <w:p>
       <w:r>
-        <w:t xml:space="preserve">2) &lt;&lt;print </w:t>
-      </w:r>
-      <w:proofErr w:type="spellStart"/>
-      <w:r>
-        <w:t>aqui</w:t>
-      </w:r>
-      <w:proofErr w:type="spellEnd"/>
-      <w:r>
-        <w:t>&gt;&gt;</w:t>
+        <w:t>SHOW TABLES;</w:t>
       </w:r>
     </w:p>
     <w:p>
+      <w:proofErr w:type="gramStart"/>
+      <w:r>
+        <w:t>2</w:t>
+      </w:r>
+      <w:r>
+        <w:rPr>
+          <w:noProof/>
+        </w:rPr>
+        <w:t xml:space="preserve"> </w:t>
+      </w:r>
+      <w:r>
+        <w:rPr>
+          <w:noProof/>
+        </w:rPr>
+        <w:t>)</w:t>
+      </w:r>
+      <w:proofErr w:type="gramEnd"/>
+      <w:r>
+        <w:drawing>
+          <wp:inline distT="0" distB="0" distL="0" distR="0" wp14:anchorId="69D3AC2A" wp14:editId="2BD609F5">
+            <wp:extent cx="6152515" cy="1012825"/>
+            <wp:effectExtent l="0" t="0" r="635" b="0"/>
+            <wp:docPr id="24" name="Imagem 24"/>
+            <wp:cNvGraphicFramePr>
+              <a:graphicFrameLocks xmlns:a="http://schemas.openxmlformats.org/drawingml/2006/main" noChangeAspect="1"/>
+            </wp:cNvGraphicFramePr>
+            <a:graphic xmlns:a="http://schemas.openxmlformats.org/drawingml/2006/main">
+              <a:graphicData uri="http://schemas.openxmlformats.org/drawingml/2006/picture">
+                <pic:pic xmlns:pic="http://schemas.openxmlformats.org/drawingml/2006/picture">
+                  <pic:nvPicPr>
+                    <pic:cNvPr id="1" name=""/>
+                    <pic:cNvPicPr/>
+                  </pic:nvPicPr>
+                  <pic:blipFill>
+                    <a:blip r:embed="rId28"/>
+                    <a:stretch>
+                      <a:fillRect/>
+                    </a:stretch>
+                  </pic:blipFill>
+                  <pic:spPr>
+                    <a:xfrm>
+                      <a:off x="0" y="0"/>
+                      <a:ext cx="6152515" cy="1012825"/>
+                    </a:xfrm>
+                    <a:prstGeom prst="rect">
+                      <a:avLst/>
+                    </a:prstGeom>
+                  </pic:spPr>
+                </pic:pic>
+              </a:graphicData>
+            </a:graphic>
+          </wp:inline>
+        </w:drawing>
+      </w:r>
       <w:r>
         <w:t>SELECT *</w:t>
       </w:r>
@@ -2867,39 +3189,70 @@
     </w:p>
     <w:p>
       <w:r>
-        <w:t xml:space="preserve">3) &lt;&lt;print </w:t>
-      </w:r>
-      <w:proofErr w:type="spellStart"/>
-      <w:r>
-        <w:t>aqui</w:t>
-      </w:r>
-      <w:proofErr w:type="spellEnd"/>
-      <w:r>
-        <w:t>&gt;&gt;</w:t>
+        <w:t xml:space="preserve">3) </w:t>
       </w:r>
     </w:p>
     <w:p>
       <w:r>
-        <w:t>SELECT * FROM USUARIOS;</w:t>
+        <w:drawing>
+          <wp:inline distT="0" distB="0" distL="0" distR="0" wp14:anchorId="4D607916" wp14:editId="09122A92">
+            <wp:extent cx="3600953" cy="2410161"/>
+            <wp:effectExtent l="0" t="0" r="0" b="0"/>
+            <wp:docPr id="28" name="Imagem 28"/>
+            <wp:cNvGraphicFramePr>
+              <a:graphicFrameLocks xmlns:a="http://schemas.openxmlformats.org/drawingml/2006/main" noChangeAspect="1"/>
+            </wp:cNvGraphicFramePr>
+            <a:graphic xmlns:a="http://schemas.openxmlformats.org/drawingml/2006/main">
+              <a:graphicData uri="http://schemas.openxmlformats.org/drawingml/2006/picture">
+                <pic:pic xmlns:pic="http://schemas.openxmlformats.org/drawingml/2006/picture">
+                  <pic:nvPicPr>
+                    <pic:cNvPr id="1" name=""/>
+                    <pic:cNvPicPr/>
+                  </pic:nvPicPr>
+                  <pic:blipFill>
+                    <a:blip r:embed="rId29"/>
+                    <a:stretch>
+                      <a:fillRect/>
+                    </a:stretch>
+                  </pic:blipFill>
+                  <pic:spPr>
+                    <a:xfrm>
+                      <a:off x="0" y="0"/>
+                      <a:ext cx="3600953" cy="2410161"/>
+                    </a:xfrm>
+                    <a:prstGeom prst="rect">
+                      <a:avLst/>
+                    </a:prstGeom>
+                  </pic:spPr>
+                </pic:pic>
+              </a:graphicData>
+            </a:graphic>
+          </wp:inline>
+        </w:drawing>
       </w:r>
     </w:p>
     <w:p>
-      <w:pPr>
-        <w:rPr>
-          <w:lang w:val="pt-BR"/>
-        </w:rPr>
-      </w:pPr>
-      <w:r>
-        <w:rPr>
-          <w:b/>
-          <w:lang w:val="pt-BR"/>
-        </w:rPr>
-        <w:t>Parte E – Testes mínimos da API</w:t>
+      <w:r>
+        <w:t>SELECT * FROM USUARIOS;</w:t>
       </w:r>
     </w:p>
     <w:p>
       <w:pPr>
         <w:rPr>
+          <w:lang w:val="pt-BR"/>
+        </w:rPr>
+      </w:pPr>
+      <w:r>
+        <w:rPr>
+          <w:b/>
+          <w:lang w:val="pt-BR"/>
+        </w:rPr>
+        <w:t>Parte E – Testes mínimos da API</w:t>
+      </w:r>
+    </w:p>
+    <w:p>
+      <w:pPr>
+        <w:rPr>
           <w:b/>
           <w:bCs/>
           <w:lang w:val="pt-BR"/>
@@ -2911,6 +3264,7 @@
           <w:bCs/>
           <w:lang w:val="pt-BR"/>
         </w:rPr>
+        <w:lastRenderedPageBreak/>
         <w:t>1) Execute a aplicação</w:t>
       </w:r>
     </w:p>
@@ -3072,24 +3426,51 @@
     <w:p>
       <w:pPr>
         <w:rPr>
-          <w:lang w:val="pt-BR"/>
-        </w:rPr>
-      </w:pPr>
-      <w:r>
-        <w:rPr>
-          <w:lang w:val="pt-BR"/>
-        </w:rPr>
-        <w:t>&lt;&lt;print aqui&gt;&gt;</w:t>
-      </w:r>
-    </w:p>
-    <w:p>
-      <w:pPr>
-        <w:rPr>
           <w:b/>
           <w:bCs/>
           <w:lang w:val="pt-BR"/>
         </w:rPr>
       </w:pPr>
+      <w:r>
+        <w:rPr>
+          <w:lang w:val="pt-BR"/>
+        </w:rPr>
+        <w:drawing>
+          <wp:inline distT="0" distB="0" distL="0" distR="0" wp14:anchorId="63501913" wp14:editId="3778E83F">
+            <wp:extent cx="6152515" cy="2983230"/>
+            <wp:effectExtent l="0" t="0" r="635" b="7620"/>
+            <wp:docPr id="29" name="Imagem 29"/>
+            <wp:cNvGraphicFramePr>
+              <a:graphicFrameLocks xmlns:a="http://schemas.openxmlformats.org/drawingml/2006/main" noChangeAspect="1"/>
+            </wp:cNvGraphicFramePr>
+            <a:graphic xmlns:a="http://schemas.openxmlformats.org/drawingml/2006/main">
+              <a:graphicData uri="http://schemas.openxmlformats.org/drawingml/2006/picture">
+                <pic:pic xmlns:pic="http://schemas.openxmlformats.org/drawingml/2006/picture">
+                  <pic:nvPicPr>
+                    <pic:cNvPr id="1" name=""/>
+                    <pic:cNvPicPr/>
+                  </pic:nvPicPr>
+                  <pic:blipFill>
+                    <a:blip r:embed="rId30"/>
+                    <a:stretch>
+                      <a:fillRect/>
+                    </a:stretch>
+                  </pic:blipFill>
+                  <pic:spPr>
+                    <a:xfrm>
+                      <a:off x="0" y="0"/>
+                      <a:ext cx="6152515" cy="2983230"/>
+                    </a:xfrm>
+                    <a:prstGeom prst="rect">
+                      <a:avLst/>
+                    </a:prstGeom>
+                  </pic:spPr>
+                </pic:pic>
+              </a:graphicData>
+            </a:graphic>
+          </wp:inline>
+        </w:drawing>
+      </w:r>
       <w:r>
         <w:rPr>
           <w:b/>
@@ -3258,7 +3639,6 @@
         <w:rPr>
           <w:lang w:val="pt-BR"/>
         </w:rPr>
-        <w:lastRenderedPageBreak/>
         <w:t xml:space="preserve">Clique em </w:t>
       </w:r>
       <w:r>
@@ -3305,6 +3685,7 @@
         <w:rPr>
           <w:lang w:val="pt-BR"/>
         </w:rPr>
+        <w:lastRenderedPageBreak/>
         <w:t>{</w:t>
       </w:r>
       <w:r>
@@ -3383,7 +3764,7 @@
                     <pic:cNvPicPr/>
                   </pic:nvPicPr>
                   <pic:blipFill>
-                    <a:blip r:embed="rId16"/>
+                    <a:blip r:embed="rId20"/>
                     <a:stretch>
                       <a:fillRect/>
                     </a:stretch>
@@ -3525,7 +3906,6 @@
         <w:rPr>
           <w:lang w:val="pt-BR"/>
         </w:rPr>
-        <w:lastRenderedPageBreak/>
         <w:t>A API deverá retornar a lista de usuários cadastrados.</w:t>
       </w:r>
     </w:p>
@@ -3549,6 +3929,10 @@
         </w:rPr>
       </w:pPr>
       <w:r>
+        <w:rPr>
+          <w:noProof/>
+        </w:rPr>
+        <w:lastRenderedPageBreak/>
         <w:drawing>
           <wp:inline distT="0" distB="0" distL="0" distR="0" wp14:anchorId="635FDF8F" wp14:editId="701057E6">
             <wp:extent cx="4619708" cy="2620966"/>
@@ -3565,7 +3949,7 @@
                     <pic:cNvPicPr/>
                   </pic:nvPicPr>
                   <pic:blipFill>
-                    <a:blip r:embed="rId17"/>
+                    <a:blip r:embed="rId21"/>
                     <a:stretch>
                       <a:fillRect/>
                     </a:stretch>
@@ -3737,8 +4121,10 @@
           <w:lang w:val="pt-BR"/>
         </w:rPr>
       </w:pPr>
-      <w:bookmarkStart w:id="0" w:name="_GoBack"/>
-      <w:r>
+      <w:r>
+        <w:rPr>
+          <w:noProof/>
+        </w:rPr>
         <w:drawing>
           <wp:inline distT="0" distB="0" distL="0" distR="0" wp14:anchorId="4D60BA2C" wp14:editId="38B9342B">
             <wp:extent cx="3832529" cy="2473008"/>
@@ -3755,7 +4141,7 @@
                     <pic:cNvPicPr/>
                   </pic:nvPicPr>
                   <pic:blipFill>
-                    <a:blip r:embed="rId18"/>
+                    <a:blip r:embed="rId22"/>
                     <a:stretch>
                       <a:fillRect/>
                     </a:stretch>
@@ -3775,7 +4161,6 @@
           </wp:inline>
         </w:drawing>
       </w:r>
-      <w:bookmarkEnd w:id="0"/>
     </w:p>
     <w:p>
       <w:pPr>
@@ -3806,7 +4191,6 @@
           <w:bCs/>
           <w:lang w:val="pt-BR"/>
         </w:rPr>
-        <w:lastRenderedPageBreak/>
         <w:t>6) Validar no banco H2</w:t>
       </w:r>
     </w:p>
@@ -3833,6 +4217,7 @@
         <w:rPr>
           <w:lang w:val="pt-BR"/>
         </w:rPr>
+        <w:lastRenderedPageBreak/>
         <w:t>http://localhost:8081/h2-console</w:t>
       </w:r>
     </w:p>
@@ -3926,6 +4311,46 @@
           <w:lang w:val="pt-BR"/>
         </w:rPr>
       </w:pPr>
+      <w:r>
+        <w:rPr>
+          <w:lang w:val="pt-BR"/>
+        </w:rPr>
+        <w:drawing>
+          <wp:inline distT="0" distB="0" distL="0" distR="0" wp14:anchorId="1C577D6E" wp14:editId="3AC11975">
+            <wp:extent cx="6152515" cy="2542540"/>
+            <wp:effectExtent l="0" t="0" r="635" b="0"/>
+            <wp:docPr id="31" name="Imagem 31"/>
+            <wp:cNvGraphicFramePr>
+              <a:graphicFrameLocks xmlns:a="http://schemas.openxmlformats.org/drawingml/2006/main" noChangeAspect="1"/>
+            </wp:cNvGraphicFramePr>
+            <a:graphic xmlns:a="http://schemas.openxmlformats.org/drawingml/2006/main">
+              <a:graphicData uri="http://schemas.openxmlformats.org/drawingml/2006/picture">
+                <pic:pic xmlns:pic="http://schemas.openxmlformats.org/drawingml/2006/picture">
+                  <pic:nvPicPr>
+                    <pic:cNvPr id="1" name=""/>
+                    <pic:cNvPicPr/>
+                  </pic:nvPicPr>
+                  <pic:blipFill>
+                    <a:blip r:embed="rId31"/>
+                    <a:stretch>
+                      <a:fillRect/>
+                    </a:stretch>
+                  </pic:blipFill>
+                  <pic:spPr>
+                    <a:xfrm>
+                      <a:off x="0" y="0"/>
+                      <a:ext cx="6152515" cy="2542540"/>
+                    </a:xfrm>
+                    <a:prstGeom prst="rect">
+                      <a:avLst/>
+                    </a:prstGeom>
+                  </pic:spPr>
+                </pic:pic>
+              </a:graphicData>
+            </a:graphic>
+          </wp:inline>
+        </w:drawing>
+      </w:r>
     </w:p>
     <w:p>
       <w:pPr>
@@ -4318,6 +4743,7 @@
           <w:b/>
           <w:lang w:val="pt-BR"/>
         </w:rPr>
+        <w:lastRenderedPageBreak/>
         <w:t>OBSERVAÇÃO DIDÁTICA:</w:t>
       </w:r>
     </w:p>
@@ -16505,7 +16931,7 @@
 </file>
 
 <file path=customXml/itemProps1.xml><?xml version="1.0" encoding="utf-8"?>
-<ds:datastoreItem xmlns:ds="http://schemas.openxmlformats.org/officeDocument/2006/customXml" ds:itemID="{B28BF5E1-FC8E-4353-B962-CDB65C47C17C}">
+<ds:datastoreItem xmlns:ds="http://schemas.openxmlformats.org/officeDocument/2006/customXml" ds:itemID="{D4EF1D7D-0004-43FC-8629-54BBBD389A36}">
   <ds:schemaRefs>
     <ds:schemaRef ds:uri="http://schemas.openxmlformats.org/officeDocument/2006/bibliography"/>
   </ds:schemaRefs>

--- a/AtvProj(2)_Endpoint_API_SpringBoot.docx
+++ b/AtvProj(2)_Endpoint_API_SpringBoot.docx
@@ -1839,21 +1839,7 @@
         <w:rPr>
           <w:lang w:val="pt-BR"/>
         </w:rPr>
-        <w:t xml:space="preserve"> &lt;&lt;</w:t>
-      </w:r>
-      <w:bookmarkStart w:id="0" w:name="_GoBack"/>
-      <w:r>
-        <w:rPr>
-          <w:lang w:val="pt-BR"/>
-        </w:rPr>
-        <w:t xml:space="preserve">print </w:t>
-      </w:r>
-      <w:bookmarkEnd w:id="0"/>
-      <w:r>
-        <w:rPr>
-          <w:lang w:val="pt-BR"/>
-        </w:rPr>
-        <w:t>aqui&gt;&gt;</w:t>
+        <w:t xml:space="preserve"> &lt;&lt;print aqui&gt;&gt;</w:t>
       </w:r>
     </w:p>
     <w:p>
@@ -1864,6 +1850,7 @@
       </w:pPr>
       <w:r>
         <w:rPr>
+          <w:noProof/>
           <w:lang w:val="pt-BR"/>
         </w:rPr>
         <w:drawing>
@@ -2167,11 +2154,10 @@
           <w:noProof/>
           <w:lang w:val="pt-BR"/>
         </w:rPr>
-        <w:lastRenderedPageBreak/>
         <w:drawing>
-          <wp:inline distT="0" distB="0" distL="0" distR="0" wp14:anchorId="482CF5D7" wp14:editId="44422378">
-            <wp:extent cx="3996515" cy="3942893"/>
-            <wp:effectExtent l="0" t="0" r="4445" b="635"/>
+          <wp:inline distT="0" distB="0" distL="0" distR="0" wp14:anchorId="482CF5D7" wp14:editId="1777553E">
+            <wp:extent cx="3115197" cy="3073400"/>
+            <wp:effectExtent l="0" t="0" r="9525" b="0"/>
             <wp:docPr id="9" name="Imagem 9"/>
             <wp:cNvGraphicFramePr>
               <a:graphicFrameLocks xmlns:a="http://schemas.openxmlformats.org/drawingml/2006/main" noChangeAspect="1"/>
@@ -2192,7 +2178,7 @@
                   <pic:spPr>
                     <a:xfrm>
                       <a:off x="0" y="0"/>
-                      <a:ext cx="3999037" cy="3945381"/>
+                      <a:ext cx="3118340" cy="3076500"/>
                     </a:xfrm>
                     <a:prstGeom prst="rect">
                       <a:avLst/>
@@ -2215,6 +2201,7 @@
         <w:rPr>
           <w:lang w:val="pt-BR"/>
         </w:rPr>
+        <w:lastRenderedPageBreak/>
         <w:t xml:space="preserve">5) Execução da classe </w:t>
       </w:r>
       <w:proofErr w:type="spellStart"/>
@@ -2240,68 +2227,13 @@
       </w:pPr>
       <w:r>
         <w:rPr>
-          <w:b/>
-          <w:lang w:val="pt-BR"/>
-        </w:rPr>
-        <w:t>Parte C – Evidências de funcionamento</w:t>
-      </w:r>
-    </w:p>
-    <w:p>
-      <w:pPr>
-        <w:rPr>
-          <w:lang w:val="pt-BR"/>
-        </w:rPr>
-      </w:pPr>
-      <w:r>
-        <w:rPr>
-          <w:lang w:val="pt-BR"/>
-        </w:rPr>
-        <w:t>Caminho do Swagger UI: http://localhost:8081/swagger-ui/index.html</w:t>
-      </w:r>
-    </w:p>
-    <w:p>
-      <w:pPr>
-        <w:rPr>
-          <w:lang w:val="pt-BR"/>
-        </w:rPr>
-      </w:pPr>
-      <w:r>
-        <w:rPr>
-          <w:lang w:val="pt-BR"/>
-        </w:rPr>
-        <w:t>Caminho do H2 Console: http://localhost:8081/h2-console</w:t>
-      </w:r>
-    </w:p>
-    <w:p>
-      <w:pPr>
-        <w:rPr>
-          <w:lang w:val="pt-BR"/>
-        </w:rPr>
-      </w:pPr>
-      <w:r>
-        <w:rPr>
-          <w:lang w:val="pt-BR"/>
-        </w:rPr>
-        <w:t>8.1) Servidor e projeto Java ativo &lt;&lt;print aqui&gt;&gt;</w:t>
-      </w:r>
-    </w:p>
-    <w:p>
-      <w:pPr>
-        <w:rPr>
-          <w:u w:val="single"/>
-          <w:lang w:val="pt-BR"/>
-        </w:rPr>
-      </w:pPr>
-      <w:r>
-        <w:rPr>
-          <w:u w:val="single"/>
           <w:lang w:val="pt-BR"/>
         </w:rPr>
         <w:drawing>
-          <wp:inline distT="0" distB="0" distL="0" distR="0" wp14:anchorId="313DDD53" wp14:editId="7030C68A">
-            <wp:extent cx="6152515" cy="1830705"/>
-            <wp:effectExtent l="0" t="0" r="635" b="0"/>
-            <wp:docPr id="23" name="Imagem 23"/>
+          <wp:inline distT="0" distB="0" distL="0" distR="0" wp14:anchorId="380EE654" wp14:editId="2F30DD26">
+            <wp:extent cx="6152515" cy="2793365"/>
+            <wp:effectExtent l="0" t="0" r="635" b="6985"/>
+            <wp:docPr id="18" name="Imagem 18"/>
             <wp:cNvGraphicFramePr>
               <a:graphicFrameLocks xmlns:a="http://schemas.openxmlformats.org/drawingml/2006/main" noChangeAspect="1"/>
             </wp:cNvGraphicFramePr>
@@ -2321,7 +2253,7 @@
                   <pic:spPr>
                     <a:xfrm>
                       <a:off x="0" y="0"/>
-                      <a:ext cx="6152515" cy="1830705"/>
+                      <a:ext cx="6152515" cy="2793365"/>
                     </a:xfrm>
                     <a:prstGeom prst="rect">
                       <a:avLst/>
@@ -2333,6 +2265,8 @@
           </wp:inline>
         </w:drawing>
       </w:r>
+      <w:bookmarkStart w:id="0" w:name="_GoBack"/>
+      <w:bookmarkEnd w:id="0"/>
     </w:p>
     <w:p>
       <w:pPr>
@@ -2342,20 +2276,69 @@
       </w:pPr>
       <w:r>
         <w:rPr>
-          <w:lang w:val="pt-BR"/>
-        </w:rPr>
-        <w:lastRenderedPageBreak/>
-        <w:t>8.2) Aplicação rodando na porta 8081 &lt;&lt;print aqui&gt;&gt;</w:t>
-      </w:r>
-      <w:r>
-        <w:rPr>
+          <w:b/>
+          <w:lang w:val="pt-BR"/>
+        </w:rPr>
+        <w:t>Parte C – Evidências de funcionamento</w:t>
+      </w:r>
+    </w:p>
+    <w:p>
+      <w:pPr>
+        <w:rPr>
+          <w:lang w:val="pt-BR"/>
+        </w:rPr>
+      </w:pPr>
+      <w:r>
+        <w:rPr>
+          <w:lang w:val="pt-BR"/>
+        </w:rPr>
+        <w:t>Caminho do Swagger UI: http://localhost:8081/swagger-ui/index.html</w:t>
+      </w:r>
+    </w:p>
+    <w:p>
+      <w:pPr>
+        <w:rPr>
+          <w:lang w:val="pt-BR"/>
+        </w:rPr>
+      </w:pPr>
+      <w:r>
+        <w:rPr>
+          <w:lang w:val="pt-BR"/>
+        </w:rPr>
+        <w:t>Caminho do H2 Console: http://localhost:8081/h2-console</w:t>
+      </w:r>
+    </w:p>
+    <w:p>
+      <w:pPr>
+        <w:rPr>
+          <w:lang w:val="pt-BR"/>
+        </w:rPr>
+      </w:pPr>
+      <w:r>
+        <w:rPr>
+          <w:lang w:val="pt-BR"/>
+        </w:rPr>
+        <w:t>8.1) Servidor e projeto Java ativo &lt;&lt;print aqui&gt;&gt;</w:t>
+      </w:r>
+    </w:p>
+    <w:p>
+      <w:pPr>
+        <w:rPr>
+          <w:u w:val="single"/>
+          <w:lang w:val="pt-BR"/>
+        </w:rPr>
+      </w:pPr>
+      <w:r>
+        <w:rPr>
+          <w:noProof/>
+          <w:u w:val="single"/>
           <w:lang w:val="pt-BR"/>
         </w:rPr>
         <w:drawing>
-          <wp:inline distT="0" distB="0" distL="0" distR="0" wp14:anchorId="4164B0DA" wp14:editId="303DE10E">
-            <wp:extent cx="6152515" cy="2637790"/>
+          <wp:inline distT="0" distB="0" distL="0" distR="0" wp14:anchorId="313DDD53" wp14:editId="7030C68A">
+            <wp:extent cx="6152515" cy="1830705"/>
             <wp:effectExtent l="0" t="0" r="635" b="0"/>
-            <wp:docPr id="20" name="Imagem 20"/>
+            <wp:docPr id="23" name="Imagem 23"/>
             <wp:cNvGraphicFramePr>
               <a:graphicFrameLocks xmlns:a="http://schemas.openxmlformats.org/drawingml/2006/main" noChangeAspect="1"/>
             </wp:cNvGraphicFramePr>
@@ -2375,7 +2358,7 @@
                   <pic:spPr>
                     <a:xfrm>
                       <a:off x="0" y="0"/>
-                      <a:ext cx="6152515" cy="2637790"/>
+                      <a:ext cx="6152515" cy="1830705"/>
                     </a:xfrm>
                     <a:prstGeom prst="rect">
                       <a:avLst/>
@@ -2387,15 +2370,30 @@
           </wp:inline>
         </w:drawing>
       </w:r>
-      <w:r>
-        <w:rPr>
+    </w:p>
+    <w:p>
+      <w:pPr>
+        <w:rPr>
+          <w:lang w:val="pt-BR"/>
+        </w:rPr>
+      </w:pPr>
+      <w:r>
+        <w:rPr>
+          <w:lang w:val="pt-BR"/>
+        </w:rPr>
+        <w:lastRenderedPageBreak/>
+        <w:t>8.2) Aplicação rodando na porta 8081 &lt;&lt;print aqui&gt;&gt;</w:t>
+      </w:r>
+      <w:r>
+        <w:rPr>
+          <w:noProof/>
           <w:lang w:val="pt-BR"/>
         </w:rPr>
         <w:drawing>
-          <wp:inline distT="0" distB="0" distL="0" distR="0" wp14:anchorId="11234E49" wp14:editId="3DF9B201">
-            <wp:extent cx="6152515" cy="3634740"/>
-            <wp:effectExtent l="0" t="0" r="635" b="3810"/>
-            <wp:docPr id="21" name="Imagem 21"/>
+          <wp:inline distT="0" distB="0" distL="0" distR="0" wp14:anchorId="4164B0DA" wp14:editId="303DE10E">
+            <wp:extent cx="6152515" cy="2637790"/>
+            <wp:effectExtent l="0" t="0" r="635" b="0"/>
+            <wp:docPr id="20" name="Imagem 20"/>
             <wp:cNvGraphicFramePr>
               <a:graphicFrameLocks xmlns:a="http://schemas.openxmlformats.org/drawingml/2006/main" noChangeAspect="1"/>
             </wp:cNvGraphicFramePr>
@@ -2415,7 +2413,7 @@
                   <pic:spPr>
                     <a:xfrm>
                       <a:off x="0" y="0"/>
-                      <a:ext cx="6152515" cy="3634740"/>
+                      <a:ext cx="6152515" cy="2637790"/>
                     </a:xfrm>
                     <a:prstGeom prst="rect">
                       <a:avLst/>
@@ -2427,135 +2425,16 @@
           </wp:inline>
         </w:drawing>
       </w:r>
-    </w:p>
-    <w:p>
-      <w:pPr>
-        <w:rPr>
-          <w:lang w:val="pt-BR"/>
-        </w:rPr>
-      </w:pPr>
-      <w:r>
-        <w:rPr>
-          <w:lang w:val="pt-BR"/>
-        </w:rPr>
-        <w:br w:type="page"/>
-      </w:r>
-    </w:p>
-    <w:p>
-      <w:pPr>
-        <w:rPr>
-          <w:lang w:val="pt-BR"/>
-        </w:rPr>
-      </w:pPr>
-      <w:r>
-        <w:rPr>
-          <w:lang w:val="pt-BR"/>
-        </w:rPr>
-        <w:lastRenderedPageBreak/>
-        <w:t xml:space="preserve">8.3) Swagger </w:t>
-      </w:r>
-      <w:proofErr w:type="spellStart"/>
-      <w:r>
-        <w:rPr>
-          <w:lang w:val="pt-BR"/>
-        </w:rPr>
-        <w:t>renderizado</w:t>
-      </w:r>
-      <w:proofErr w:type="spellEnd"/>
-      <w:r>
-        <w:rPr>
-          <w:lang w:val="pt-BR"/>
-        </w:rPr>
-        <w:t xml:space="preserve"> no navegador &lt;&lt;print aqui&gt;&gt;</w:t>
-      </w:r>
-    </w:p>
-    <w:p>
-      <w:pPr>
-        <w:rPr>
-          <w:lang w:val="pt-BR"/>
-        </w:rPr>
-      </w:pPr>
-      <w:r>
-        <w:rPr>
+      <w:r>
+        <w:rPr>
+          <w:noProof/>
           <w:lang w:val="pt-BR"/>
         </w:rPr>
         <w:drawing>
-          <wp:inline distT="0" distB="0" distL="0" distR="0" wp14:anchorId="121BBE6B" wp14:editId="0480F7EA">
+          <wp:inline distT="0" distB="0" distL="0" distR="0" wp14:anchorId="11234E49" wp14:editId="3DF9B201">
             <wp:extent cx="6152515" cy="3634740"/>
             <wp:effectExtent l="0" t="0" r="635" b="3810"/>
-            <wp:docPr id="22" name="Imagem 22"/>
-            <wp:cNvGraphicFramePr>
-              <a:graphicFrameLocks xmlns:a="http://schemas.openxmlformats.org/drawingml/2006/main" noChangeAspect="1"/>
-            </wp:cNvGraphicFramePr>
-            <a:graphic xmlns:a="http://schemas.openxmlformats.org/drawingml/2006/main">
-              <a:graphicData uri="http://schemas.openxmlformats.org/drawingml/2006/picture">
-                <pic:pic xmlns:pic="http://schemas.openxmlformats.org/drawingml/2006/picture">
-                  <pic:nvPicPr>
-                    <pic:cNvPr id="1" name=""/>
-                    <pic:cNvPicPr/>
-                  </pic:nvPicPr>
-                  <pic:blipFill>
-                    <a:blip r:embed="rId19"/>
-                    <a:stretch>
-                      <a:fillRect/>
-                    </a:stretch>
-                  </pic:blipFill>
-                  <pic:spPr>
-                    <a:xfrm>
-                      <a:off x="0" y="0"/>
-                      <a:ext cx="6152515" cy="3634740"/>
-                    </a:xfrm>
-                    <a:prstGeom prst="rect">
-                      <a:avLst/>
-                    </a:prstGeom>
-                  </pic:spPr>
-                </pic:pic>
-              </a:graphicData>
-            </a:graphic>
-          </wp:inline>
-        </w:drawing>
-      </w:r>
-    </w:p>
-    <w:p>
-      <w:r>
-        <w:t>8.4) Endpoint POST /</w:t>
-      </w:r>
-      <w:proofErr w:type="spellStart"/>
-      <w:r>
-        <w:t>usuarios</w:t>
-      </w:r>
-      <w:proofErr w:type="spellEnd"/>
-      <w:r>
-        <w:t xml:space="preserve"> </w:t>
-      </w:r>
-      <w:proofErr w:type="spellStart"/>
-      <w:r>
-        <w:t>testado</w:t>
-      </w:r>
-      <w:proofErr w:type="spellEnd"/>
-      <w:r>
-        <w:t xml:space="preserve"> no Swagger &lt;&lt;print </w:t>
-      </w:r>
-      <w:proofErr w:type="spellStart"/>
-      <w:r>
-        <w:t>aqui</w:t>
-      </w:r>
-      <w:proofErr w:type="spellEnd"/>
-      <w:r>
-        <w:t>&gt;&gt;</w:t>
-      </w:r>
-    </w:p>
-    <w:p>
-      <w:r>
-        <w:rPr>
-          <w:noProof/>
-          <w:lang w:val="pt-BR"/>
-        </w:rPr>
-        <w:drawing>
-          <wp:inline distT="0" distB="0" distL="0" distR="0" wp14:anchorId="79D1DD6A" wp14:editId="6555A5EC">
-            <wp:extent cx="4516341" cy="3509037"/>
-            <wp:effectExtent l="0" t="0" r="0" b="0"/>
-            <wp:docPr id="14" name="Imagem 14"/>
+            <wp:docPr id="21" name="Imagem 21"/>
             <wp:cNvGraphicFramePr>
               <a:graphicFrameLocks xmlns:a="http://schemas.openxmlformats.org/drawingml/2006/main" noChangeAspect="1"/>
             </wp:cNvGraphicFramePr>
@@ -2575,7 +2454,7 @@
                   <pic:spPr>
                     <a:xfrm>
                       <a:off x="0" y="0"/>
-                      <a:ext cx="4562699" cy="3545056"/>
+                      <a:ext cx="6152515" cy="3634740"/>
                     </a:xfrm>
                     <a:prstGeom prst="rect">
                       <a:avLst/>
@@ -2590,57 +2469,133 @@
     </w:p>
     <w:p>
       <w:pPr>
-        <w:tabs>
-          <w:tab w:val="left" w:pos="7037"/>
-        </w:tabs>
-      </w:pPr>
-      <w:r>
-        <w:t>8.5) Endpoint GET /</w:t>
-      </w:r>
-      <w:proofErr w:type="spellStart"/>
-      <w:r>
-        <w:t>usuarios</w:t>
-      </w:r>
-      <w:proofErr w:type="spellEnd"/>
-      <w:r>
-        <w:t xml:space="preserve"> </w:t>
-      </w:r>
-      <w:proofErr w:type="spellStart"/>
-      <w:r>
-        <w:t>testado</w:t>
-      </w:r>
-      <w:proofErr w:type="spellEnd"/>
-      <w:r>
-        <w:t xml:space="preserve"> no Swagger &lt;&lt;print </w:t>
-      </w:r>
-      <w:proofErr w:type="spellStart"/>
-      <w:r>
-        <w:t>aqui</w:t>
-      </w:r>
-      <w:proofErr w:type="spellEnd"/>
-      <w:r>
-        <w:t>&gt;&gt;</w:t>
-      </w:r>
-      <w:r>
-        <w:tab/>
+        <w:rPr>
+          <w:lang w:val="pt-BR"/>
+        </w:rPr>
+      </w:pPr>
+      <w:r>
+        <w:rPr>
+          <w:lang w:val="pt-BR"/>
+        </w:rPr>
+        <w:br w:type="page"/>
       </w:r>
     </w:p>
     <w:p>
       <w:pPr>
-        <w:tabs>
-          <w:tab w:val="left" w:pos="7037"/>
-        </w:tabs>
+        <w:rPr>
+          <w:lang w:val="pt-BR"/>
+        </w:rPr>
+      </w:pPr>
+      <w:r>
+        <w:rPr>
+          <w:lang w:val="pt-BR"/>
+        </w:rPr>
+        <w:lastRenderedPageBreak/>
+        <w:t xml:space="preserve">8.3) Swagger </w:t>
+      </w:r>
+      <w:proofErr w:type="spellStart"/>
+      <w:r>
+        <w:rPr>
+          <w:lang w:val="pt-BR"/>
+        </w:rPr>
+        <w:t>renderizado</w:t>
+      </w:r>
+      <w:proofErr w:type="spellEnd"/>
+      <w:r>
+        <w:rPr>
+          <w:lang w:val="pt-BR"/>
+        </w:rPr>
+        <w:t xml:space="preserve"> no navegador &lt;&lt;print aqui&gt;&gt;</w:t>
+      </w:r>
+    </w:p>
+    <w:p>
+      <w:pPr>
+        <w:rPr>
+          <w:lang w:val="pt-BR"/>
+        </w:rPr>
       </w:pPr>
       <w:r>
         <w:rPr>
           <w:noProof/>
-        </w:rPr>
-        <w:lastRenderedPageBreak/>
+          <w:lang w:val="pt-BR"/>
+        </w:rPr>
         <w:drawing>
-          <wp:inline distT="0" distB="0" distL="0" distR="0" wp14:anchorId="1DBDB45C" wp14:editId="27716040">
-            <wp:extent cx="4619708" cy="2620966"/>
-            <wp:effectExtent l="0" t="0" r="0" b="8255"/>
-            <wp:docPr id="3" name="Imagem 3"/>
+          <wp:inline distT="0" distB="0" distL="0" distR="0" wp14:anchorId="121BBE6B" wp14:editId="0480F7EA">
+            <wp:extent cx="6152515" cy="3634740"/>
+            <wp:effectExtent l="0" t="0" r="635" b="3810"/>
+            <wp:docPr id="22" name="Imagem 22"/>
+            <wp:cNvGraphicFramePr>
+              <a:graphicFrameLocks xmlns:a="http://schemas.openxmlformats.org/drawingml/2006/main" noChangeAspect="1"/>
+            </wp:cNvGraphicFramePr>
+            <a:graphic xmlns:a="http://schemas.openxmlformats.org/drawingml/2006/main">
+              <a:graphicData uri="http://schemas.openxmlformats.org/drawingml/2006/picture">
+                <pic:pic xmlns:pic="http://schemas.openxmlformats.org/drawingml/2006/picture">
+                  <pic:nvPicPr>
+                    <pic:cNvPr id="1" name=""/>
+                    <pic:cNvPicPr/>
+                  </pic:nvPicPr>
+                  <pic:blipFill>
+                    <a:blip r:embed="rId20"/>
+                    <a:stretch>
+                      <a:fillRect/>
+                    </a:stretch>
+                  </pic:blipFill>
+                  <pic:spPr>
+                    <a:xfrm>
+                      <a:off x="0" y="0"/>
+                      <a:ext cx="6152515" cy="3634740"/>
+                    </a:xfrm>
+                    <a:prstGeom prst="rect">
+                      <a:avLst/>
+                    </a:prstGeom>
+                  </pic:spPr>
+                </pic:pic>
+              </a:graphicData>
+            </a:graphic>
+          </wp:inline>
+        </w:drawing>
+      </w:r>
+    </w:p>
+    <w:p>
+      <w:r>
+        <w:t>8.4) Endpoint POST /</w:t>
+      </w:r>
+      <w:proofErr w:type="spellStart"/>
+      <w:r>
+        <w:t>usuarios</w:t>
+      </w:r>
+      <w:proofErr w:type="spellEnd"/>
+      <w:r>
+        <w:t xml:space="preserve"> </w:t>
+      </w:r>
+      <w:proofErr w:type="spellStart"/>
+      <w:r>
+        <w:t>testado</w:t>
+      </w:r>
+      <w:proofErr w:type="spellEnd"/>
+      <w:r>
+        <w:t xml:space="preserve"> no Swagger &lt;&lt;print </w:t>
+      </w:r>
+      <w:proofErr w:type="spellStart"/>
+      <w:r>
+        <w:t>aqui</w:t>
+      </w:r>
+      <w:proofErr w:type="spellEnd"/>
+      <w:r>
+        <w:t>&gt;&gt;</w:t>
+      </w:r>
+    </w:p>
+    <w:p>
+      <w:r>
+        <w:rPr>
+          <w:noProof/>
+          <w:lang w:val="pt-BR"/>
+        </w:rPr>
+        <w:drawing>
+          <wp:inline distT="0" distB="0" distL="0" distR="0" wp14:anchorId="79D1DD6A" wp14:editId="6555A5EC">
+            <wp:extent cx="4516341" cy="3509037"/>
+            <wp:effectExtent l="0" t="0" r="0" b="0"/>
+            <wp:docPr id="14" name="Imagem 14"/>
             <wp:cNvGraphicFramePr>
               <a:graphicFrameLocks xmlns:a="http://schemas.openxmlformats.org/drawingml/2006/main" noChangeAspect="1"/>
             </wp:cNvGraphicFramePr>
@@ -2660,7 +2615,7 @@
                   <pic:spPr>
                     <a:xfrm>
                       <a:off x="0" y="0"/>
-                      <a:ext cx="4620073" cy="2621173"/>
+                      <a:ext cx="4562699" cy="3545056"/>
                     </a:xfrm>
                     <a:prstGeom prst="rect">
                       <a:avLst/>
@@ -2674,8 +2629,13 @@
       </w:r>
     </w:p>
     <w:p>
-      <w:r>
-        <w:t>8.6) Endpoint GET /</w:t>
+      <w:pPr>
+        <w:tabs>
+          <w:tab w:val="left" w:pos="7037"/>
+        </w:tabs>
+      </w:pPr>
+      <w:r>
+        <w:t>8.5) Endpoint GET /</w:t>
       </w:r>
       <w:proofErr w:type="spellStart"/>
       <w:r>
@@ -2683,7 +2643,7 @@
       </w:r>
       <w:proofErr w:type="spellEnd"/>
       <w:r>
-        <w:t xml:space="preserve">/{id} </w:t>
+        <w:t xml:space="preserve"> </w:t>
       </w:r>
       <w:proofErr w:type="spellStart"/>
       <w:r>
@@ -2700,18 +2660,27 @@
       <w:proofErr w:type="spellEnd"/>
       <w:r>
         <w:t>&gt;&gt;</w:t>
+      </w:r>
+      <w:r>
+        <w:tab/>
       </w:r>
     </w:p>
     <w:p>
+      <w:pPr>
+        <w:tabs>
+          <w:tab w:val="left" w:pos="7037"/>
+        </w:tabs>
+      </w:pPr>
       <w:r>
         <w:rPr>
           <w:noProof/>
         </w:rPr>
+        <w:lastRenderedPageBreak/>
         <w:drawing>
-          <wp:inline distT="0" distB="0" distL="0" distR="0" wp14:anchorId="281F9D61" wp14:editId="62F54F83">
-            <wp:extent cx="6152515" cy="3970020"/>
-            <wp:effectExtent l="0" t="0" r="635" b="0"/>
-            <wp:docPr id="10" name="Imagem 10"/>
+          <wp:inline distT="0" distB="0" distL="0" distR="0" wp14:anchorId="1DBDB45C" wp14:editId="27716040">
+            <wp:extent cx="4619708" cy="2620966"/>
+            <wp:effectExtent l="0" t="0" r="0" b="8255"/>
+            <wp:docPr id="3" name="Imagem 3"/>
             <wp:cNvGraphicFramePr>
               <a:graphicFrameLocks xmlns:a="http://schemas.openxmlformats.org/drawingml/2006/main" noChangeAspect="1"/>
             </wp:cNvGraphicFramePr>
@@ -2731,7 +2700,7 @@
                   <pic:spPr>
                     <a:xfrm>
                       <a:off x="0" y="0"/>
-                      <a:ext cx="6152515" cy="3970020"/>
+                      <a:ext cx="4620073" cy="2621173"/>
                     </a:xfrm>
                     <a:prstGeom prst="rect">
                       <a:avLst/>
@@ -2746,49 +2715,43 @@
     </w:p>
     <w:p>
       <w:r>
-        <w:br w:type="page"/>
+        <w:t>8.6) Endpoint GET /</w:t>
+      </w:r>
+      <w:proofErr w:type="spellStart"/>
+      <w:r>
+        <w:t>usuarios</w:t>
+      </w:r>
+      <w:proofErr w:type="spellEnd"/>
+      <w:r>
+        <w:t xml:space="preserve">/{id} </w:t>
+      </w:r>
+      <w:proofErr w:type="spellStart"/>
+      <w:r>
+        <w:t>testado</w:t>
+      </w:r>
+      <w:proofErr w:type="spellEnd"/>
+      <w:r>
+        <w:t xml:space="preserve"> no Swagger &lt;&lt;print </w:t>
+      </w:r>
+      <w:proofErr w:type="spellStart"/>
+      <w:r>
+        <w:t>aqui</w:t>
+      </w:r>
+      <w:proofErr w:type="spellEnd"/>
+      <w:r>
+        <w:t>&gt;&gt;</w:t>
       </w:r>
     </w:p>
     <w:p>
       <w:r>
-        <w:lastRenderedPageBreak/>
-        <w:t>8.7) Endpoint PUT /</w:t>
-      </w:r>
-      <w:proofErr w:type="spellStart"/>
-      <w:r>
-        <w:t>usuarios</w:t>
-      </w:r>
-      <w:proofErr w:type="spellEnd"/>
-      <w:r>
-        <w:t xml:space="preserve">/{id} </w:t>
-      </w:r>
-      <w:proofErr w:type="spellStart"/>
-      <w:r>
-        <w:t>testado</w:t>
-      </w:r>
-      <w:proofErr w:type="spellEnd"/>
-      <w:r>
-        <w:t xml:space="preserve"> no Swagger &lt;&lt;print </w:t>
-      </w:r>
-      <w:proofErr w:type="spellStart"/>
-      <w:r>
-        <w:t>aqui</w:t>
-      </w:r>
-      <w:proofErr w:type="spellEnd"/>
-      <w:r>
-        <w:t>&gt;&gt;</w:t>
-      </w:r>
-    </w:p>
-    <w:p>
-      <w:r>
         <w:rPr>
           <w:noProof/>
         </w:rPr>
         <w:drawing>
-          <wp:inline distT="0" distB="0" distL="0" distR="0" wp14:anchorId="368A8EDA" wp14:editId="57A9D6B0">
-            <wp:extent cx="2657532" cy="2415614"/>
-            <wp:effectExtent l="0" t="0" r="0" b="3810"/>
-            <wp:docPr id="11" name="Imagem 11"/>
+          <wp:inline distT="0" distB="0" distL="0" distR="0" wp14:anchorId="281F9D61" wp14:editId="62F54F83">
+            <wp:extent cx="6152515" cy="3970020"/>
+            <wp:effectExtent l="0" t="0" r="635" b="0"/>
+            <wp:docPr id="10" name="Imagem 10"/>
             <wp:cNvGraphicFramePr>
               <a:graphicFrameLocks xmlns:a="http://schemas.openxmlformats.org/drawingml/2006/main" noChangeAspect="1"/>
             </wp:cNvGraphicFramePr>
@@ -2808,7 +2771,7 @@
                   <pic:spPr>
                     <a:xfrm>
                       <a:off x="0" y="0"/>
-                      <a:ext cx="2660194" cy="2418034"/>
+                      <a:ext cx="6152515" cy="3970020"/>
                     </a:xfrm>
                     <a:prstGeom prst="rect">
                       <a:avLst/>
@@ -2822,62 +2785,50 @@
       </w:r>
     </w:p>
     <w:p>
-      <w:pPr>
-        <w:rPr>
-          <w:lang w:val="pt-BR"/>
-        </w:rPr>
-      </w:pPr>
-      <w:r>
-        <w:rPr>
-          <w:lang w:val="pt-BR"/>
-        </w:rPr>
-        <w:t xml:space="preserve">8.8) </w:t>
-      </w:r>
-      <w:proofErr w:type="spellStart"/>
-      <w:r>
-        <w:rPr>
-          <w:lang w:val="pt-BR"/>
-        </w:rPr>
-        <w:t>Endpoint</w:t>
-      </w:r>
-      <w:proofErr w:type="spellEnd"/>
-      <w:r>
-        <w:rPr>
-          <w:lang w:val="pt-BR"/>
-        </w:rPr>
-        <w:t xml:space="preserve"> DELETE /</w:t>
-      </w:r>
-      <w:proofErr w:type="spellStart"/>
-      <w:r>
-        <w:rPr>
-          <w:lang w:val="pt-BR"/>
-        </w:rPr>
-        <w:t>usuarios</w:t>
-      </w:r>
-      <w:proofErr w:type="spellEnd"/>
-      <w:r>
-        <w:rPr>
-          <w:lang w:val="pt-BR"/>
-        </w:rPr>
-        <w:t>/{id} testado no Swagger &lt;&lt;print aqui&gt;&gt;</w:t>
+      <w:r>
+        <w:br w:type="page"/>
       </w:r>
     </w:p>
     <w:p>
-      <w:pPr>
-        <w:rPr>
-          <w:lang w:val="pt-BR"/>
-        </w:rPr>
-      </w:pPr>
+      <w:r>
+        <w:lastRenderedPageBreak/>
+        <w:t>8.7) Endpoint PUT /</w:t>
+      </w:r>
+      <w:proofErr w:type="spellStart"/>
+      <w:r>
+        <w:t>usuarios</w:t>
+      </w:r>
+      <w:proofErr w:type="spellEnd"/>
+      <w:r>
+        <w:t xml:space="preserve">/{id} </w:t>
+      </w:r>
+      <w:proofErr w:type="spellStart"/>
+      <w:r>
+        <w:t>testado</w:t>
+      </w:r>
+      <w:proofErr w:type="spellEnd"/>
+      <w:r>
+        <w:t xml:space="preserve"> no Swagger &lt;&lt;print </w:t>
+      </w:r>
+      <w:proofErr w:type="spellStart"/>
+      <w:r>
+        <w:t>aqui</w:t>
+      </w:r>
+      <w:proofErr w:type="spellEnd"/>
+      <w:r>
+        <w:t>&gt;&gt;</w:t>
+      </w:r>
+    </w:p>
+    <w:p>
       <w:r>
         <w:rPr>
           <w:noProof/>
-          <w:lang w:val="pt-BR"/>
         </w:rPr>
         <w:drawing>
-          <wp:inline distT="0" distB="0" distL="0" distR="0" wp14:anchorId="6212C09D" wp14:editId="284AE68A">
-            <wp:extent cx="6152515" cy="3235325"/>
-            <wp:effectExtent l="0" t="0" r="635" b="3175"/>
-            <wp:docPr id="12" name="Imagem 12"/>
+          <wp:inline distT="0" distB="0" distL="0" distR="0" wp14:anchorId="368A8EDA" wp14:editId="57A9D6B0">
+            <wp:extent cx="2657532" cy="2415614"/>
+            <wp:effectExtent l="0" t="0" r="0" b="3810"/>
+            <wp:docPr id="11" name="Imagem 11"/>
             <wp:cNvGraphicFramePr>
               <a:graphicFrameLocks xmlns:a="http://schemas.openxmlformats.org/drawingml/2006/main" noChangeAspect="1"/>
             </wp:cNvGraphicFramePr>
@@ -2897,7 +2848,7 @@
                   <pic:spPr>
                     <a:xfrm>
                       <a:off x="0" y="0"/>
-                      <a:ext cx="6152515" cy="3235325"/>
+                      <a:ext cx="2660194" cy="2418034"/>
                     </a:xfrm>
                     <a:prstGeom prst="rect">
                       <a:avLst/>
@@ -2920,7 +2871,35 @@
         <w:rPr>
           <w:lang w:val="pt-BR"/>
         </w:rPr>
-        <w:br w:type="page"/>
+        <w:t xml:space="preserve">8.8) </w:t>
+      </w:r>
+      <w:proofErr w:type="spellStart"/>
+      <w:r>
+        <w:rPr>
+          <w:lang w:val="pt-BR"/>
+        </w:rPr>
+        <w:t>Endpoint</w:t>
+      </w:r>
+      <w:proofErr w:type="spellEnd"/>
+      <w:r>
+        <w:rPr>
+          <w:lang w:val="pt-BR"/>
+        </w:rPr>
+        <w:t xml:space="preserve"> DELETE /</w:t>
+      </w:r>
+      <w:proofErr w:type="spellStart"/>
+      <w:r>
+        <w:rPr>
+          <w:lang w:val="pt-BR"/>
+        </w:rPr>
+        <w:t>usuarios</w:t>
+      </w:r>
+      <w:proofErr w:type="spellEnd"/>
+      <w:r>
+        <w:rPr>
+          <w:lang w:val="pt-BR"/>
+        </w:rPr>
+        <w:t>/{id} testado no Swagger &lt;&lt;print aqui&gt;&gt;</w:t>
       </w:r>
     </w:p>
     <w:p>
@@ -2931,28 +2910,14 @@
       </w:pPr>
       <w:r>
         <w:rPr>
-          <w:lang w:val="pt-BR"/>
-        </w:rPr>
-        <w:lastRenderedPageBreak/>
-        <w:t>8.9) Console do H2 após uso da API &lt;&lt;print aqui&gt;&gt;</w:t>
-      </w:r>
-    </w:p>
-    <w:p>
-      <w:pPr>
-        <w:rPr>
-          <w:lang w:val="pt-BR"/>
-        </w:rPr>
-      </w:pPr>
-      <w:r>
-        <w:rPr>
           <w:noProof/>
           <w:lang w:val="pt-BR"/>
         </w:rPr>
         <w:drawing>
-          <wp:inline distT="0" distB="0" distL="0" distR="0" wp14:anchorId="1763DB95" wp14:editId="6CC39ED7">
-            <wp:extent cx="2719304" cy="4229318"/>
-            <wp:effectExtent l="0" t="0" r="5080" b="0"/>
-            <wp:docPr id="15" name="Imagem 15"/>
+          <wp:inline distT="0" distB="0" distL="0" distR="0" wp14:anchorId="6212C09D" wp14:editId="284AE68A">
+            <wp:extent cx="6152515" cy="3235325"/>
+            <wp:effectExtent l="0" t="0" r="635" b="3175"/>
+            <wp:docPr id="12" name="Imagem 12"/>
             <wp:cNvGraphicFramePr>
               <a:graphicFrameLocks xmlns:a="http://schemas.openxmlformats.org/drawingml/2006/main" noChangeAspect="1"/>
             </wp:cNvGraphicFramePr>
@@ -2972,7 +2937,7 @@
                   <pic:spPr>
                     <a:xfrm>
                       <a:off x="0" y="0"/>
-                      <a:ext cx="2743035" cy="4266227"/>
+                      <a:ext cx="6152515" cy="3235325"/>
                     </a:xfrm>
                     <a:prstGeom prst="rect">
                       <a:avLst/>
@@ -2984,16 +2949,50 @@
           </wp:inline>
         </w:drawing>
       </w:r>
+    </w:p>
+    <w:p>
+      <w:pPr>
+        <w:rPr>
+          <w:lang w:val="pt-BR"/>
+        </w:rPr>
+      </w:pPr>
+      <w:r>
+        <w:rPr>
+          <w:lang w:val="pt-BR"/>
+        </w:rPr>
+        <w:br w:type="page"/>
+      </w:r>
+    </w:p>
+    <w:p>
+      <w:pPr>
+        <w:rPr>
+          <w:lang w:val="pt-BR"/>
+        </w:rPr>
+      </w:pPr>
+      <w:r>
+        <w:rPr>
+          <w:lang w:val="pt-BR"/>
+        </w:rPr>
+        <w:lastRenderedPageBreak/>
+        <w:t>8.9) Console do H2 após uso da API &lt;&lt;print aqui&gt;&gt;</w:t>
+      </w:r>
+    </w:p>
+    <w:p>
+      <w:pPr>
+        <w:rPr>
+          <w:lang w:val="pt-BR"/>
+        </w:rPr>
+      </w:pPr>
       <w:r>
         <w:rPr>
           <w:noProof/>
           <w:lang w:val="pt-BR"/>
         </w:rPr>
         <w:drawing>
-          <wp:inline distT="0" distB="0" distL="0" distR="0" wp14:anchorId="55884F30" wp14:editId="6952BEB9">
-            <wp:extent cx="2495898" cy="6706536"/>
-            <wp:effectExtent l="0" t="0" r="0" b="0"/>
-            <wp:docPr id="16" name="Imagem 16"/>
+          <wp:inline distT="0" distB="0" distL="0" distR="0" wp14:anchorId="1763DB95" wp14:editId="6CC39ED7">
+            <wp:extent cx="2719304" cy="4229318"/>
+            <wp:effectExtent l="0" t="0" r="5080" b="0"/>
+            <wp:docPr id="15" name="Imagem 15"/>
             <wp:cNvGraphicFramePr>
               <a:graphicFrameLocks xmlns:a="http://schemas.openxmlformats.org/drawingml/2006/main" noChangeAspect="1"/>
             </wp:cNvGraphicFramePr>
@@ -3013,7 +3012,7 @@
                   <pic:spPr>
                     <a:xfrm>
                       <a:off x="0" y="0"/>
-                      <a:ext cx="2495898" cy="6706536"/>
+                      <a:ext cx="2743035" cy="4266227"/>
                     </a:xfrm>
                     <a:prstGeom prst="rect">
                       <a:avLst/>
@@ -3025,62 +3024,16 @@
           </wp:inline>
         </w:drawing>
       </w:r>
-    </w:p>
-    <w:p>
-      <w:pPr>
-        <w:rPr>
-          <w:b/>
-          <w:lang w:val="pt-BR"/>
-        </w:rPr>
-      </w:pPr>
-      <w:r>
-        <w:rPr>
-          <w:b/>
-          <w:lang w:val="pt-BR"/>
-        </w:rPr>
-        <w:br w:type="page"/>
-      </w:r>
-    </w:p>
-    <w:p>
-      <w:pPr>
-        <w:rPr>
-          <w:lang w:val="pt-BR"/>
-        </w:rPr>
-      </w:pPr>
-      <w:r>
-        <w:rPr>
-          <w:b/>
-          <w:lang w:val="pt-BR"/>
-        </w:rPr>
-        <w:lastRenderedPageBreak/>
-        <w:t>Parte D – Testes no banco de dados</w:t>
-      </w:r>
-    </w:p>
-    <w:p>
-      <w:pPr>
-        <w:rPr>
-          <w:lang w:val="pt-BR"/>
-        </w:rPr>
-      </w:pPr>
-      <w:r>
-        <w:rPr>
-          <w:lang w:val="pt-BR"/>
-        </w:rPr>
-        <w:t>Executar os seguintes comandos SQL no H2 Console e registrar os prints correspondentes:</w:t>
-      </w:r>
-    </w:p>
-    <w:p>
-      <w:r>
-        <w:t>1)</w:t>
-      </w:r>
-    </w:p>
-    <w:p>
-      <w:r>
+      <w:r>
+        <w:rPr>
+          <w:noProof/>
+          <w:lang w:val="pt-BR"/>
+        </w:rPr>
         <w:drawing>
-          <wp:inline distT="0" distB="0" distL="0" distR="0" wp14:anchorId="65EA1EC9" wp14:editId="61ABFCAE">
-            <wp:extent cx="2248214" cy="1648055"/>
-            <wp:effectExtent l="0" t="0" r="0" b="9525"/>
-            <wp:docPr id="27" name="Imagem 27"/>
+          <wp:inline distT="0" distB="0" distL="0" distR="0" wp14:anchorId="55884F30" wp14:editId="6952BEB9">
+            <wp:extent cx="2495898" cy="6706536"/>
+            <wp:effectExtent l="0" t="0" r="0" b="0"/>
+            <wp:docPr id="16" name="Imagem 16"/>
             <wp:cNvGraphicFramePr>
               <a:graphicFrameLocks xmlns:a="http://schemas.openxmlformats.org/drawingml/2006/main" noChangeAspect="1"/>
             </wp:cNvGraphicFramePr>
@@ -3100,7 +3053,7 @@
                   <pic:spPr>
                     <a:xfrm>
                       <a:off x="0" y="0"/>
-                      <a:ext cx="2248214" cy="1648055"/>
+                      <a:ext cx="2495898" cy="6706536"/>
                     </a:xfrm>
                     <a:prstGeom prst="rect">
                       <a:avLst/>
@@ -3114,34 +3067,63 @@
       </w:r>
     </w:p>
     <w:p>
-      <w:r>
-        <w:t>SHOW TABLES;</w:t>
+      <w:pPr>
+        <w:rPr>
+          <w:b/>
+          <w:lang w:val="pt-BR"/>
+        </w:rPr>
+      </w:pPr>
+      <w:r>
+        <w:rPr>
+          <w:b/>
+          <w:lang w:val="pt-BR"/>
+        </w:rPr>
+        <w:br w:type="page"/>
       </w:r>
     </w:p>
     <w:p>
-      <w:proofErr w:type="gramStart"/>
-      <w:r>
-        <w:t>2</w:t>
-      </w:r>
+      <w:pPr>
+        <w:rPr>
+          <w:lang w:val="pt-BR"/>
+        </w:rPr>
+      </w:pPr>
+      <w:r>
+        <w:rPr>
+          <w:b/>
+          <w:lang w:val="pt-BR"/>
+        </w:rPr>
+        <w:lastRenderedPageBreak/>
+        <w:t>Parte D – Testes no banco de dados</w:t>
+      </w:r>
+    </w:p>
+    <w:p>
+      <w:pPr>
+        <w:rPr>
+          <w:lang w:val="pt-BR"/>
+        </w:rPr>
+      </w:pPr>
+      <w:r>
+        <w:rPr>
+          <w:lang w:val="pt-BR"/>
+        </w:rPr>
+        <w:t>Executar os seguintes comandos SQL no H2 Console e registrar os prints correspondentes:</w:t>
+      </w:r>
+    </w:p>
+    <w:p>
+      <w:r>
+        <w:t>1)</w:t>
+      </w:r>
+    </w:p>
+    <w:p>
       <w:r>
         <w:rPr>
           <w:noProof/>
         </w:rPr>
-        <w:t xml:space="preserve"> </w:t>
-      </w:r>
-      <w:r>
-        <w:rPr>
-          <w:noProof/>
-        </w:rPr>
-        <w:t>)</w:t>
-      </w:r>
-      <w:proofErr w:type="gramEnd"/>
-      <w:r>
         <w:drawing>
-          <wp:inline distT="0" distB="0" distL="0" distR="0" wp14:anchorId="69D3AC2A" wp14:editId="2BD609F5">
-            <wp:extent cx="6152515" cy="1012825"/>
-            <wp:effectExtent l="0" t="0" r="635" b="0"/>
-            <wp:docPr id="24" name="Imagem 24"/>
+          <wp:inline distT="0" distB="0" distL="0" distR="0" wp14:anchorId="65EA1EC9" wp14:editId="61ABFCAE">
+            <wp:extent cx="2248214" cy="1648055"/>
+            <wp:effectExtent l="0" t="0" r="0" b="9525"/>
+            <wp:docPr id="27" name="Imagem 27"/>
             <wp:cNvGraphicFramePr>
               <a:graphicFrameLocks xmlns:a="http://schemas.openxmlformats.org/drawingml/2006/main" noChangeAspect="1"/>
             </wp:cNvGraphicFramePr>
@@ -3161,7 +3143,7 @@
                   <pic:spPr>
                     <a:xfrm>
                       <a:off x="0" y="0"/>
-                      <a:ext cx="6152515" cy="1012825"/>
+                      <a:ext cx="2248214" cy="1648055"/>
                     </a:xfrm>
                     <a:prstGeom prst="rect">
                       <a:avLst/>
@@ -3173,32 +3155,39 @@
           </wp:inline>
         </w:drawing>
       </w:r>
-      <w:r>
-        <w:t>SELECT *</w:t>
-      </w:r>
     </w:p>
     <w:p>
       <w:r>
-        <w:t>FROM INFORMATION_SCHEMA.COLUMNS</w:t>
+        <w:t>SHOW TABLES;</w:t>
       </w:r>
     </w:p>
     <w:p>
-      <w:r>
-        <w:t>WHERE TABLE_NAME = 'USUARIOS';</w:t>
-      </w:r>
-    </w:p>
-    <w:p>
-      <w:r>
-        <w:t xml:space="preserve">3) </w:t>
-      </w:r>
-    </w:p>
-    <w:p>
-      <w:r>
+      <w:proofErr w:type="gramStart"/>
+      <w:r>
+        <w:t>2</w:t>
+      </w:r>
+      <w:r>
+        <w:rPr>
+          <w:noProof/>
+        </w:rPr>
+        <w:t xml:space="preserve"> </w:t>
+      </w:r>
+      <w:r>
+        <w:rPr>
+          <w:noProof/>
+        </w:rPr>
+        <w:t>)</w:t>
+      </w:r>
+      <w:proofErr w:type="gramEnd"/>
+      <w:r>
+        <w:rPr>
+          <w:noProof/>
+        </w:rPr>
         <w:drawing>
-          <wp:inline distT="0" distB="0" distL="0" distR="0" wp14:anchorId="4D607916" wp14:editId="09122A92">
-            <wp:extent cx="3600953" cy="2410161"/>
-            <wp:effectExtent l="0" t="0" r="0" b="0"/>
-            <wp:docPr id="28" name="Imagem 28"/>
+          <wp:inline distT="0" distB="0" distL="0" distR="0" wp14:anchorId="69D3AC2A" wp14:editId="2BD609F5">
+            <wp:extent cx="6152515" cy="1012825"/>
+            <wp:effectExtent l="0" t="0" r="635" b="0"/>
+            <wp:docPr id="24" name="Imagem 24"/>
             <wp:cNvGraphicFramePr>
               <a:graphicFrameLocks xmlns:a="http://schemas.openxmlformats.org/drawingml/2006/main" noChangeAspect="1"/>
             </wp:cNvGraphicFramePr>
@@ -3218,7 +3207,7 @@
                   <pic:spPr>
                     <a:xfrm>
                       <a:off x="0" y="0"/>
-                      <a:ext cx="3600953" cy="2410161"/>
+                      <a:ext cx="6152515" cy="1012825"/>
                     </a:xfrm>
                     <a:prstGeom prst="rect">
                       <a:avLst/>
@@ -3230,216 +3219,35 @@
           </wp:inline>
         </w:drawing>
       </w:r>
+      <w:r>
+        <w:t>SELECT *</w:t>
+      </w:r>
     </w:p>
     <w:p>
       <w:r>
-        <w:t>SELECT * FROM USUARIOS;</w:t>
+        <w:t>FROM INFORMATION_SCHEMA.COLUMNS</w:t>
       </w:r>
     </w:p>
     <w:p>
-      <w:pPr>
-        <w:rPr>
-          <w:lang w:val="pt-BR"/>
-        </w:rPr>
-      </w:pPr>
-      <w:r>
-        <w:rPr>
-          <w:b/>
-          <w:lang w:val="pt-BR"/>
-        </w:rPr>
-        <w:t>Parte E – Testes mínimos da API</w:t>
+      <w:r>
+        <w:t>WHERE TABLE_NAME = 'USUARIOS';</w:t>
       </w:r>
     </w:p>
     <w:p>
-      <w:pPr>
-        <w:rPr>
-          <w:b/>
-          <w:bCs/>
-          <w:lang w:val="pt-BR"/>
-        </w:rPr>
-      </w:pPr>
-      <w:r>
-        <w:rPr>
-          <w:b/>
-          <w:bCs/>
-          <w:lang w:val="pt-BR"/>
-        </w:rPr>
-        <w:lastRenderedPageBreak/>
-        <w:t>1) Execute a aplicação</w:t>
+      <w:r>
+        <w:t xml:space="preserve">3) </w:t>
       </w:r>
     </w:p>
     <w:p>
-      <w:pPr>
-        <w:rPr>
-          <w:lang w:val="pt-BR"/>
-        </w:rPr>
-      </w:pPr>
-      <w:r>
-        <w:rPr>
-          <w:lang w:val="pt-BR"/>
-        </w:rPr>
-        <w:t>Execute a classe principal do projeto Spring Boot</w:t>
-      </w:r>
-      <w:r>
-        <w:rPr>
-          <w:lang w:val="pt-BR"/>
-        </w:rPr>
-        <w:t>, conforme exemplo abaixo</w:t>
-      </w:r>
-      <w:r>
-        <w:rPr>
-          <w:lang w:val="pt-BR"/>
-        </w:rPr>
-        <w:t>:</w:t>
-      </w:r>
-    </w:p>
-    <w:p>
-      <w:pPr>
-        <w:pBdr>
-          <w:top w:val="single" w:sz="4" w:space="1" w:color="auto"/>
-          <w:left w:val="single" w:sz="4" w:space="4" w:color="auto"/>
-          <w:bottom w:val="single" w:sz="4" w:space="1" w:color="auto"/>
-          <w:right w:val="single" w:sz="4" w:space="4" w:color="auto"/>
-        </w:pBdr>
-        <w:rPr>
-          <w:lang w:val="pt-BR"/>
-        </w:rPr>
-      </w:pPr>
-      <w:proofErr w:type="spellStart"/>
-      <w:r>
-        <w:rPr>
-          <w:lang w:val="pt-BR"/>
-        </w:rPr>
-        <w:t>UsuarioApplication</w:t>
-      </w:r>
-      <w:proofErr w:type="spellEnd"/>
-      <w:r>
-        <w:rPr>
-          <w:lang w:val="pt-BR"/>
-        </w:rPr>
-        <w:t xml:space="preserve"> </w:t>
-      </w:r>
-    </w:p>
-    <w:p>
-      <w:pPr>
-        <w:rPr>
-          <w:lang w:val="pt-BR"/>
-        </w:rPr>
-      </w:pPr>
-      <w:r>
-        <w:rPr>
-          <w:lang w:val="pt-BR"/>
-        </w:rPr>
-        <w:t xml:space="preserve">Se tudo estiver correto, a aplicação será iniciada na porta </w:t>
-      </w:r>
-      <w:r>
-        <w:rPr>
-          <w:b/>
-          <w:bCs/>
-          <w:lang w:val="pt-BR"/>
-        </w:rPr>
-        <w:t>8081</w:t>
-      </w:r>
-      <w:r>
-        <w:rPr>
-          <w:lang w:val="pt-BR"/>
-        </w:rPr>
-        <w:t>.</w:t>
-      </w:r>
-    </w:p>
-    <w:p>
-      <w:pPr>
-        <w:rPr>
-          <w:b/>
-          <w:bCs/>
-          <w:lang w:val="pt-BR"/>
-        </w:rPr>
-      </w:pPr>
-      <w:r>
-        <w:rPr>
-          <w:b/>
-          <w:bCs/>
-          <w:lang w:val="pt-BR"/>
-        </w:rPr>
-        <w:t>2) Acesse o Swagger</w:t>
-      </w:r>
-    </w:p>
-    <w:p>
-      <w:pPr>
-        <w:rPr>
-          <w:lang w:val="pt-BR"/>
-        </w:rPr>
-      </w:pPr>
-      <w:r>
-        <w:rPr>
-          <w:lang w:val="pt-BR"/>
-        </w:rPr>
-        <w:t>Abra o navegador e acesse:</w:t>
-      </w:r>
-    </w:p>
-    <w:p>
-      <w:pPr>
-        <w:pBdr>
-          <w:top w:val="single" w:sz="4" w:space="1" w:color="auto"/>
-          <w:left w:val="single" w:sz="4" w:space="4" w:color="auto"/>
-          <w:bottom w:val="single" w:sz="4" w:space="1" w:color="auto"/>
-          <w:right w:val="single" w:sz="4" w:space="4" w:color="auto"/>
-        </w:pBdr>
-        <w:rPr>
-          <w:lang w:val="pt-BR"/>
-        </w:rPr>
-      </w:pPr>
-      <w:r>
-        <w:rPr>
-          <w:lang w:val="pt-BR"/>
-        </w:rPr>
-        <w:t>http://localhost:8081/swagger-ui/index.html</w:t>
-      </w:r>
-    </w:p>
-    <w:p>
-      <w:pPr>
-        <w:rPr>
-          <w:lang w:val="pt-BR"/>
-        </w:rPr>
-      </w:pPr>
-      <w:r>
-        <w:rPr>
-          <w:lang w:val="pt-BR"/>
-        </w:rPr>
-        <w:t xml:space="preserve">A interface do Swagger deverá exibir os </w:t>
-      </w:r>
-      <w:proofErr w:type="spellStart"/>
-      <w:r>
-        <w:rPr>
-          <w:lang w:val="pt-BR"/>
-        </w:rPr>
-        <w:t>endpoints</w:t>
-      </w:r>
-      <w:proofErr w:type="spellEnd"/>
-      <w:r>
-        <w:rPr>
-          <w:lang w:val="pt-BR"/>
-        </w:rPr>
-        <w:t xml:space="preserve"> disponíveis da API.</w:t>
-      </w:r>
-    </w:p>
-    <w:p>
-      <w:pPr>
-        <w:rPr>
-          <w:b/>
-          <w:bCs/>
-          <w:lang w:val="pt-BR"/>
-        </w:rPr>
-      </w:pPr>
-      <w:r>
-        <w:rPr>
-          <w:lang w:val="pt-BR"/>
+      <w:r>
+        <w:rPr>
+          <w:noProof/>
         </w:rPr>
         <w:drawing>
-          <wp:inline distT="0" distB="0" distL="0" distR="0" wp14:anchorId="63501913" wp14:editId="3778E83F">
-            <wp:extent cx="6152515" cy="2983230"/>
-            <wp:effectExtent l="0" t="0" r="635" b="7620"/>
-            <wp:docPr id="29" name="Imagem 29"/>
+          <wp:inline distT="0" distB="0" distL="0" distR="0" wp14:anchorId="4D607916" wp14:editId="09122A92">
+            <wp:extent cx="3600953" cy="2410161"/>
+            <wp:effectExtent l="0" t="0" r="0" b="0"/>
+            <wp:docPr id="28" name="Imagem 28"/>
             <wp:cNvGraphicFramePr>
               <a:graphicFrameLocks xmlns:a="http://schemas.openxmlformats.org/drawingml/2006/main" noChangeAspect="1"/>
             </wp:cNvGraphicFramePr>
@@ -3459,6 +3267,248 @@
                   <pic:spPr>
                     <a:xfrm>
                       <a:off x="0" y="0"/>
+                      <a:ext cx="3600953" cy="2410161"/>
+                    </a:xfrm>
+                    <a:prstGeom prst="rect">
+                      <a:avLst/>
+                    </a:prstGeom>
+                  </pic:spPr>
+                </pic:pic>
+              </a:graphicData>
+            </a:graphic>
+          </wp:inline>
+        </w:drawing>
+      </w:r>
+    </w:p>
+    <w:p>
+      <w:r>
+        <w:t>SELECT * FROM USUARIOS;</w:t>
+      </w:r>
+    </w:p>
+    <w:p>
+      <w:pPr>
+        <w:rPr>
+          <w:lang w:val="pt-BR"/>
+        </w:rPr>
+      </w:pPr>
+      <w:r>
+        <w:rPr>
+          <w:b/>
+          <w:lang w:val="pt-BR"/>
+        </w:rPr>
+        <w:t>Parte E – Testes mínimos da API</w:t>
+      </w:r>
+    </w:p>
+    <w:p>
+      <w:pPr>
+        <w:rPr>
+          <w:b/>
+          <w:bCs/>
+          <w:lang w:val="pt-BR"/>
+        </w:rPr>
+      </w:pPr>
+      <w:r>
+        <w:rPr>
+          <w:b/>
+          <w:bCs/>
+          <w:lang w:val="pt-BR"/>
+        </w:rPr>
+        <w:lastRenderedPageBreak/>
+        <w:t>1) Execute a aplicação</w:t>
+      </w:r>
+    </w:p>
+    <w:p>
+      <w:pPr>
+        <w:rPr>
+          <w:lang w:val="pt-BR"/>
+        </w:rPr>
+      </w:pPr>
+      <w:r>
+        <w:rPr>
+          <w:lang w:val="pt-BR"/>
+        </w:rPr>
+        <w:t>Execute a classe principal do projeto Spring Boot</w:t>
+      </w:r>
+      <w:r>
+        <w:rPr>
+          <w:lang w:val="pt-BR"/>
+        </w:rPr>
+        <w:t>, conforme exemplo abaixo</w:t>
+      </w:r>
+      <w:r>
+        <w:rPr>
+          <w:lang w:val="pt-BR"/>
+        </w:rPr>
+        <w:t>:</w:t>
+      </w:r>
+    </w:p>
+    <w:p>
+      <w:pPr>
+        <w:pBdr>
+          <w:top w:val="single" w:sz="4" w:space="1" w:color="auto"/>
+          <w:left w:val="single" w:sz="4" w:space="4" w:color="auto"/>
+          <w:bottom w:val="single" w:sz="4" w:space="1" w:color="auto"/>
+          <w:right w:val="single" w:sz="4" w:space="4" w:color="auto"/>
+        </w:pBdr>
+        <w:rPr>
+          <w:lang w:val="pt-BR"/>
+        </w:rPr>
+      </w:pPr>
+      <w:proofErr w:type="spellStart"/>
+      <w:r>
+        <w:rPr>
+          <w:lang w:val="pt-BR"/>
+        </w:rPr>
+        <w:t>UsuarioApplication</w:t>
+      </w:r>
+      <w:proofErr w:type="spellEnd"/>
+      <w:r>
+        <w:rPr>
+          <w:lang w:val="pt-BR"/>
+        </w:rPr>
+        <w:t xml:space="preserve"> </w:t>
+      </w:r>
+    </w:p>
+    <w:p>
+      <w:pPr>
+        <w:rPr>
+          <w:lang w:val="pt-BR"/>
+        </w:rPr>
+      </w:pPr>
+      <w:r>
+        <w:rPr>
+          <w:lang w:val="pt-BR"/>
+        </w:rPr>
+        <w:t xml:space="preserve">Se tudo estiver correto, a aplicação será iniciada na porta </w:t>
+      </w:r>
+      <w:r>
+        <w:rPr>
+          <w:b/>
+          <w:bCs/>
+          <w:lang w:val="pt-BR"/>
+        </w:rPr>
+        <w:t>8081</w:t>
+      </w:r>
+      <w:r>
+        <w:rPr>
+          <w:lang w:val="pt-BR"/>
+        </w:rPr>
+        <w:t>.</w:t>
+      </w:r>
+    </w:p>
+    <w:p>
+      <w:pPr>
+        <w:rPr>
+          <w:b/>
+          <w:bCs/>
+          <w:lang w:val="pt-BR"/>
+        </w:rPr>
+      </w:pPr>
+      <w:r>
+        <w:rPr>
+          <w:b/>
+          <w:bCs/>
+          <w:lang w:val="pt-BR"/>
+        </w:rPr>
+        <w:t>2) Acesse o Swagger</w:t>
+      </w:r>
+    </w:p>
+    <w:p>
+      <w:pPr>
+        <w:rPr>
+          <w:lang w:val="pt-BR"/>
+        </w:rPr>
+      </w:pPr>
+      <w:r>
+        <w:rPr>
+          <w:lang w:val="pt-BR"/>
+        </w:rPr>
+        <w:t>Abra o navegador e acesse:</w:t>
+      </w:r>
+    </w:p>
+    <w:p>
+      <w:pPr>
+        <w:pBdr>
+          <w:top w:val="single" w:sz="4" w:space="1" w:color="auto"/>
+          <w:left w:val="single" w:sz="4" w:space="4" w:color="auto"/>
+          <w:bottom w:val="single" w:sz="4" w:space="1" w:color="auto"/>
+          <w:right w:val="single" w:sz="4" w:space="4" w:color="auto"/>
+        </w:pBdr>
+        <w:rPr>
+          <w:lang w:val="pt-BR"/>
+        </w:rPr>
+      </w:pPr>
+      <w:r>
+        <w:rPr>
+          <w:lang w:val="pt-BR"/>
+        </w:rPr>
+        <w:t>http://localhost:8081/swagger-ui/index.html</w:t>
+      </w:r>
+    </w:p>
+    <w:p>
+      <w:pPr>
+        <w:rPr>
+          <w:lang w:val="pt-BR"/>
+        </w:rPr>
+      </w:pPr>
+      <w:r>
+        <w:rPr>
+          <w:lang w:val="pt-BR"/>
+        </w:rPr>
+        <w:t xml:space="preserve">A interface do Swagger deverá exibir os </w:t>
+      </w:r>
+      <w:proofErr w:type="spellStart"/>
+      <w:r>
+        <w:rPr>
+          <w:lang w:val="pt-BR"/>
+        </w:rPr>
+        <w:t>endpoints</w:t>
+      </w:r>
+      <w:proofErr w:type="spellEnd"/>
+      <w:r>
+        <w:rPr>
+          <w:lang w:val="pt-BR"/>
+        </w:rPr>
+        <w:t xml:space="preserve"> disponíveis da API.</w:t>
+      </w:r>
+    </w:p>
+    <w:p>
+      <w:pPr>
+        <w:rPr>
+          <w:b/>
+          <w:bCs/>
+          <w:lang w:val="pt-BR"/>
+        </w:rPr>
+      </w:pPr>
+      <w:r>
+        <w:rPr>
+          <w:noProof/>
+          <w:lang w:val="pt-BR"/>
+        </w:rPr>
+        <w:drawing>
+          <wp:inline distT="0" distB="0" distL="0" distR="0" wp14:anchorId="63501913" wp14:editId="3778E83F">
+            <wp:extent cx="6152515" cy="2983230"/>
+            <wp:effectExtent l="0" t="0" r="635" b="7620"/>
+            <wp:docPr id="29" name="Imagem 29"/>
+            <wp:cNvGraphicFramePr>
+              <a:graphicFrameLocks xmlns:a="http://schemas.openxmlformats.org/drawingml/2006/main" noChangeAspect="1"/>
+            </wp:cNvGraphicFramePr>
+            <a:graphic xmlns:a="http://schemas.openxmlformats.org/drawingml/2006/main">
+              <a:graphicData uri="http://schemas.openxmlformats.org/drawingml/2006/picture">
+                <pic:pic xmlns:pic="http://schemas.openxmlformats.org/drawingml/2006/picture">
+                  <pic:nvPicPr>
+                    <pic:cNvPr id="1" name=""/>
+                    <pic:cNvPicPr/>
+                  </pic:nvPicPr>
+                  <pic:blipFill>
+                    <a:blip r:embed="rId31"/>
+                    <a:stretch>
+                      <a:fillRect/>
+                    </a:stretch>
+                  </pic:blipFill>
+                  <pic:spPr>
+                    <a:xfrm>
+                      <a:off x="0" y="0"/>
                       <a:ext cx="6152515" cy="2983230"/>
                     </a:xfrm>
                     <a:prstGeom prst="rect">
@@ -3753,191 +3803,6 @@
             <wp:extent cx="6152515" cy="4780280"/>
             <wp:effectExtent l="0" t="0" r="635" b="1270"/>
             <wp:docPr id="13" name="Imagem 13"/>
-            <wp:cNvGraphicFramePr>
-              <a:graphicFrameLocks xmlns:a="http://schemas.openxmlformats.org/drawingml/2006/main" noChangeAspect="1"/>
-            </wp:cNvGraphicFramePr>
-            <a:graphic xmlns:a="http://schemas.openxmlformats.org/drawingml/2006/main">
-              <a:graphicData uri="http://schemas.openxmlformats.org/drawingml/2006/picture">
-                <pic:pic xmlns:pic="http://schemas.openxmlformats.org/drawingml/2006/picture">
-                  <pic:nvPicPr>
-                    <pic:cNvPr id="1" name=""/>
-                    <pic:cNvPicPr/>
-                  </pic:nvPicPr>
-                  <pic:blipFill>
-                    <a:blip r:embed="rId20"/>
-                    <a:stretch>
-                      <a:fillRect/>
-                    </a:stretch>
-                  </pic:blipFill>
-                  <pic:spPr>
-                    <a:xfrm>
-                      <a:off x="0" y="0"/>
-                      <a:ext cx="6152515" cy="4780280"/>
-                    </a:xfrm>
-                    <a:prstGeom prst="rect">
-                      <a:avLst/>
-                    </a:prstGeom>
-                  </pic:spPr>
-                </pic:pic>
-              </a:graphicData>
-            </a:graphic>
-          </wp:inline>
-        </w:drawing>
-      </w:r>
-    </w:p>
-    <w:p>
-      <w:pPr>
-        <w:rPr>
-          <w:lang w:val="pt-BR"/>
-        </w:rPr>
-      </w:pPr>
-      <w:r>
-        <w:rPr>
-          <w:lang w:val="pt-BR"/>
-        </w:rPr>
-        <w:pict w14:anchorId="3E90F480">
-          <v:rect id="_x0000_i1025" style="width:0;height:1.5pt" o:hralign="center" o:hrstd="t" o:hr="t" fillcolor="#a0a0a0" stroked="f"/>
-        </w:pict>
-      </w:r>
-    </w:p>
-    <w:p>
-      <w:pPr>
-        <w:rPr>
-          <w:b/>
-          <w:bCs/>
-          <w:lang w:val="pt-BR"/>
-        </w:rPr>
-      </w:pPr>
-      <w:r>
-        <w:rPr>
-          <w:b/>
-          <w:bCs/>
-          <w:lang w:val="pt-BR"/>
-        </w:rPr>
-        <w:t>4) Listar usuários</w:t>
-      </w:r>
-    </w:p>
-    <w:p>
-      <w:pPr>
-        <w:rPr>
-          <w:lang w:val="pt-BR"/>
-        </w:rPr>
-      </w:pPr>
-      <w:r>
-        <w:rPr>
-          <w:lang w:val="pt-BR"/>
-        </w:rPr>
-        <w:t xml:space="preserve">Utilize o </w:t>
-      </w:r>
-      <w:proofErr w:type="spellStart"/>
-      <w:r>
-        <w:rPr>
-          <w:lang w:val="pt-BR"/>
-        </w:rPr>
-        <w:t>endpoint</w:t>
-      </w:r>
-      <w:proofErr w:type="spellEnd"/>
-      <w:r>
-        <w:rPr>
-          <w:lang w:val="pt-BR"/>
-        </w:rPr>
-        <w:t>:</w:t>
-      </w:r>
-    </w:p>
-    <w:p>
-      <w:pPr>
-        <w:rPr>
-          <w:lang w:val="pt-BR"/>
-        </w:rPr>
-      </w:pPr>
-      <w:r>
-        <w:rPr>
-          <w:b/>
-          <w:bCs/>
-          <w:lang w:val="pt-BR"/>
-        </w:rPr>
-        <w:t>GET /</w:t>
-      </w:r>
-      <w:proofErr w:type="spellStart"/>
-      <w:r>
-        <w:rPr>
-          <w:b/>
-          <w:bCs/>
-          <w:lang w:val="pt-BR"/>
-        </w:rPr>
-        <w:t>usuarios</w:t>
-      </w:r>
-      <w:proofErr w:type="spellEnd"/>
-    </w:p>
-    <w:p>
-      <w:pPr>
-        <w:rPr>
-          <w:lang w:val="pt-BR"/>
-        </w:rPr>
-      </w:pPr>
-      <w:r>
-        <w:rPr>
-          <w:lang w:val="pt-BR"/>
-        </w:rPr>
-        <w:t xml:space="preserve">Clique em </w:t>
-      </w:r>
-      <w:r>
-        <w:rPr>
-          <w:b/>
-          <w:bCs/>
-          <w:lang w:val="pt-BR"/>
-        </w:rPr>
-        <w:t>Execute</w:t>
-      </w:r>
-      <w:r>
-        <w:rPr>
-          <w:lang w:val="pt-BR"/>
-        </w:rPr>
-        <w:t>.</w:t>
-      </w:r>
-    </w:p>
-    <w:p>
-      <w:pPr>
-        <w:rPr>
-          <w:lang w:val="pt-BR"/>
-        </w:rPr>
-      </w:pPr>
-      <w:r>
-        <w:rPr>
-          <w:lang w:val="pt-BR"/>
-        </w:rPr>
-        <w:t>A API deverá retornar a lista de usuários cadastrados.</w:t>
-      </w:r>
-    </w:p>
-    <w:p>
-      <w:pPr>
-        <w:rPr>
-          <w:lang w:val="pt-BR"/>
-        </w:rPr>
-      </w:pPr>
-      <w:r>
-        <w:rPr>
-          <w:lang w:val="pt-BR"/>
-        </w:rPr>
-        <w:t>&lt;&lt;print aqui&gt;&gt;</w:t>
-      </w:r>
-    </w:p>
-    <w:p>
-      <w:pPr>
-        <w:rPr>
-          <w:lang w:val="pt-BR"/>
-        </w:rPr>
-      </w:pPr>
-      <w:r>
-        <w:rPr>
-          <w:noProof/>
-        </w:rPr>
-        <w:lastRenderedPageBreak/>
-        <w:drawing>
-          <wp:inline distT="0" distB="0" distL="0" distR="0" wp14:anchorId="635FDF8F" wp14:editId="701057E6">
-            <wp:extent cx="4619708" cy="2620966"/>
-            <wp:effectExtent l="0" t="0" r="0" b="8255"/>
-            <wp:docPr id="17" name="Imagem 17"/>
             <wp:cNvGraphicFramePr>
               <a:graphicFrameLocks xmlns:a="http://schemas.openxmlformats.org/drawingml/2006/main" noChangeAspect="1"/>
             </wp:cNvGraphicFramePr>
@@ -3957,7 +3822,7 @@
                   <pic:spPr>
                     <a:xfrm>
                       <a:off x="0" y="0"/>
-                      <a:ext cx="4620073" cy="2621173"/>
+                      <a:ext cx="6152515" cy="4780280"/>
                     </a:xfrm>
                     <a:prstGeom prst="rect">
                       <a:avLst/>
@@ -3980,8 +3845,8 @@
         <w:rPr>
           <w:lang w:val="pt-BR"/>
         </w:rPr>
-        <w:pict w14:anchorId="5A00B88D">
-          <v:rect id="_x0000_i1026" style="width:0;height:1.5pt" o:hralign="center" o:hrstd="t" o:hr="t" fillcolor="#a0a0a0" stroked="f"/>
+        <w:pict w14:anchorId="3E90F480">
+          <v:rect id="_x0000_i1025" style="width:0;height:1.5pt" o:hralign="center" o:hrstd="t" o:hr="t" fillcolor="#a0a0a0" stroked="f"/>
         </w:pict>
       </w:r>
     </w:p>
@@ -3999,7 +3864,7 @@
           <w:bCs/>
           <w:lang w:val="pt-BR"/>
         </w:rPr>
-        <w:t>5) Buscar usuário por ID</w:t>
+        <w:t>4) Listar usuários</w:t>
       </w:r>
     </w:p>
     <w:p>
@@ -4053,13 +3918,32 @@
         <w:t>usuarios</w:t>
       </w:r>
       <w:proofErr w:type="spellEnd"/>
+    </w:p>
+    <w:p>
+      <w:pPr>
+        <w:rPr>
+          <w:lang w:val="pt-BR"/>
+        </w:rPr>
+      </w:pPr>
+      <w:r>
+        <w:rPr>
+          <w:lang w:val="pt-BR"/>
+        </w:rPr>
+        <w:t xml:space="preserve">Clique em </w:t>
+      </w:r>
       <w:r>
         <w:rPr>
           <w:b/>
           <w:bCs/>
           <w:lang w:val="pt-BR"/>
         </w:rPr>
-        <w:t>/{id}</w:t>
+        <w:t>Execute</w:t>
+      </w:r>
+      <w:r>
+        <w:rPr>
+          <w:lang w:val="pt-BR"/>
+        </w:rPr>
+        <w:t>.</w:t>
       </w:r>
     </w:p>
     <w:p>
@@ -4072,7 +3956,7 @@
         <w:rPr>
           <w:lang w:val="pt-BR"/>
         </w:rPr>
-        <w:t>Informe o ID do usuário criado anteriormente.</w:t>
+        <w:t>A API deverá retornar a lista de usuários cadastrados.</w:t>
       </w:r>
     </w:p>
     <w:p>
@@ -4085,21 +3969,7 @@
         <w:rPr>
           <w:lang w:val="pt-BR"/>
         </w:rPr>
-        <w:t xml:space="preserve">Clique em </w:t>
-      </w:r>
-      <w:r>
-        <w:rPr>
-          <w:b/>
-          <w:bCs/>
-          <w:lang w:val="pt-BR"/>
-        </w:rPr>
-        <w:t>Execute</w:t>
-      </w:r>
-      <w:r>
-        <w:rPr>
-          <w:lang w:val="pt-BR"/>
-        </w:rPr>
-        <w:t>.</w:t>
+        <w:t>&lt;&lt;print aqui&gt;&gt;</w:t>
       </w:r>
     </w:p>
     <w:p>
@@ -4110,26 +3980,14 @@
       </w:pPr>
       <w:r>
         <w:rPr>
-          <w:lang w:val="pt-BR"/>
-        </w:rPr>
-        <w:t>&lt;&lt;print aqui&gt;&gt;</w:t>
-      </w:r>
-    </w:p>
-    <w:p>
-      <w:pPr>
-        <w:rPr>
-          <w:lang w:val="pt-BR"/>
-        </w:rPr>
-      </w:pPr>
-      <w:r>
-        <w:rPr>
           <w:noProof/>
         </w:rPr>
+        <w:lastRenderedPageBreak/>
         <w:drawing>
-          <wp:inline distT="0" distB="0" distL="0" distR="0" wp14:anchorId="4D60BA2C" wp14:editId="38B9342B">
-            <wp:extent cx="3832529" cy="2473008"/>
-            <wp:effectExtent l="0" t="0" r="0" b="3810"/>
-            <wp:docPr id="19" name="Imagem 19"/>
+          <wp:inline distT="0" distB="0" distL="0" distR="0" wp14:anchorId="635FDF8F" wp14:editId="701057E6">
+            <wp:extent cx="4619708" cy="2620966"/>
+            <wp:effectExtent l="0" t="0" r="0" b="8255"/>
+            <wp:docPr id="17" name="Imagem 17"/>
             <wp:cNvGraphicFramePr>
               <a:graphicFrameLocks xmlns:a="http://schemas.openxmlformats.org/drawingml/2006/main" noChangeAspect="1"/>
             </wp:cNvGraphicFramePr>
@@ -4149,6 +4007,198 @@
                   <pic:spPr>
                     <a:xfrm>
                       <a:off x="0" y="0"/>
+                      <a:ext cx="4620073" cy="2621173"/>
+                    </a:xfrm>
+                    <a:prstGeom prst="rect">
+                      <a:avLst/>
+                    </a:prstGeom>
+                  </pic:spPr>
+                </pic:pic>
+              </a:graphicData>
+            </a:graphic>
+          </wp:inline>
+        </w:drawing>
+      </w:r>
+    </w:p>
+    <w:p>
+      <w:pPr>
+        <w:rPr>
+          <w:lang w:val="pt-BR"/>
+        </w:rPr>
+      </w:pPr>
+      <w:r>
+        <w:rPr>
+          <w:lang w:val="pt-BR"/>
+        </w:rPr>
+        <w:pict w14:anchorId="5A00B88D">
+          <v:rect id="_x0000_i1026" style="width:0;height:1.5pt" o:hralign="center" o:hrstd="t" o:hr="t" fillcolor="#a0a0a0" stroked="f"/>
+        </w:pict>
+      </w:r>
+    </w:p>
+    <w:p>
+      <w:pPr>
+        <w:rPr>
+          <w:b/>
+          <w:bCs/>
+          <w:lang w:val="pt-BR"/>
+        </w:rPr>
+      </w:pPr>
+      <w:r>
+        <w:rPr>
+          <w:b/>
+          <w:bCs/>
+          <w:lang w:val="pt-BR"/>
+        </w:rPr>
+        <w:t>5) Buscar usuário por ID</w:t>
+      </w:r>
+    </w:p>
+    <w:p>
+      <w:pPr>
+        <w:rPr>
+          <w:lang w:val="pt-BR"/>
+        </w:rPr>
+      </w:pPr>
+      <w:r>
+        <w:rPr>
+          <w:lang w:val="pt-BR"/>
+        </w:rPr>
+        <w:t xml:space="preserve">Utilize o </w:t>
+      </w:r>
+      <w:proofErr w:type="spellStart"/>
+      <w:r>
+        <w:rPr>
+          <w:lang w:val="pt-BR"/>
+        </w:rPr>
+        <w:t>endpoint</w:t>
+      </w:r>
+      <w:proofErr w:type="spellEnd"/>
+      <w:r>
+        <w:rPr>
+          <w:lang w:val="pt-BR"/>
+        </w:rPr>
+        <w:t>:</w:t>
+      </w:r>
+    </w:p>
+    <w:p>
+      <w:pPr>
+        <w:rPr>
+          <w:lang w:val="pt-BR"/>
+        </w:rPr>
+      </w:pPr>
+      <w:r>
+        <w:rPr>
+          <w:b/>
+          <w:bCs/>
+          <w:lang w:val="pt-BR"/>
+        </w:rPr>
+        <w:t>GET /</w:t>
+      </w:r>
+      <w:proofErr w:type="spellStart"/>
+      <w:r>
+        <w:rPr>
+          <w:b/>
+          <w:bCs/>
+          <w:lang w:val="pt-BR"/>
+        </w:rPr>
+        <w:t>usuarios</w:t>
+      </w:r>
+      <w:proofErr w:type="spellEnd"/>
+      <w:r>
+        <w:rPr>
+          <w:b/>
+          <w:bCs/>
+          <w:lang w:val="pt-BR"/>
+        </w:rPr>
+        <w:t>/{id}</w:t>
+      </w:r>
+    </w:p>
+    <w:p>
+      <w:pPr>
+        <w:rPr>
+          <w:lang w:val="pt-BR"/>
+        </w:rPr>
+      </w:pPr>
+      <w:r>
+        <w:rPr>
+          <w:lang w:val="pt-BR"/>
+        </w:rPr>
+        <w:t>Informe o ID do usuário criado anteriormente.</w:t>
+      </w:r>
+    </w:p>
+    <w:p>
+      <w:pPr>
+        <w:rPr>
+          <w:lang w:val="pt-BR"/>
+        </w:rPr>
+      </w:pPr>
+      <w:r>
+        <w:rPr>
+          <w:lang w:val="pt-BR"/>
+        </w:rPr>
+        <w:t xml:space="preserve">Clique em </w:t>
+      </w:r>
+      <w:r>
+        <w:rPr>
+          <w:b/>
+          <w:bCs/>
+          <w:lang w:val="pt-BR"/>
+        </w:rPr>
+        <w:t>Execute</w:t>
+      </w:r>
+      <w:r>
+        <w:rPr>
+          <w:lang w:val="pt-BR"/>
+        </w:rPr>
+        <w:t>.</w:t>
+      </w:r>
+    </w:p>
+    <w:p>
+      <w:pPr>
+        <w:rPr>
+          <w:lang w:val="pt-BR"/>
+        </w:rPr>
+      </w:pPr>
+      <w:r>
+        <w:rPr>
+          <w:lang w:val="pt-BR"/>
+        </w:rPr>
+        <w:t>&lt;&lt;print aqui&gt;&gt;</w:t>
+      </w:r>
+    </w:p>
+    <w:p>
+      <w:pPr>
+        <w:rPr>
+          <w:lang w:val="pt-BR"/>
+        </w:rPr>
+      </w:pPr>
+      <w:r>
+        <w:rPr>
+          <w:noProof/>
+        </w:rPr>
+        <w:drawing>
+          <wp:inline distT="0" distB="0" distL="0" distR="0" wp14:anchorId="4D60BA2C" wp14:editId="38B9342B">
+            <wp:extent cx="3832529" cy="2473008"/>
+            <wp:effectExtent l="0" t="0" r="0" b="3810"/>
+            <wp:docPr id="19" name="Imagem 19"/>
+            <wp:cNvGraphicFramePr>
+              <a:graphicFrameLocks xmlns:a="http://schemas.openxmlformats.org/drawingml/2006/main" noChangeAspect="1"/>
+            </wp:cNvGraphicFramePr>
+            <a:graphic xmlns:a="http://schemas.openxmlformats.org/drawingml/2006/main">
+              <a:graphicData uri="http://schemas.openxmlformats.org/drawingml/2006/picture">
+                <pic:pic xmlns:pic="http://schemas.openxmlformats.org/drawingml/2006/picture">
+                  <pic:nvPicPr>
+                    <pic:cNvPr id="1" name=""/>
+                    <pic:cNvPicPr/>
+                  </pic:nvPicPr>
+                  <pic:blipFill>
+                    <a:blip r:embed="rId23"/>
+                    <a:stretch>
+                      <a:fillRect/>
+                    </a:stretch>
+                  </pic:blipFill>
+                  <pic:spPr>
+                    <a:xfrm>
+                      <a:off x="0" y="0"/>
                       <a:ext cx="3835640" cy="2475015"/>
                     </a:xfrm>
                     <a:prstGeom prst="rect">
@@ -4313,6 +4363,7 @@
       </w:pPr>
       <w:r>
         <w:rPr>
+          <w:noProof/>
           <w:lang w:val="pt-BR"/>
         </w:rPr>
         <w:drawing>
@@ -4331,7 +4382,7 @@
                     <pic:cNvPicPr/>
                   </pic:nvPicPr>
                   <pic:blipFill>
-                    <a:blip r:embed="rId31"/>
+                    <a:blip r:embed="rId32"/>
                     <a:stretch>
                       <a:fillRect/>
                     </a:stretch>
@@ -16931,7 +16982,7 @@
 </file>
 
 <file path=customXml/itemProps1.xml><?xml version="1.0" encoding="utf-8"?>
-<ds:datastoreItem xmlns:ds="http://schemas.openxmlformats.org/officeDocument/2006/customXml" ds:itemID="{D4EF1D7D-0004-43FC-8629-54BBBD389A36}">
+<ds:datastoreItem xmlns:ds="http://schemas.openxmlformats.org/officeDocument/2006/customXml" ds:itemID="{6F978443-5C1D-498D-8541-DD880F063472}">
   <ds:schemaRefs>
     <ds:schemaRef ds:uri="http://schemas.openxmlformats.org/officeDocument/2006/bibliography"/>
   </ds:schemaRefs>
